--- a/Document/PLC/SW시험결과서(STR).docx
+++ b/Document/PLC/SW시험결과서(STR).docx
@@ -178,7 +178,29 @@
           <w:sz w:val="26"/>
           <w:szCs w:val="26"/>
         </w:rPr>
-        <w:t xml:space="preserve">[ 시스템명: </w:t>
+        <w:t xml:space="preserve">[ </w:t>
+      </w:r>
+      <w:r>
+        <w:rPr>
+          <w:rFonts w:ascii="맑은 고딕" w:eastAsia="맑은 고딕" w:hAnsi="맑은 고딕" w:cs="맑은 고딕"/>
+          <w:b/>
+          <w:bCs/>
+          <w:color w:val="000000"/>
+          <w:sz w:val="26"/>
+          <w:szCs w:val="26"/>
+        </w:rPr>
+        <w:t>시스템명</w:t>
+      </w:r>
+      <w:r>
+        <w:rPr>
+          <w:rFonts w:ascii="맑은 고딕" w:eastAsia="맑은 고딕" w:hAnsi="맑은 고딕" w:cs="맑은 고딕"/>
+          <w:b/>
+          <w:bCs/>
+          <w:color w:val="000000"/>
+          <w:sz w:val="26"/>
+          <w:szCs w:val="26"/>
+        </w:rPr>
+        <w:t xml:space="preserve">: </w:t>
       </w:r>
       <w:r>
         <w:rPr>
@@ -200,7 +222,29 @@
           <w:sz w:val="26"/>
           <w:szCs w:val="26"/>
         </w:rPr>
-        <w:t xml:space="preserve"> 시스템 </w:t>
+        <w:t xml:space="preserve"> </w:t>
+      </w:r>
+      <w:r>
+        <w:rPr>
+          <w:rFonts w:ascii="맑은 고딕" w:eastAsia="맑은 고딕" w:hAnsi="맑은 고딕" w:cs="맑은 고딕"/>
+          <w:b/>
+          <w:bCs/>
+          <w:color w:val="0000FF"/>
+          <w:sz w:val="26"/>
+          <w:szCs w:val="26"/>
+        </w:rPr>
+        <w:t>시스템</w:t>
+      </w:r>
+      <w:r>
+        <w:rPr>
+          <w:rFonts w:ascii="맑은 고딕" w:eastAsia="맑은 고딕" w:hAnsi="맑은 고딕" w:cs="맑은 고딕"/>
+          <w:b/>
+          <w:bCs/>
+          <w:color w:val="0000FF"/>
+          <w:sz w:val="26"/>
+          <w:szCs w:val="26"/>
+        </w:rPr>
+        <w:t xml:space="preserve"> </w:t>
       </w:r>
       <w:r>
         <w:rPr>
@@ -391,7 +435,17 @@
           <w:sz w:val="40"/>
           <w:szCs w:val="40"/>
         </w:rPr>
-        <w:t>서(S</w:t>
+        <w:t>서</w:t>
+      </w:r>
+      <w:r>
+        <w:rPr>
+          <w:rFonts w:ascii="맑은 고딕" w:eastAsia="맑은 고딕" w:hAnsi="맑은 고딕" w:cs="맑은 고딕"/>
+          <w:b/>
+          <w:bCs/>
+          <w:sz w:val="40"/>
+          <w:szCs w:val="40"/>
+        </w:rPr>
+        <w:t>(S</w:t>
       </w:r>
       <w:r>
         <w:rPr>
@@ -661,7 +715,16 @@
           <w:sz w:val="32"/>
           <w:szCs w:val="32"/>
         </w:rPr>
-        <w:t xml:space="preserve">년 </w:t>
+        <w:t>년</w:t>
+      </w:r>
+      <w:r>
+        <w:rPr>
+          <w:rFonts w:ascii="맑은 고딕" w:eastAsia="맑은 고딕" w:hAnsi="맑은 고딕" w:cs="맑은 고딕"/>
+          <w:color w:val="0000FF"/>
+          <w:sz w:val="32"/>
+          <w:szCs w:val="32"/>
+        </w:rPr>
+        <w:t xml:space="preserve"> </w:t>
       </w:r>
       <w:r>
         <w:rPr>
@@ -679,7 +742,16 @@
           <w:sz w:val="32"/>
           <w:szCs w:val="32"/>
         </w:rPr>
-        <w:t xml:space="preserve">월 </w:t>
+        <w:t>월</w:t>
+      </w:r>
+      <w:r>
+        <w:rPr>
+          <w:rFonts w:ascii="맑은 고딕" w:eastAsia="맑은 고딕" w:hAnsi="맑은 고딕" w:cs="맑은 고딕"/>
+          <w:color w:val="0000FF"/>
+          <w:sz w:val="32"/>
+          <w:szCs w:val="32"/>
+        </w:rPr>
+        <w:t xml:space="preserve"> </w:t>
       </w:r>
       <w:r>
         <w:rPr>
@@ -688,7 +760,16 @@
           <w:sz w:val="32"/>
           <w:szCs w:val="32"/>
         </w:rPr>
-        <w:t>08</w:t>
+        <w:t>0</w:t>
+      </w:r>
+      <w:r>
+        <w:rPr>
+          <w:rFonts w:ascii="맑은 고딕" w:eastAsia="맑은 고딕" w:hAnsi="맑은 고딕" w:cs="맑은 고딕" w:hint="eastAsia"/>
+          <w:color w:val="0000FF"/>
+          <w:sz w:val="32"/>
+          <w:szCs w:val="32"/>
+        </w:rPr>
+        <w:t>9</w:t>
       </w:r>
       <w:r>
         <w:rPr>
@@ -1424,7 +1505,73 @@
           <w:szCs w:val="32"/>
           <w:u w:val="single"/>
         </w:rPr>
-        <w:t>문서 제/개정 이력표</w:t>
+        <w:t>문서</w:t>
+      </w:r>
+      <w:r>
+        <w:rPr>
+          <w:rFonts w:ascii="맑은 고딕" w:eastAsia="맑은 고딕" w:hAnsi="맑은 고딕" w:cs="맑은 고딕"/>
+          <w:b/>
+          <w:bCs/>
+          <w:sz w:val="32"/>
+          <w:szCs w:val="32"/>
+          <w:u w:val="single"/>
+        </w:rPr>
+        <w:t xml:space="preserve"> </w:t>
+      </w:r>
+      <w:r>
+        <w:rPr>
+          <w:rFonts w:ascii="맑은 고딕" w:eastAsia="맑은 고딕" w:hAnsi="맑은 고딕" w:cs="맑은 고딕"/>
+          <w:b/>
+          <w:bCs/>
+          <w:sz w:val="32"/>
+          <w:szCs w:val="32"/>
+          <w:u w:val="single"/>
+        </w:rPr>
+        <w:t>제</w:t>
+      </w:r>
+      <w:r>
+        <w:rPr>
+          <w:rFonts w:ascii="맑은 고딕" w:eastAsia="맑은 고딕" w:hAnsi="맑은 고딕" w:cs="맑은 고딕"/>
+          <w:b/>
+          <w:bCs/>
+          <w:sz w:val="32"/>
+          <w:szCs w:val="32"/>
+          <w:u w:val="single"/>
+        </w:rPr>
+        <w:t>/</w:t>
+      </w:r>
+      <w:r>
+        <w:rPr>
+          <w:rFonts w:ascii="맑은 고딕" w:eastAsia="맑은 고딕" w:hAnsi="맑은 고딕" w:cs="맑은 고딕"/>
+          <w:b/>
+          <w:bCs/>
+          <w:sz w:val="32"/>
+          <w:szCs w:val="32"/>
+          <w:u w:val="single"/>
+        </w:rPr>
+        <w:t>개정</w:t>
+      </w:r>
+      <w:r>
+        <w:rPr>
+          <w:rFonts w:ascii="맑은 고딕" w:eastAsia="맑은 고딕" w:hAnsi="맑은 고딕" w:cs="맑은 고딕"/>
+          <w:b/>
+          <w:bCs/>
+          <w:sz w:val="32"/>
+          <w:szCs w:val="32"/>
+          <w:u w:val="single"/>
+        </w:rPr>
+        <w:t xml:space="preserve"> </w:t>
+      </w:r>
+      <w:r>
+        <w:rPr>
+          <w:rFonts w:ascii="맑은 고딕" w:eastAsia="맑은 고딕" w:hAnsi="맑은 고딕" w:cs="맑은 고딕"/>
+          <w:b/>
+          <w:bCs/>
+          <w:sz w:val="32"/>
+          <w:szCs w:val="32"/>
+          <w:u w:val="single"/>
+        </w:rPr>
+        <w:t>이력표</w:t>
       </w:r>
     </w:p>
     <w:p>
@@ -3920,6 +4067,7 @@
         <w:tc>
           <w:tcPr>
             <w:tcW w:w="700" w:type="dxa"/>
+            <w:vAlign w:val="center"/>
           </w:tcPr>
           <w:p>
             <w:pPr>
@@ -3933,16 +4081,25 @@
               <w:spacing w:line="240" w:lineRule="auto"/>
               <w:jc w:val="center"/>
               <w:rPr>
-                <w:rFonts w:ascii="맑은 고딕" w:eastAsia="맑은 고딕" w:hAnsi="맑은 고딕" w:cs="맑은 고딕"/>
-                <w:sz w:val="20"/>
-                <w:szCs w:val="20"/>
-              </w:rPr>
-            </w:pPr>
+                <w:rFonts w:ascii="맑은 고딕" w:eastAsia="맑은 고딕" w:hAnsi="맑은 고딕" w:cs="맑은 고딕" w:hint="eastAsia"/>
+                <w:sz w:val="20"/>
+                <w:szCs w:val="20"/>
+              </w:rPr>
+            </w:pPr>
+            <w:r>
+              <w:rPr>
+                <w:rFonts w:ascii="맑은 고딕" w:eastAsia="맑은 고딕" w:hAnsi="맑은 고딕" w:cs="맑은 고딕" w:hint="eastAsia"/>
+                <w:sz w:val="20"/>
+                <w:szCs w:val="20"/>
+              </w:rPr>
+              <w:t>0.2</w:t>
+            </w:r>
           </w:p>
         </w:tc>
         <w:tc>
           <w:tcPr>
             <w:tcW w:w="1589" w:type="dxa"/>
+            <w:vAlign w:val="center"/>
           </w:tcPr>
           <w:p>
             <w:pPr>
@@ -3956,16 +4113,25 @@
               <w:spacing w:line="240" w:lineRule="auto"/>
               <w:jc w:val="center"/>
               <w:rPr>
-                <w:rFonts w:ascii="맑은 고딕" w:eastAsia="맑은 고딕" w:hAnsi="맑은 고딕" w:cs="맑은 고딕"/>
-                <w:sz w:val="20"/>
-                <w:szCs w:val="20"/>
-              </w:rPr>
-            </w:pPr>
+                <w:rFonts w:ascii="맑은 고딕" w:eastAsia="맑은 고딕" w:hAnsi="맑은 고딕" w:cs="맑은 고딕" w:hint="eastAsia"/>
+                <w:sz w:val="20"/>
+                <w:szCs w:val="20"/>
+              </w:rPr>
+            </w:pPr>
+            <w:r>
+              <w:rPr>
+                <w:rFonts w:ascii="맑은 고딕" w:eastAsia="맑은 고딕" w:hAnsi="맑은 고딕" w:cs="맑은 고딕" w:hint="eastAsia"/>
+                <w:sz w:val="20"/>
+                <w:szCs w:val="20"/>
+              </w:rPr>
+              <w:t>2026.06.09</w:t>
+            </w:r>
           </w:p>
         </w:tc>
         <w:tc>
           <w:tcPr>
             <w:tcW w:w="2126" w:type="dxa"/>
+            <w:vAlign w:val="center"/>
           </w:tcPr>
           <w:p>
             <w:pPr>
@@ -3979,16 +4145,25 @@
               <w:spacing w:line="240" w:lineRule="auto"/>
               <w:jc w:val="center"/>
               <w:rPr>
-                <w:rFonts w:ascii="맑은 고딕" w:eastAsia="맑은 고딕" w:hAnsi="맑은 고딕" w:cs="맑은 고딕"/>
-                <w:sz w:val="20"/>
-                <w:szCs w:val="20"/>
-              </w:rPr>
-            </w:pPr>
+                <w:rFonts w:ascii="맑은 고딕" w:eastAsia="맑은 고딕" w:hAnsi="맑은 고딕" w:cs="맑은 고딕" w:hint="eastAsia"/>
+                <w:sz w:val="20"/>
+                <w:szCs w:val="20"/>
+              </w:rPr>
+            </w:pPr>
+            <w:r>
+              <w:rPr>
+                <w:rFonts w:ascii="맑은 고딕" w:eastAsia="맑은 고딕" w:hAnsi="맑은 고딕" w:cs="맑은 고딕" w:hint="eastAsia"/>
+                <w:sz w:val="20"/>
+                <w:szCs w:val="20"/>
+              </w:rPr>
+              <w:t>임효진 (서명)</w:t>
+            </w:r>
           </w:p>
         </w:tc>
         <w:tc>
           <w:tcPr>
             <w:tcW w:w="1984" w:type="dxa"/>
+            <w:vAlign w:val="center"/>
           </w:tcPr>
           <w:p>
             <w:pPr>
@@ -4002,16 +4177,25 @@
               <w:spacing w:line="240" w:lineRule="auto"/>
               <w:jc w:val="center"/>
               <w:rPr>
-                <w:rFonts w:ascii="맑은 고딕" w:eastAsia="맑은 고딕" w:hAnsi="맑은 고딕" w:cs="맑은 고딕"/>
-                <w:sz w:val="20"/>
-                <w:szCs w:val="20"/>
-              </w:rPr>
-            </w:pPr>
+                <w:rFonts w:ascii="맑은 고딕" w:eastAsia="맑은 고딕" w:hAnsi="맑은 고딕" w:cs="맑은 고딕" w:hint="eastAsia"/>
+                <w:sz w:val="20"/>
+                <w:szCs w:val="20"/>
+              </w:rPr>
+            </w:pPr>
+            <w:r>
+              <w:rPr>
+                <w:rFonts w:ascii="맑은 고딕" w:eastAsia="맑은 고딕" w:hAnsi="맑은 고딕" w:cs="맑은 고딕" w:hint="eastAsia"/>
+                <w:sz w:val="20"/>
+                <w:szCs w:val="20"/>
+              </w:rPr>
+              <w:t>통합 시험 결과(IT-04, IT-05) 추가</w:t>
+            </w:r>
           </w:p>
         </w:tc>
         <w:tc>
           <w:tcPr>
             <w:tcW w:w="2135" w:type="dxa"/>
+            <w:vAlign w:val="center"/>
           </w:tcPr>
           <w:p>
             <w:pPr>
@@ -4025,11 +4209,19 @@
               <w:spacing w:line="240" w:lineRule="auto"/>
               <w:jc w:val="center"/>
               <w:rPr>
-                <w:rFonts w:ascii="맑은 고딕" w:eastAsia="맑은 고딕" w:hAnsi="맑은 고딕" w:cs="맑은 고딕"/>
-                <w:sz w:val="20"/>
-                <w:szCs w:val="20"/>
-              </w:rPr>
-            </w:pPr>
+                <w:rFonts w:ascii="맑은 고딕" w:eastAsia="맑은 고딕" w:hAnsi="맑은 고딕" w:cs="맑은 고딕" w:hint="eastAsia"/>
+                <w:sz w:val="20"/>
+                <w:szCs w:val="20"/>
+              </w:rPr>
+            </w:pPr>
+            <w:r>
+              <w:rPr>
+                <w:rFonts w:ascii="맑은 고딕" w:eastAsia="맑은 고딕" w:hAnsi="맑은 고딕" w:cs="맑은 고딕" w:hint="eastAsia"/>
+                <w:sz w:val="20"/>
+                <w:szCs w:val="20"/>
+              </w:rPr>
+              <w:t>고객대표 (서명)</w:t>
+            </w:r>
           </w:p>
         </w:tc>
       </w:tr>
@@ -4169,7 +4361,31 @@
                 <w:sz w:val="20"/>
                 <w:szCs w:val="20"/>
               </w:rPr>
-              <w:t>김민성 (서명)</w:t>
+              <w:t>김민성</w:t>
+            </w:r>
+            <w:r>
+              <w:rPr>
+                <w:rFonts w:ascii="맑은 고딕" w:eastAsia="맑은 고딕" w:hAnsi="맑은 고딕" w:cs="맑은 고딕"/>
+                <w:sz w:val="20"/>
+                <w:szCs w:val="20"/>
+              </w:rPr>
+              <w:t xml:space="preserve"> (</w:t>
+            </w:r>
+            <w:r>
+              <w:rPr>
+                <w:rFonts w:ascii="맑은 고딕" w:eastAsia="맑은 고딕" w:hAnsi="맑은 고딕" w:cs="맑은 고딕"/>
+                <w:sz w:val="20"/>
+                <w:szCs w:val="20"/>
+              </w:rPr>
+              <w:t>서명</w:t>
+            </w:r>
+            <w:r>
+              <w:rPr>
+                <w:rFonts w:ascii="맑은 고딕" w:eastAsia="맑은 고딕" w:hAnsi="맑은 고딕" w:cs="맑은 고딕"/>
+                <w:sz w:val="20"/>
+                <w:szCs w:val="20"/>
+              </w:rPr>
+              <w:t>)</w:t>
             </w:r>
           </w:p>
         </w:tc>
@@ -4200,7 +4416,23 @@
                 <w:sz w:val="20"/>
                 <w:szCs w:val="20"/>
               </w:rPr>
-              <w:t>최초 작성</w:t>
+              <w:t>최초</w:t>
+            </w:r>
+            <w:r>
+              <w:rPr>
+                <w:rFonts w:ascii="맑은 고딕" w:eastAsia="맑은 고딕" w:hAnsi="맑은 고딕" w:cs="맑은 고딕"/>
+                <w:sz w:val="20"/>
+                <w:szCs w:val="20"/>
+              </w:rPr>
+              <w:t xml:space="preserve"> </w:t>
+            </w:r>
+            <w:r>
+              <w:rPr>
+                <w:rFonts w:ascii="맑은 고딕" w:eastAsia="맑은 고딕" w:hAnsi="맑은 고딕" w:cs="맑은 고딕"/>
+                <w:sz w:val="20"/>
+                <w:szCs w:val="20"/>
+              </w:rPr>
+              <w:t>작성</w:t>
             </w:r>
           </w:p>
         </w:tc>
@@ -4232,7 +4464,31 @@
                 <w:sz w:val="20"/>
                 <w:szCs w:val="20"/>
               </w:rPr>
-              <w:t>고객대표 (서명)</w:t>
+              <w:t>고객대표</w:t>
+            </w:r>
+            <w:r>
+              <w:rPr>
+                <w:rFonts w:ascii="맑은 고딕" w:eastAsia="맑은 고딕" w:hAnsi="맑은 고딕" w:cs="맑은 고딕"/>
+                <w:sz w:val="20"/>
+                <w:szCs w:val="20"/>
+              </w:rPr>
+              <w:t xml:space="preserve"> (</w:t>
+            </w:r>
+            <w:r>
+              <w:rPr>
+                <w:rFonts w:ascii="맑은 고딕" w:eastAsia="맑은 고딕" w:hAnsi="맑은 고딕" w:cs="맑은 고딕"/>
+                <w:sz w:val="20"/>
+                <w:szCs w:val="20"/>
+              </w:rPr>
+              <w:t>서명</w:t>
+            </w:r>
+            <w:r>
+              <w:rPr>
+                <w:rFonts w:ascii="맑은 고딕" w:eastAsia="맑은 고딕" w:hAnsi="맑은 고딕" w:cs="맑은 고딕"/>
+                <w:sz w:val="20"/>
+                <w:szCs w:val="20"/>
+              </w:rPr>
+              <w:t>)</w:t>
             </w:r>
           </w:p>
         </w:tc>
@@ -4369,7 +4625,23 @@
                 <w:sz w:val="20"/>
                 <w:szCs w:val="20"/>
               </w:rPr>
-              <w:t>제/개정사항</w:t>
+              <w:t>제</w:t>
+            </w:r>
+            <w:r>
+              <w:rPr>
+                <w:rFonts w:ascii="맑은 고딕" w:eastAsia="맑은 고딕" w:hAnsi="맑은 고딕" w:cs="맑은 고딕"/>
+                <w:sz w:val="20"/>
+                <w:szCs w:val="20"/>
+              </w:rPr>
+              <w:t>/</w:t>
+            </w:r>
+            <w:r>
+              <w:rPr>
+                <w:rFonts w:ascii="맑은 고딕" w:eastAsia="맑은 고딕" w:hAnsi="맑은 고딕" w:cs="맑은 고딕"/>
+                <w:sz w:val="20"/>
+                <w:szCs w:val="20"/>
+              </w:rPr>
+              <w:t>개정사항</w:t>
             </w:r>
           </w:p>
         </w:tc>
@@ -4470,6 +4742,7 @@
           <w:docPartUnique/>
         </w:docPartObj>
       </w:sdtPr>
+      <w:sdtEndPr/>
       <w:sdtContent>
         <w:p>
           <w:pPr>
@@ -5610,7 +5883,10 @@
       </w:pPr>
       <w:r>
         <w:lastRenderedPageBreak/>
-        <w:t>1. 개요</w:t>
+        <w:t xml:space="preserve">1. </w:t>
+      </w:r>
+      <w:r>
+        <w:t>개요</w:t>
       </w:r>
     </w:p>
     <w:p>
@@ -5621,7 +5897,16 @@
       <w:bookmarkStart w:id="0" w:name="_heading=h.kkssh8mftou" w:colFirst="0" w:colLast="0"/>
       <w:bookmarkEnd w:id="0"/>
       <w:r>
-        <w:t>1.1 문서 목적</w:t>
+        <w:t xml:space="preserve">1.1 </w:t>
+      </w:r>
+      <w:r>
+        <w:t>문서</w:t>
+      </w:r>
+      <w:r>
+        <w:t xml:space="preserve"> </w:t>
+      </w:r>
+      <w:r>
+        <w:t>목적</w:t>
       </w:r>
     </w:p>
     <w:p>
@@ -5742,7 +6027,10 @@
         <w:spacing w:line="240" w:lineRule="auto"/>
       </w:pPr>
       <w:r>
-        <w:t>1.2 범위</w:t>
+        <w:t xml:space="preserve">1.2 </w:t>
+      </w:r>
+      <w:r>
+        <w:t>범위</w:t>
       </w:r>
     </w:p>
     <w:p>
@@ -7253,16 +7541,7 @@
     <w:p>
       <w:pPr>
         <w:rPr>
-          <w:rFonts w:ascii="맑은 고딕" w:eastAsia="맑은 고딕" w:hAnsi="맑은 고딕"/>
-          <w:sz w:val="20"/>
-          <w:szCs w:val="20"/>
-        </w:rPr>
-      </w:pPr>
-    </w:p>
-    <w:p>
-      <w:pPr>
-        <w:rPr>
-          <w:rFonts w:ascii="맑은 고딕" w:eastAsia="맑은 고딕" w:hAnsi="맑은 고딕"/>
+          <w:rFonts w:ascii="맑은 고딕" w:eastAsia="맑은 고딕" w:hAnsi="맑은 고딕" w:hint="eastAsia"/>
         </w:rPr>
       </w:pPr>
     </w:p>
@@ -7708,7 +7987,6 @@
                 <w:color w:val="000000" w:themeColor="text1"/>
                 <w:spacing w:val="-2"/>
               </w:rPr>
-              <w:lastRenderedPageBreak/>
               <w:t>시험케이스</w:t>
             </w:r>
           </w:p>
@@ -7963,6 +8241,7 @@
                 <w:szCs w:val="20"/>
                 <w:lang w:eastAsia="ko-KR"/>
               </w:rPr>
+              <w:lastRenderedPageBreak/>
               <w:t>IT-</w:t>
             </w:r>
             <w:r>
@@ -9469,6 +9748,13 @@
         </w:rPr>
       </w:pPr>
     </w:p>
+    <w:p>
+      <w:pPr>
+        <w:rPr>
+          <w:rFonts w:ascii="맑은 고딕" w:eastAsia="맑은 고딕" w:hAnsi="맑은 고딕" w:hint="eastAsia"/>
+        </w:rPr>
+      </w:pPr>
+    </w:p>
     <w:tbl>
       <w:tblPr>
         <w:tblStyle w:val="TableNormal1"/>
@@ -9526,6 +9812,7 @@
                 <w:color w:val="000000" w:themeColor="text1"/>
                 <w:lang w:eastAsia="ko-KR"/>
               </w:rPr>
+              <w:lastRenderedPageBreak/>
               <w:t>담당자</w:t>
             </w:r>
           </w:p>
@@ -10635,8 +10922,18 @@
                 <w:szCs w:val="20"/>
                 <w:lang w:eastAsia="ko-KR"/>
               </w:rPr>
-              <w:t xml:space="preserve">6. 해당 지도 검색 정보를 공유할 대화방 </w:t>
-            </w:r>
+              <w:t xml:space="preserve">6. 해당 지도 검색 정보를 공유할 대화방 목록이 표시된다. </w:t>
+            </w:r>
+          </w:p>
+          <w:p>
+            <w:pPr>
+              <w:rPr>
+                <w:rFonts w:ascii="맑은 고딕" w:eastAsia="맑은 고딕" w:hAnsi="맑은 고딕"/>
+                <w:sz w:val="20"/>
+                <w:szCs w:val="20"/>
+                <w:lang w:eastAsia="ko-KR"/>
+              </w:rPr>
+            </w:pPr>
             <w:r>
               <w:rPr>
                 <w:rFonts w:ascii="맑은 고딕" w:eastAsia="맑은 고딕" w:hAnsi="맑은 고딕" w:hint="eastAsia"/>
@@ -10645,45 +10942,35 @@
                 <w:lang w:eastAsia="ko-KR"/>
               </w:rPr>
               <w:lastRenderedPageBreak/>
-              <w:t xml:space="preserve">목록이 표시된다. </w:t>
-            </w:r>
-          </w:p>
-          <w:p>
-            <w:pPr>
-              <w:rPr>
-                <w:rFonts w:ascii="맑은 고딕" w:eastAsia="맑은 고딕" w:hAnsi="맑은 고딕"/>
-                <w:sz w:val="20"/>
-                <w:szCs w:val="20"/>
-                <w:lang w:eastAsia="ko-KR"/>
-              </w:rPr>
-            </w:pPr>
-            <w:r>
-              <w:rPr>
-                <w:rFonts w:ascii="맑은 고딕" w:eastAsia="맑은 고딕" w:hAnsi="맑은 고딕" w:hint="eastAsia"/>
-                <w:sz w:val="20"/>
-                <w:szCs w:val="20"/>
-                <w:lang w:eastAsia="ko-KR"/>
-              </w:rPr>
               <w:t xml:space="preserve">7. 대화방이 선택되었음이 표시된다. </w:t>
             </w:r>
           </w:p>
           <w:p>
             <w:pPr>
               <w:rPr>
-                <w:rFonts w:ascii="맑은 고딕" w:eastAsia="맑은 고딕" w:hAnsi="맑은 고딕"/>
-                <w:sz w:val="20"/>
-                <w:szCs w:val="20"/>
-                <w:lang w:eastAsia="ko-KR"/>
-              </w:rPr>
-            </w:pPr>
-            <w:r>
-              <w:rPr>
-                <w:rFonts w:ascii="맑은 고딕" w:eastAsia="맑은 고딕" w:hAnsi="맑은 고딕" w:hint="eastAsia"/>
-                <w:sz w:val="20"/>
-                <w:szCs w:val="20"/>
-                <w:lang w:eastAsia="ko-KR"/>
-              </w:rPr>
-              <w:t xml:space="preserve">8. 선택한 대화방에 해당 지도 검색 정보 메시지 전송 완료 알림 메시지가 표시된다. </w:t>
+                <w:rFonts w:ascii="맑은 고딕" w:eastAsia="맑은 고딕" w:hAnsi="맑은 고딕" w:hint="eastAsia"/>
+                <w:sz w:val="20"/>
+                <w:szCs w:val="20"/>
+                <w:lang w:eastAsia="ko-KR"/>
+              </w:rPr>
+            </w:pPr>
+            <w:r>
+              <w:rPr>
+                <w:rFonts w:ascii="맑은 고딕" w:eastAsia="맑은 고딕" w:hAnsi="맑은 고딕" w:hint="eastAsia"/>
+                <w:sz w:val="20"/>
+                <w:szCs w:val="20"/>
+                <w:lang w:eastAsia="ko-KR"/>
+              </w:rPr>
+              <w:t>8. 선택한 대화방에 해당 지도 검색 정보 메시지 전송</w:t>
+            </w:r>
+            <w:r>
+              <w:rPr>
+                <w:rFonts w:ascii="맑은 고딕" w:eastAsia="맑은 고딕" w:hAnsi="맑은 고딕" w:hint="eastAsia"/>
+                <w:sz w:val="20"/>
+                <w:szCs w:val="20"/>
+                <w:lang w:eastAsia="ko-KR"/>
+              </w:rPr>
+              <w:t xml:space="preserve">되고, 공유 완료 알림 메시지가 표시된다. </w:t>
             </w:r>
           </w:p>
         </w:tc>
@@ -10701,6 +10988,204 @@
                 <w:lang w:eastAsia="ko-KR"/>
               </w:rPr>
             </w:pPr>
+            <w:r>
+              <w:rPr>
+                <w:rFonts w:ascii="맑은 고딕" w:eastAsia="맑은 고딕" w:hAnsi="맑은 고딕" w:hint="eastAsia"/>
+                <w:sz w:val="20"/>
+                <w:szCs w:val="20"/>
+                <w:lang w:eastAsia="ko-KR"/>
+              </w:rPr>
+              <w:lastRenderedPageBreak/>
+              <w:t xml:space="preserve">1. 지도 검색 화면이 표시된다. </w:t>
+            </w:r>
+          </w:p>
+          <w:p>
+            <w:pPr>
+              <w:rPr>
+                <w:rFonts w:ascii="맑은 고딕" w:eastAsia="맑은 고딕" w:hAnsi="맑은 고딕"/>
+                <w:sz w:val="20"/>
+                <w:szCs w:val="20"/>
+                <w:lang w:eastAsia="ko-KR"/>
+              </w:rPr>
+            </w:pPr>
+            <w:r>
+              <w:rPr>
+                <w:rFonts w:ascii="맑은 고딕" w:eastAsia="맑은 고딕" w:hAnsi="맑은 고딕" w:hint="eastAsia"/>
+                <w:sz w:val="20"/>
+                <w:szCs w:val="20"/>
+                <w:lang w:eastAsia="ko-KR"/>
+              </w:rPr>
+              <w:t xml:space="preserve">2. 현재 사용자 위치 권한이 있을 때 현재 사용자 위치 정보가 표시되고 현재 사용자 위치 권한이 없을 때 현재 사용자 위치 권한 없음 및 검색 안내 알림 메시지가 표시된다. </w:t>
+            </w:r>
+          </w:p>
+          <w:p>
+            <w:pPr>
+              <w:rPr>
+                <w:rFonts w:ascii="맑은 고딕" w:eastAsia="맑은 고딕" w:hAnsi="맑은 고딕"/>
+                <w:sz w:val="20"/>
+                <w:szCs w:val="20"/>
+                <w:lang w:eastAsia="ko-KR"/>
+              </w:rPr>
+            </w:pPr>
+            <w:r>
+              <w:rPr>
+                <w:rFonts w:ascii="맑은 고딕" w:eastAsia="맑은 고딕" w:hAnsi="맑은 고딕" w:hint="eastAsia"/>
+                <w:sz w:val="20"/>
+                <w:szCs w:val="20"/>
+                <w:lang w:eastAsia="ko-KR"/>
+              </w:rPr>
+              <w:t xml:space="preserve">3. 입력한 검색어가 표시된다. </w:t>
+            </w:r>
+          </w:p>
+          <w:p>
+            <w:pPr>
+              <w:rPr>
+                <w:rFonts w:ascii="맑은 고딕" w:eastAsia="맑은 고딕" w:hAnsi="맑은 고딕"/>
+                <w:sz w:val="20"/>
+                <w:szCs w:val="20"/>
+                <w:lang w:eastAsia="ko-KR"/>
+              </w:rPr>
+            </w:pPr>
+            <w:r>
+              <w:rPr>
+                <w:rFonts w:ascii="맑은 고딕" w:eastAsia="맑은 고딕" w:hAnsi="맑은 고딕" w:hint="eastAsia"/>
+                <w:sz w:val="20"/>
+                <w:szCs w:val="20"/>
+                <w:lang w:eastAsia="ko-KR"/>
+              </w:rPr>
+              <w:t xml:space="preserve">4. 현재 사용자 위치 권한 및 검색 기준에 기반한 지도 검색 결과 목록 리스트 또는 </w:t>
+            </w:r>
+            <w:r>
+              <w:rPr>
+                <w:rFonts w:ascii="맑은 고딕" w:eastAsia="맑은 고딕" w:hAnsi="맑은 고딕"/>
+                <w:sz w:val="20"/>
+                <w:szCs w:val="20"/>
+                <w:lang w:eastAsia="ko-KR"/>
+              </w:rPr>
+              <w:t>“</w:t>
+            </w:r>
+            <w:r>
+              <w:rPr>
+                <w:rFonts w:ascii="맑은 고딕" w:eastAsia="맑은 고딕" w:hAnsi="맑은 고딕" w:hint="eastAsia"/>
+                <w:sz w:val="20"/>
+                <w:szCs w:val="20"/>
+                <w:lang w:eastAsia="ko-KR"/>
+              </w:rPr>
+              <w:t>검색 결과가 없습니다.</w:t>
+            </w:r>
+            <w:r>
+              <w:rPr>
+                <w:rFonts w:ascii="맑은 고딕" w:eastAsia="맑은 고딕" w:hAnsi="맑은 고딕"/>
+                <w:sz w:val="20"/>
+                <w:szCs w:val="20"/>
+                <w:lang w:eastAsia="ko-KR"/>
+              </w:rPr>
+              <w:t>”</w:t>
+            </w:r>
+            <w:r>
+              <w:rPr>
+                <w:rFonts w:ascii="맑은 고딕" w:eastAsia="맑은 고딕" w:hAnsi="맑은 고딕" w:hint="eastAsia"/>
+                <w:sz w:val="20"/>
+                <w:szCs w:val="20"/>
+                <w:lang w:eastAsia="ko-KR"/>
+              </w:rPr>
+              <w:t xml:space="preserve">에 관한 메시지가 표시된다. </w:t>
+            </w:r>
+          </w:p>
+          <w:p>
+            <w:pPr>
+              <w:rPr>
+                <w:rFonts w:ascii="맑은 고딕" w:eastAsia="맑은 고딕" w:hAnsi="맑은 고딕"/>
+                <w:sz w:val="20"/>
+                <w:szCs w:val="20"/>
+                <w:lang w:eastAsia="ko-KR"/>
+              </w:rPr>
+            </w:pPr>
+            <w:r>
+              <w:rPr>
+                <w:rFonts w:ascii="맑은 고딕" w:eastAsia="맑은 고딕" w:hAnsi="맑은 고딕" w:hint="eastAsia"/>
+                <w:sz w:val="20"/>
+                <w:szCs w:val="20"/>
+                <w:lang w:eastAsia="ko-KR"/>
+              </w:rPr>
+              <w:t xml:space="preserve">5. 지도 검색 결과 목록 리스트 중 해당 장소가 </w:t>
+            </w:r>
+            <w:r>
+              <w:rPr>
+                <w:rFonts w:ascii="맑은 고딕" w:eastAsia="맑은 고딕" w:hAnsi="맑은 고딕" w:hint="eastAsia"/>
+                <w:sz w:val="20"/>
+                <w:szCs w:val="20"/>
+                <w:lang w:eastAsia="ko-KR"/>
+              </w:rPr>
+              <w:lastRenderedPageBreak/>
+              <w:t xml:space="preserve">선택되었음을 표시 및 해당 지도 검색 정보가 나타난다. </w:t>
+            </w:r>
+          </w:p>
+          <w:p>
+            <w:pPr>
+              <w:rPr>
+                <w:rFonts w:ascii="맑은 고딕" w:eastAsia="맑은 고딕" w:hAnsi="맑은 고딕"/>
+                <w:sz w:val="20"/>
+                <w:szCs w:val="20"/>
+                <w:lang w:eastAsia="ko-KR"/>
+              </w:rPr>
+            </w:pPr>
+            <w:r>
+              <w:rPr>
+                <w:rFonts w:ascii="맑은 고딕" w:eastAsia="맑은 고딕" w:hAnsi="맑은 고딕" w:hint="eastAsia"/>
+                <w:sz w:val="20"/>
+                <w:szCs w:val="20"/>
+                <w:lang w:eastAsia="ko-KR"/>
+              </w:rPr>
+              <w:t xml:space="preserve">6. 해당 지도 검색 정보를 공유할 대화방 목록이 표시된다. </w:t>
+            </w:r>
+          </w:p>
+          <w:p>
+            <w:pPr>
+              <w:rPr>
+                <w:rFonts w:ascii="맑은 고딕" w:eastAsia="맑은 고딕" w:hAnsi="맑은 고딕"/>
+                <w:sz w:val="20"/>
+                <w:szCs w:val="20"/>
+                <w:lang w:eastAsia="ko-KR"/>
+              </w:rPr>
+            </w:pPr>
+            <w:r>
+              <w:rPr>
+                <w:rFonts w:ascii="맑은 고딕" w:eastAsia="맑은 고딕" w:hAnsi="맑은 고딕" w:hint="eastAsia"/>
+                <w:sz w:val="20"/>
+                <w:szCs w:val="20"/>
+                <w:lang w:eastAsia="ko-KR"/>
+              </w:rPr>
+              <w:t xml:space="preserve">7. 대화방이 선택되었음이 표시된다. </w:t>
+            </w:r>
+          </w:p>
+          <w:p>
+            <w:pPr>
+              <w:rPr>
+                <w:rFonts w:ascii="맑은 고딕" w:eastAsia="맑은 고딕" w:hAnsi="맑은 고딕" w:hint="eastAsia"/>
+                <w:sz w:val="20"/>
+                <w:szCs w:val="20"/>
+                <w:lang w:eastAsia="ko-KR"/>
+              </w:rPr>
+            </w:pPr>
+            <w:r>
+              <w:rPr>
+                <w:rFonts w:ascii="맑은 고딕" w:eastAsia="맑은 고딕" w:hAnsi="맑은 고딕" w:hint="eastAsia"/>
+                <w:sz w:val="20"/>
+                <w:szCs w:val="20"/>
+                <w:lang w:eastAsia="ko-KR"/>
+              </w:rPr>
+              <w:t>8. 선택한 대화방에 해당 지도 검색 정보 메시지 전송</w:t>
+            </w:r>
+            <w:r>
+              <w:rPr>
+                <w:rFonts w:ascii="맑은 고딕" w:eastAsia="맑은 고딕" w:hAnsi="맑은 고딕" w:hint="eastAsia"/>
+                <w:sz w:val="20"/>
+                <w:szCs w:val="20"/>
+                <w:lang w:eastAsia="ko-KR"/>
+              </w:rPr>
+              <w:t xml:space="preserve">되고, 공유 완료 알림 메시지가 표시된다. </w:t>
+            </w:r>
           </w:p>
         </w:tc>
       </w:tr>
@@ -11505,6 +11990,7 @@
                 <w:szCs w:val="20"/>
                 <w:lang w:eastAsia="ko-KR"/>
               </w:rPr>
+              <w:lastRenderedPageBreak/>
               <w:t>5. 사이드바에서 해당 AI 프롬프트 정보를 공유할 대화방 선택</w:t>
             </w:r>
           </w:p>
@@ -11550,6 +12036,7 @@
                 <w:szCs w:val="20"/>
                 <w:lang w:eastAsia="ko-KR"/>
               </w:rPr>
+              <w:lastRenderedPageBreak/>
               <w:t>1. AI 질문 및 공유 버튼 클릭 입력</w:t>
             </w:r>
           </w:p>
@@ -11645,7 +12132,17 @@
                 <w:szCs w:val="20"/>
                 <w:lang w:eastAsia="ko-KR"/>
               </w:rPr>
-              <w:t>6. 공유 버튼 클릭 입력</w:t>
+              <w:t xml:space="preserve">6. 공유 버튼 클릭 </w:t>
+            </w:r>
+            <w:r>
+              <w:rPr>
+                <w:rFonts w:ascii="맑은 고딕" w:eastAsia="맑은 고딕" w:hAnsi="맑은 고딕" w:hint="eastAsia"/>
+                <w:sz w:val="20"/>
+                <w:szCs w:val="20"/>
+                <w:lang w:eastAsia="ko-KR"/>
+              </w:rPr>
+              <w:lastRenderedPageBreak/>
+              <w:t>입력</w:t>
             </w:r>
           </w:p>
         </w:tc>
@@ -11671,6 +12168,7 @@
                 <w:szCs w:val="20"/>
                 <w:lang w:eastAsia="ko-KR"/>
               </w:rPr>
+              <w:lastRenderedPageBreak/>
               <w:t xml:space="preserve">1. AI 질문 화면이 표시된다. </w:t>
             </w:r>
           </w:p>
@@ -11747,43 +12245,159 @@
                 <w:szCs w:val="20"/>
                 <w:lang w:eastAsia="ko-KR"/>
               </w:rPr>
+              <w:t xml:space="preserve">5. 대화방이 </w:t>
+            </w:r>
+            <w:r>
+              <w:rPr>
+                <w:rFonts w:ascii="맑은 고딕" w:eastAsia="맑은 고딕" w:hAnsi="맑은 고딕" w:hint="eastAsia"/>
+                <w:sz w:val="20"/>
+                <w:szCs w:val="20"/>
+                <w:lang w:eastAsia="ko-KR"/>
+              </w:rPr>
+              <w:lastRenderedPageBreak/>
+              <w:t xml:space="preserve">선택되었음이 표시된다. </w:t>
+            </w:r>
+          </w:p>
+          <w:p>
+            <w:pPr>
+              <w:rPr>
+                <w:rFonts w:ascii="맑은 고딕" w:eastAsia="맑은 고딕" w:hAnsi="맑은 고딕"/>
+                <w:sz w:val="20"/>
+                <w:szCs w:val="20"/>
+                <w:lang w:eastAsia="ko-KR"/>
+              </w:rPr>
+            </w:pPr>
+            <w:r>
+              <w:rPr>
+                <w:rFonts w:ascii="맑은 고딕" w:eastAsia="맑은 고딕" w:hAnsi="맑은 고딕" w:hint="eastAsia"/>
+                <w:sz w:val="20"/>
+                <w:szCs w:val="20"/>
+                <w:lang w:eastAsia="ko-KR"/>
+              </w:rPr>
+              <w:t xml:space="preserve">6. 선택한 대화방에 AI 답변 메시지가 전송되고, 공유 완료 메시지가 표시된다. </w:t>
+            </w:r>
+          </w:p>
+        </w:tc>
+        <w:tc>
+          <w:tcPr>
+            <w:tcW w:w="1701" w:type="dxa"/>
+            <w:vAlign w:val="center"/>
+          </w:tcPr>
+          <w:p>
+            <w:pPr>
+              <w:rPr>
+                <w:rFonts w:ascii="맑은 고딕" w:eastAsia="맑은 고딕" w:hAnsi="맑은 고딕"/>
+                <w:sz w:val="20"/>
+                <w:szCs w:val="20"/>
+                <w:lang w:eastAsia="ko-KR"/>
+              </w:rPr>
+            </w:pPr>
+            <w:r>
+              <w:rPr>
+                <w:rFonts w:ascii="맑은 고딕" w:eastAsia="맑은 고딕" w:hAnsi="맑은 고딕" w:hint="eastAsia"/>
+                <w:sz w:val="20"/>
+                <w:szCs w:val="20"/>
+                <w:lang w:eastAsia="ko-KR"/>
+              </w:rPr>
+              <w:lastRenderedPageBreak/>
+              <w:t xml:space="preserve">1. AI 질문 화면이 표시된다. </w:t>
+            </w:r>
+          </w:p>
+          <w:p>
+            <w:pPr>
+              <w:rPr>
+                <w:rFonts w:ascii="맑은 고딕" w:eastAsia="맑은 고딕" w:hAnsi="맑은 고딕"/>
+                <w:sz w:val="20"/>
+                <w:szCs w:val="20"/>
+                <w:lang w:eastAsia="ko-KR"/>
+              </w:rPr>
+            </w:pPr>
+            <w:r>
+              <w:rPr>
+                <w:rFonts w:ascii="맑은 고딕" w:eastAsia="맑은 고딕" w:hAnsi="맑은 고딕" w:hint="eastAsia"/>
+                <w:sz w:val="20"/>
+                <w:szCs w:val="20"/>
+                <w:lang w:eastAsia="ko-KR"/>
+              </w:rPr>
+              <w:t xml:space="preserve">2. 사용자 프롬프트 영역에 입력한 텍스트가 표시된다. </w:t>
+            </w:r>
+          </w:p>
+          <w:p>
+            <w:pPr>
+              <w:rPr>
+                <w:rFonts w:ascii="맑은 고딕" w:eastAsia="맑은 고딕" w:hAnsi="맑은 고딕"/>
+                <w:sz w:val="20"/>
+                <w:szCs w:val="20"/>
+                <w:lang w:eastAsia="ko-KR"/>
+              </w:rPr>
+            </w:pPr>
+            <w:r>
+              <w:rPr>
+                <w:rFonts w:ascii="맑은 고딕" w:eastAsia="맑은 고딕" w:hAnsi="맑은 고딕" w:hint="eastAsia"/>
+                <w:sz w:val="20"/>
+                <w:szCs w:val="20"/>
+                <w:lang w:eastAsia="ko-KR"/>
+              </w:rPr>
+              <w:t xml:space="preserve">3. 선택한 엔진이 표시된다. </w:t>
+            </w:r>
+          </w:p>
+          <w:p>
+            <w:pPr>
+              <w:rPr>
+                <w:rFonts w:ascii="맑은 고딕" w:eastAsia="맑은 고딕" w:hAnsi="맑은 고딕"/>
+                <w:sz w:val="20"/>
+                <w:szCs w:val="20"/>
+                <w:lang w:eastAsia="ko-KR"/>
+              </w:rPr>
+            </w:pPr>
+            <w:r>
+              <w:rPr>
+                <w:rFonts w:ascii="맑은 고딕" w:eastAsia="맑은 고딕" w:hAnsi="맑은 고딕" w:hint="eastAsia"/>
+                <w:sz w:val="20"/>
+                <w:szCs w:val="20"/>
+                <w:lang w:eastAsia="ko-KR"/>
+              </w:rPr>
+              <w:t xml:space="preserve">4. 로딩 표시 후, 생성된 응답이 화면에 표시된다. </w:t>
+            </w:r>
+          </w:p>
+          <w:p>
+            <w:pPr>
+              <w:rPr>
+                <w:rFonts w:ascii="맑은 고딕" w:eastAsia="맑은 고딕" w:hAnsi="맑은 고딕"/>
+                <w:sz w:val="20"/>
+                <w:szCs w:val="20"/>
+                <w:lang w:eastAsia="ko-KR"/>
+              </w:rPr>
+            </w:pPr>
+            <w:r>
+              <w:rPr>
+                <w:rFonts w:ascii="맑은 고딕" w:eastAsia="맑은 고딕" w:hAnsi="맑은 고딕" w:hint="eastAsia"/>
+                <w:sz w:val="20"/>
+                <w:szCs w:val="20"/>
+                <w:lang w:eastAsia="ko-KR"/>
+              </w:rPr>
+              <w:lastRenderedPageBreak/>
               <w:t xml:space="preserve">5. 대화방이 선택되었음이 표시된다. </w:t>
             </w:r>
           </w:p>
           <w:p>
             <w:pPr>
               <w:rPr>
-                <w:rFonts w:ascii="맑은 고딕" w:eastAsia="맑은 고딕" w:hAnsi="맑은 고딕"/>
-                <w:sz w:val="20"/>
-                <w:szCs w:val="20"/>
-                <w:lang w:eastAsia="ko-KR"/>
-              </w:rPr>
-            </w:pPr>
-            <w:r>
-              <w:rPr>
-                <w:rFonts w:ascii="맑은 고딕" w:eastAsia="맑은 고딕" w:hAnsi="맑은 고딕" w:hint="eastAsia"/>
-                <w:sz w:val="20"/>
-                <w:szCs w:val="20"/>
-                <w:lang w:eastAsia="ko-KR"/>
-              </w:rPr>
-              <w:t xml:space="preserve">6. 선택한 대화방에 AI 답변 메시지가 전송 되고, 공유 완료 메시지가 표시된다. </w:t>
-            </w:r>
-          </w:p>
-        </w:tc>
-        <w:tc>
-          <w:tcPr>
-            <w:tcW w:w="1701" w:type="dxa"/>
-            <w:vAlign w:val="center"/>
-          </w:tcPr>
-          <w:p>
-            <w:pPr>
-              <w:rPr>
-                <w:rFonts w:ascii="맑은 고딕" w:eastAsia="맑은 고딕" w:hAnsi="맑은 고딕"/>
-                <w:sz w:val="20"/>
-                <w:szCs w:val="20"/>
-                <w:lang w:eastAsia="ko-KR"/>
-              </w:rPr>
-            </w:pPr>
+                <w:rFonts w:ascii="맑은 고딕" w:eastAsia="맑은 고딕" w:hAnsi="맑은 고딕" w:hint="eastAsia"/>
+                <w:sz w:val="20"/>
+                <w:szCs w:val="20"/>
+                <w:lang w:eastAsia="ko-KR"/>
+              </w:rPr>
+            </w:pPr>
+            <w:r>
+              <w:rPr>
+                <w:rFonts w:ascii="맑은 고딕" w:eastAsia="맑은 고딕" w:hAnsi="맑은 고딕" w:hint="eastAsia"/>
+                <w:sz w:val="20"/>
+                <w:szCs w:val="20"/>
+                <w:lang w:eastAsia="ko-KR"/>
+              </w:rPr>
+              <w:t xml:space="preserve">6. 선택한 대화방에 AI 답변 메시지가 전송되고, 공유 완료 메시지가 표시된다. </w:t>
+            </w:r>
           </w:p>
         </w:tc>
       </w:tr>
@@ -11792,6 +12406,168 @@
       <w:pPr>
         <w:rPr>
           <w:rFonts w:ascii="맑은 고딕" w:eastAsia="맑은 고딕" w:hAnsi="맑은 고딕"/>
+          <w:sz w:val="20"/>
+          <w:szCs w:val="20"/>
+        </w:rPr>
+      </w:pPr>
+    </w:p>
+    <w:p>
+      <w:pPr>
+        <w:rPr>
+          <w:rFonts w:ascii="맑은 고딕" w:eastAsia="맑은 고딕" w:hAnsi="맑은 고딕"/>
+          <w:sz w:val="20"/>
+          <w:szCs w:val="20"/>
+        </w:rPr>
+      </w:pPr>
+    </w:p>
+    <w:p>
+      <w:pPr>
+        <w:rPr>
+          <w:rFonts w:ascii="맑은 고딕" w:eastAsia="맑은 고딕" w:hAnsi="맑은 고딕"/>
+          <w:sz w:val="20"/>
+          <w:szCs w:val="20"/>
+        </w:rPr>
+      </w:pPr>
+    </w:p>
+    <w:p>
+      <w:pPr>
+        <w:rPr>
+          <w:rFonts w:ascii="맑은 고딕" w:eastAsia="맑은 고딕" w:hAnsi="맑은 고딕"/>
+          <w:sz w:val="20"/>
+          <w:szCs w:val="20"/>
+        </w:rPr>
+      </w:pPr>
+    </w:p>
+    <w:p>
+      <w:pPr>
+        <w:rPr>
+          <w:rFonts w:ascii="맑은 고딕" w:eastAsia="맑은 고딕" w:hAnsi="맑은 고딕"/>
+          <w:sz w:val="20"/>
+          <w:szCs w:val="20"/>
+        </w:rPr>
+      </w:pPr>
+    </w:p>
+    <w:p>
+      <w:pPr>
+        <w:rPr>
+          <w:rFonts w:ascii="맑은 고딕" w:eastAsia="맑은 고딕" w:hAnsi="맑은 고딕"/>
+          <w:sz w:val="20"/>
+          <w:szCs w:val="20"/>
+        </w:rPr>
+      </w:pPr>
+    </w:p>
+    <w:p>
+      <w:pPr>
+        <w:rPr>
+          <w:rFonts w:ascii="맑은 고딕" w:eastAsia="맑은 고딕" w:hAnsi="맑은 고딕"/>
+          <w:sz w:val="20"/>
+          <w:szCs w:val="20"/>
+        </w:rPr>
+      </w:pPr>
+    </w:p>
+    <w:p>
+      <w:pPr>
+        <w:rPr>
+          <w:rFonts w:ascii="맑은 고딕" w:eastAsia="맑은 고딕" w:hAnsi="맑은 고딕"/>
+          <w:sz w:val="20"/>
+          <w:szCs w:val="20"/>
+        </w:rPr>
+      </w:pPr>
+    </w:p>
+    <w:p>
+      <w:pPr>
+        <w:rPr>
+          <w:rFonts w:ascii="맑은 고딕" w:eastAsia="맑은 고딕" w:hAnsi="맑은 고딕"/>
+          <w:sz w:val="20"/>
+          <w:szCs w:val="20"/>
+        </w:rPr>
+      </w:pPr>
+    </w:p>
+    <w:p>
+      <w:pPr>
+        <w:rPr>
+          <w:rFonts w:ascii="맑은 고딕" w:eastAsia="맑은 고딕" w:hAnsi="맑은 고딕"/>
+          <w:sz w:val="20"/>
+          <w:szCs w:val="20"/>
+        </w:rPr>
+      </w:pPr>
+    </w:p>
+    <w:p>
+      <w:pPr>
+        <w:rPr>
+          <w:rFonts w:ascii="맑은 고딕" w:eastAsia="맑은 고딕" w:hAnsi="맑은 고딕"/>
+          <w:sz w:val="20"/>
+          <w:szCs w:val="20"/>
+        </w:rPr>
+      </w:pPr>
+    </w:p>
+    <w:p>
+      <w:pPr>
+        <w:rPr>
+          <w:rFonts w:ascii="맑은 고딕" w:eastAsia="맑은 고딕" w:hAnsi="맑은 고딕"/>
+          <w:sz w:val="20"/>
+          <w:szCs w:val="20"/>
+        </w:rPr>
+      </w:pPr>
+    </w:p>
+    <w:p>
+      <w:pPr>
+        <w:rPr>
+          <w:rFonts w:ascii="맑은 고딕" w:eastAsia="맑은 고딕" w:hAnsi="맑은 고딕"/>
+          <w:sz w:val="20"/>
+          <w:szCs w:val="20"/>
+        </w:rPr>
+      </w:pPr>
+    </w:p>
+    <w:p>
+      <w:pPr>
+        <w:rPr>
+          <w:rFonts w:ascii="맑은 고딕" w:eastAsia="맑은 고딕" w:hAnsi="맑은 고딕"/>
+          <w:sz w:val="20"/>
+          <w:szCs w:val="20"/>
+        </w:rPr>
+      </w:pPr>
+    </w:p>
+    <w:p>
+      <w:pPr>
+        <w:rPr>
+          <w:rFonts w:ascii="맑은 고딕" w:eastAsia="맑은 고딕" w:hAnsi="맑은 고딕"/>
+          <w:sz w:val="20"/>
+          <w:szCs w:val="20"/>
+        </w:rPr>
+      </w:pPr>
+    </w:p>
+    <w:p>
+      <w:pPr>
+        <w:rPr>
+          <w:rFonts w:ascii="맑은 고딕" w:eastAsia="맑은 고딕" w:hAnsi="맑은 고딕"/>
+          <w:sz w:val="20"/>
+          <w:szCs w:val="20"/>
+        </w:rPr>
+      </w:pPr>
+    </w:p>
+    <w:p>
+      <w:pPr>
+        <w:rPr>
+          <w:rFonts w:ascii="맑은 고딕" w:eastAsia="맑은 고딕" w:hAnsi="맑은 고딕"/>
+          <w:sz w:val="20"/>
+          <w:szCs w:val="20"/>
+        </w:rPr>
+      </w:pPr>
+    </w:p>
+    <w:p>
+      <w:pPr>
+        <w:rPr>
+          <w:rFonts w:ascii="맑은 고딕" w:eastAsia="맑은 고딕" w:hAnsi="맑은 고딕"/>
+          <w:sz w:val="20"/>
+          <w:szCs w:val="20"/>
+        </w:rPr>
+      </w:pPr>
+    </w:p>
+    <w:p>
+      <w:pPr>
+        <w:rPr>
+          <w:rFonts w:ascii="맑은 고딕" w:eastAsia="맑은 고딕" w:hAnsi="맑은 고딕" w:hint="eastAsia"/>
           <w:sz w:val="20"/>
           <w:szCs w:val="20"/>
         </w:rPr>
@@ -19932,7 +20708,7 @@
             <w:pPr>
               <w:jc w:val="center"/>
               <w:rPr>
-                <w:rFonts w:ascii="맑은 고딕" w:eastAsia="맑은 고딕" w:hAnsi="맑은 고딕"/>
+                <w:rFonts w:ascii="맑은 고딕" w:eastAsia="맑은 고딕" w:hAnsi="맑은 고딕" w:hint="eastAsia"/>
                 <w:sz w:val="20"/>
                 <w:szCs w:val="20"/>
                 <w:lang w:eastAsia="ko-KR"/>
@@ -20117,7 +20893,7 @@
             <w:pPr>
               <w:jc w:val="center"/>
               <w:rPr>
-                <w:rFonts w:ascii="맑은 고딕" w:eastAsia="맑은 고딕" w:hAnsi="맑은 고딕"/>
+                <w:rFonts w:ascii="맑은 고딕" w:eastAsia="맑은 고딕" w:hAnsi="맑은 고딕" w:hint="eastAsia"/>
                 <w:sz w:val="20"/>
                 <w:szCs w:val="20"/>
                 <w:lang w:eastAsia="ko-KR"/>
@@ -20209,7 +20985,7 @@
                 <w:szCs w:val="20"/>
                 <w:lang w:eastAsia="ko-KR"/>
               </w:rPr>
-              <w:t>지도 검색 결과  1건 이상 표시된 상태</w:t>
+              <w:t>지도 검색 결과 1건 이상 표시된 상태</w:t>
             </w:r>
           </w:p>
         </w:tc>
@@ -20311,7 +21087,7 @@
             <w:pPr>
               <w:jc w:val="center"/>
               <w:rPr>
-                <w:rFonts w:ascii="맑은 고딕" w:eastAsia="맑은 고딕" w:hAnsi="맑은 고딕"/>
+                <w:rFonts w:ascii="맑은 고딕" w:eastAsia="맑은 고딕" w:hAnsi="맑은 고딕" w:hint="eastAsia"/>
                 <w:sz w:val="20"/>
                 <w:szCs w:val="20"/>
                 <w:lang w:eastAsia="ko-KR"/>
@@ -20460,7 +21236,7 @@
             <w:pPr>
               <w:jc w:val="center"/>
               <w:rPr>
-                <w:rFonts w:ascii="맑은 고딕" w:eastAsia="맑은 고딕" w:hAnsi="맑은 고딕"/>
+                <w:rFonts w:ascii="맑은 고딕" w:eastAsia="맑은 고딕" w:hAnsi="맑은 고딕" w:hint="eastAsia"/>
                 <w:sz w:val="20"/>
                 <w:szCs w:val="20"/>
                 <w:lang w:eastAsia="ko-KR"/>
@@ -20841,7 +21617,7 @@
             <w:pPr>
               <w:jc w:val="center"/>
               <w:rPr>
-                <w:rFonts w:ascii="맑은 고딕" w:eastAsia="맑은 고딕" w:hAnsi="맑은 고딕"/>
+                <w:rFonts w:ascii="맑은 고딕" w:eastAsia="맑은 고딕" w:hAnsi="맑은 고딕" w:hint="eastAsia"/>
                 <w:sz w:val="20"/>
                 <w:szCs w:val="20"/>
                 <w:lang w:eastAsia="ko-KR"/>
@@ -20990,7 +21766,7 @@
             <w:pPr>
               <w:jc w:val="center"/>
               <w:rPr>
-                <w:rFonts w:ascii="맑은 고딕" w:eastAsia="맑은 고딕" w:hAnsi="맑은 고딕"/>
+                <w:rFonts w:ascii="맑은 고딕" w:eastAsia="맑은 고딕" w:hAnsi="맑은 고딕" w:hint="eastAsia"/>
                 <w:sz w:val="20"/>
                 <w:szCs w:val="20"/>
                 <w:lang w:eastAsia="ko-KR"/>
@@ -22074,7 +22850,7 @@
             <w:pPr>
               <w:jc w:val="center"/>
               <w:rPr>
-                <w:rFonts w:ascii="맑은 고딕" w:eastAsia="맑은 고딕" w:hAnsi="맑은 고딕"/>
+                <w:rFonts w:ascii="맑은 고딕" w:eastAsia="맑은 고딕" w:hAnsi="맑은 고딕" w:hint="eastAsia"/>
                 <w:sz w:val="20"/>
                 <w:szCs w:val="20"/>
                 <w:lang w:eastAsia="ko-KR"/>
@@ -22223,7 +22999,7 @@
             <w:pPr>
               <w:jc w:val="center"/>
               <w:rPr>
-                <w:rFonts w:ascii="맑은 고딕" w:eastAsia="맑은 고딕" w:hAnsi="맑은 고딕"/>
+                <w:rFonts w:ascii="맑은 고딕" w:eastAsia="맑은 고딕" w:hAnsi="맑은 고딕" w:hint="eastAsia"/>
                 <w:sz w:val="20"/>
                 <w:szCs w:val="20"/>
                 <w:lang w:eastAsia="ko-KR"/>

--- a/Document/PLC/SW시험결과서(STR).docx
+++ b/Document/PLC/SW시험결과서(STR).docx
@@ -178,29 +178,7 @@
           <w:sz w:val="26"/>
           <w:szCs w:val="26"/>
         </w:rPr>
-        <w:t xml:space="preserve">[ </w:t>
-      </w:r>
-      <w:r>
-        <w:rPr>
-          <w:rFonts w:ascii="맑은 고딕" w:eastAsia="맑은 고딕" w:hAnsi="맑은 고딕" w:cs="맑은 고딕"/>
-          <w:b/>
-          <w:bCs/>
-          <w:color w:val="000000"/>
-          <w:sz w:val="26"/>
-          <w:szCs w:val="26"/>
-        </w:rPr>
-        <w:t>시스템명</w:t>
-      </w:r>
-      <w:r>
-        <w:rPr>
-          <w:rFonts w:ascii="맑은 고딕" w:eastAsia="맑은 고딕" w:hAnsi="맑은 고딕" w:cs="맑은 고딕"/>
-          <w:b/>
-          <w:bCs/>
-          <w:color w:val="000000"/>
-          <w:sz w:val="26"/>
-          <w:szCs w:val="26"/>
-        </w:rPr>
-        <w:t xml:space="preserve">: </w:t>
+        <w:t xml:space="preserve">[ 시스템명: </w:t>
       </w:r>
       <w:r>
         <w:rPr>
@@ -222,29 +200,7 @@
           <w:sz w:val="26"/>
           <w:szCs w:val="26"/>
         </w:rPr>
-        <w:t xml:space="preserve"> </w:t>
-      </w:r>
-      <w:r>
-        <w:rPr>
-          <w:rFonts w:ascii="맑은 고딕" w:eastAsia="맑은 고딕" w:hAnsi="맑은 고딕" w:cs="맑은 고딕"/>
-          <w:b/>
-          <w:bCs/>
-          <w:color w:val="0000FF"/>
-          <w:sz w:val="26"/>
-          <w:szCs w:val="26"/>
-        </w:rPr>
-        <w:t>시스템</w:t>
-      </w:r>
-      <w:r>
-        <w:rPr>
-          <w:rFonts w:ascii="맑은 고딕" w:eastAsia="맑은 고딕" w:hAnsi="맑은 고딕" w:cs="맑은 고딕"/>
-          <w:b/>
-          <w:bCs/>
-          <w:color w:val="0000FF"/>
-          <w:sz w:val="26"/>
-          <w:szCs w:val="26"/>
-        </w:rPr>
-        <w:t xml:space="preserve"> </w:t>
+        <w:t xml:space="preserve"> 시스템 </w:t>
       </w:r>
       <w:r>
         <w:rPr>
@@ -265,6 +221,21 @@
         <w:jc w:val="center"/>
         <w:rPr>
           <w:rFonts w:ascii="맑은 고딕" w:eastAsia="맑은 고딕" w:hAnsi="맑은 고딕" w:cs="맑은 고딕"/>
+          <w:b/>
+          <w:bCs/>
+          <w:color w:val="000000"/>
+          <w:sz w:val="26"/>
+          <w:szCs w:val="26"/>
+        </w:rPr>
+      </w:pPr>
+    </w:p>
+    <w:p>
+      <w:pPr>
+        <w:spacing w:after="0" w:line="240" w:lineRule="auto"/>
+        <w:ind w:left="31"/>
+        <w:jc w:val="center"/>
+        <w:rPr>
+          <w:rFonts w:ascii="맑은 고딕" w:eastAsia="맑은 고딕" w:hAnsi="맑은 고딕" w:cs="맑은 고딕" w:hint="eastAsia"/>
           <w:b/>
           <w:bCs/>
           <w:color w:val="000000"/>
@@ -435,17 +406,7 @@
           <w:sz w:val="40"/>
           <w:szCs w:val="40"/>
         </w:rPr>
-        <w:t>서</w:t>
-      </w:r>
-      <w:r>
-        <w:rPr>
-          <w:rFonts w:ascii="맑은 고딕" w:eastAsia="맑은 고딕" w:hAnsi="맑은 고딕" w:cs="맑은 고딕"/>
-          <w:b/>
-          <w:bCs/>
-          <w:sz w:val="40"/>
-          <w:szCs w:val="40"/>
-        </w:rPr>
-        <w:t>(S</w:t>
+        <w:t>서(S</w:t>
       </w:r>
       <w:r>
         <w:rPr>
@@ -715,16 +676,7 @@
           <w:sz w:val="32"/>
           <w:szCs w:val="32"/>
         </w:rPr>
-        <w:t>년</w:t>
-      </w:r>
-      <w:r>
-        <w:rPr>
-          <w:rFonts w:ascii="맑은 고딕" w:eastAsia="맑은 고딕" w:hAnsi="맑은 고딕" w:cs="맑은 고딕"/>
-          <w:color w:val="0000FF"/>
-          <w:sz w:val="32"/>
-          <w:szCs w:val="32"/>
-        </w:rPr>
-        <w:t xml:space="preserve"> </w:t>
+        <w:t xml:space="preserve">년 </w:t>
       </w:r>
       <w:r>
         <w:rPr>
@@ -742,16 +694,7 @@
           <w:sz w:val="32"/>
           <w:szCs w:val="32"/>
         </w:rPr>
-        <w:t>월</w:t>
-      </w:r>
-      <w:r>
-        <w:rPr>
-          <w:rFonts w:ascii="맑은 고딕" w:eastAsia="맑은 고딕" w:hAnsi="맑은 고딕" w:cs="맑은 고딕"/>
-          <w:color w:val="0000FF"/>
-          <w:sz w:val="32"/>
-          <w:szCs w:val="32"/>
-        </w:rPr>
-        <w:t xml:space="preserve"> </w:t>
+        <w:t xml:space="preserve">월 </w:t>
       </w:r>
       <w:r>
         <w:rPr>
@@ -760,16 +703,7 @@
           <w:sz w:val="32"/>
           <w:szCs w:val="32"/>
         </w:rPr>
-        <w:t>0</w:t>
-      </w:r>
-      <w:r>
-        <w:rPr>
-          <w:rFonts w:ascii="맑은 고딕" w:eastAsia="맑은 고딕" w:hAnsi="맑은 고딕" w:cs="맑은 고딕" w:hint="eastAsia"/>
-          <w:color w:val="0000FF"/>
-          <w:sz w:val="32"/>
-          <w:szCs w:val="32"/>
-        </w:rPr>
-        <w:t>9</w:t>
+        <w:t>10</w:t>
       </w:r>
       <w:r>
         <w:rPr>
@@ -883,416 +817,6 @@
         </w:rPr>
       </w:pPr>
     </w:p>
-    <w:tbl>
-      <w:tblPr>
-        <w:tblpPr w:leftFromText="142" w:rightFromText="142" w:vertAnchor="text" w:horzAnchor="margin" w:tblpXSpec="right" w:tblpY="2605"/>
-        <w:tblW w:w="4607" w:type="dxa"/>
-        <w:tblBorders>
-          <w:top w:val="single" w:sz="12" w:space="0" w:color="000000"/>
-          <w:left w:val="single" w:sz="12" w:space="0" w:color="000000"/>
-          <w:bottom w:val="single" w:sz="12" w:space="0" w:color="000000"/>
-          <w:right w:val="single" w:sz="12" w:space="0" w:color="000000"/>
-          <w:insideH w:val="single" w:sz="12" w:space="0" w:color="000000"/>
-          <w:insideV w:val="single" w:sz="12" w:space="0" w:color="000000"/>
-        </w:tblBorders>
-        <w:tblLayout w:type="fixed"/>
-        <w:tblLook w:val="0000" w:firstRow="0" w:lastRow="0" w:firstColumn="0" w:lastColumn="0" w:noHBand="0" w:noVBand="0"/>
-      </w:tblPr>
-      <w:tblGrid>
-        <w:gridCol w:w="1088"/>
-        <w:gridCol w:w="3519"/>
-      </w:tblGrid>
-      <w:tr>
-        <w:trPr>
-          <w:trHeight w:val="604"/>
-        </w:trPr>
-        <w:tc>
-          <w:tcPr>
-            <w:tcW w:w="1088" w:type="dxa"/>
-            <w:tcBorders>
-              <w:bottom w:val="single" w:sz="4" w:space="0" w:color="000000"/>
-              <w:right w:val="single" w:sz="4" w:space="0" w:color="000000"/>
-            </w:tcBorders>
-            <w:vAlign w:val="bottom"/>
-          </w:tcPr>
-          <w:p>
-            <w:pPr>
-              <w:pBdr>
-                <w:top w:val="nil"/>
-                <w:left w:val="nil"/>
-                <w:bottom w:val="nil"/>
-                <w:right w:val="nil"/>
-                <w:between w:val="nil"/>
-              </w:pBdr>
-              <w:tabs>
-                <w:tab w:val="left" w:pos="592"/>
-              </w:tabs>
-              <w:spacing w:line="240" w:lineRule="auto"/>
-              <w:ind w:left="30"/>
-              <w:jc w:val="center"/>
-              <w:rPr>
-                <w:rFonts w:ascii="맑은 고딕" w:eastAsia="맑은 고딕" w:hAnsi="맑은 고딕" w:cs="맑은 고딕"/>
-                <w:b/>
-                <w:bCs/>
-                <w:sz w:val="26"/>
-                <w:szCs w:val="26"/>
-              </w:rPr>
-            </w:pPr>
-            <w:r>
-              <w:rPr>
-                <w:rFonts w:ascii="맑은 고딕" w:eastAsia="맑은 고딕" w:hAnsi="맑은 고딕" w:cs="맑은 고딕"/>
-                <w:b/>
-                <w:bCs/>
-                <w:sz w:val="26"/>
-                <w:szCs w:val="26"/>
-              </w:rPr>
-              <w:t>분</w:t>
-            </w:r>
-            <w:r>
-              <w:rPr>
-                <w:rFonts w:ascii="맑은 고딕" w:eastAsia="맑은 고딕" w:hAnsi="맑은 고딕" w:cs="맑은 고딕"/>
-                <w:b/>
-                <w:bCs/>
-                <w:sz w:val="26"/>
-                <w:szCs w:val="26"/>
-              </w:rPr>
-              <w:tab/>
-              <w:t>반</w:t>
-            </w:r>
-          </w:p>
-        </w:tc>
-        <w:tc>
-          <w:tcPr>
-            <w:tcW w:w="3519" w:type="dxa"/>
-            <w:tcBorders>
-              <w:left w:val="single" w:sz="4" w:space="0" w:color="000000"/>
-              <w:bottom w:val="single" w:sz="4" w:space="0" w:color="000000"/>
-            </w:tcBorders>
-          </w:tcPr>
-          <w:p>
-            <w:pPr>
-              <w:pBdr>
-                <w:top w:val="nil"/>
-                <w:left w:val="nil"/>
-                <w:bottom w:val="nil"/>
-                <w:right w:val="nil"/>
-                <w:between w:val="nil"/>
-              </w:pBdr>
-              <w:spacing w:before="76" w:line="240" w:lineRule="auto"/>
-              <w:ind w:left="167"/>
-              <w:jc w:val="center"/>
-              <w:rPr>
-                <w:rFonts w:ascii="맑은 고딕" w:eastAsia="맑은 고딕" w:hAnsi="맑은 고딕" w:cs="맑은 고딕"/>
-                <w:b/>
-                <w:bCs/>
-                <w:sz w:val="26"/>
-                <w:szCs w:val="26"/>
-              </w:rPr>
-            </w:pPr>
-            <w:r>
-              <w:rPr>
-                <w:rFonts w:ascii="맑은 고딕" w:eastAsia="맑은 고딕" w:hAnsi="맑은 고딕" w:cs="맑은 고딕"/>
-                <w:b/>
-                <w:bCs/>
-                <w:sz w:val="26"/>
-                <w:szCs w:val="26"/>
-              </w:rPr>
-              <w:t>1분반</w:t>
-            </w:r>
-          </w:p>
-        </w:tc>
-      </w:tr>
-      <w:tr>
-        <w:trPr>
-          <w:trHeight w:val="613"/>
-        </w:trPr>
-        <w:tc>
-          <w:tcPr>
-            <w:tcW w:w="1088" w:type="dxa"/>
-            <w:tcBorders>
-              <w:top w:val="single" w:sz="4" w:space="0" w:color="000000"/>
-              <w:bottom w:val="single" w:sz="4" w:space="0" w:color="000000"/>
-              <w:right w:val="single" w:sz="4" w:space="0" w:color="000000"/>
-            </w:tcBorders>
-            <w:vAlign w:val="bottom"/>
-          </w:tcPr>
-          <w:p>
-            <w:pPr>
-              <w:pBdr>
-                <w:top w:val="nil"/>
-                <w:left w:val="nil"/>
-                <w:bottom w:val="nil"/>
-                <w:right w:val="nil"/>
-                <w:between w:val="nil"/>
-              </w:pBdr>
-              <w:tabs>
-                <w:tab w:val="left" w:pos="592"/>
-              </w:tabs>
-              <w:spacing w:line="445" w:lineRule="auto"/>
-              <w:ind w:left="30"/>
-              <w:jc w:val="center"/>
-              <w:rPr>
-                <w:rFonts w:ascii="맑은 고딕" w:eastAsia="맑은 고딕" w:hAnsi="맑은 고딕" w:cs="맑은 고딕"/>
-                <w:b/>
-                <w:bCs/>
-                <w:sz w:val="26"/>
-                <w:szCs w:val="26"/>
-              </w:rPr>
-            </w:pPr>
-            <w:r>
-              <w:rPr>
-                <w:rFonts w:ascii="맑은 고딕" w:eastAsia="맑은 고딕" w:hAnsi="맑은 고딕" w:cs="맑은 고딕"/>
-                <w:b/>
-                <w:bCs/>
-                <w:sz w:val="26"/>
-                <w:szCs w:val="26"/>
-              </w:rPr>
-              <w:t>팀</w:t>
-            </w:r>
-            <w:r>
-              <w:rPr>
-                <w:rFonts w:ascii="맑은 고딕" w:eastAsia="맑은 고딕" w:hAnsi="맑은 고딕" w:cs="맑은 고딕"/>
-                <w:b/>
-                <w:bCs/>
-                <w:sz w:val="26"/>
-                <w:szCs w:val="26"/>
-              </w:rPr>
-              <w:tab/>
-              <w:t>명</w:t>
-            </w:r>
-          </w:p>
-        </w:tc>
-        <w:tc>
-          <w:tcPr>
-            <w:tcW w:w="3519" w:type="dxa"/>
-            <w:tcBorders>
-              <w:top w:val="single" w:sz="4" w:space="0" w:color="000000"/>
-              <w:left w:val="single" w:sz="4" w:space="0" w:color="000000"/>
-              <w:bottom w:val="single" w:sz="4" w:space="0" w:color="000000"/>
-            </w:tcBorders>
-          </w:tcPr>
-          <w:p>
-            <w:pPr>
-              <w:pBdr>
-                <w:top w:val="nil"/>
-                <w:left w:val="nil"/>
-                <w:bottom w:val="nil"/>
-                <w:right w:val="nil"/>
-                <w:between w:val="nil"/>
-              </w:pBdr>
-              <w:spacing w:before="114" w:line="240" w:lineRule="auto"/>
-              <w:jc w:val="center"/>
-              <w:rPr>
-                <w:rFonts w:ascii="맑은 고딕" w:eastAsia="맑은 고딕" w:hAnsi="맑은 고딕" w:cs="맑은 고딕"/>
-                <w:b/>
-                <w:bCs/>
-                <w:sz w:val="26"/>
-                <w:szCs w:val="26"/>
-              </w:rPr>
-            </w:pPr>
-            <w:r>
-              <w:rPr>
-                <w:rFonts w:ascii="맑은 고딕" w:eastAsia="맑은 고딕" w:hAnsi="맑은 고딕" w:cs="맑은 고딕" w:hint="eastAsia"/>
-                <w:b/>
-                <w:bCs/>
-                <w:sz w:val="26"/>
-                <w:szCs w:val="26"/>
-              </w:rPr>
-              <w:t>말모이</w:t>
-            </w:r>
-          </w:p>
-        </w:tc>
-      </w:tr>
-      <w:tr>
-        <w:trPr>
-          <w:trHeight w:val="1399"/>
-        </w:trPr>
-        <w:tc>
-          <w:tcPr>
-            <w:tcW w:w="1088" w:type="dxa"/>
-            <w:tcBorders>
-              <w:top w:val="single" w:sz="4" w:space="0" w:color="000000"/>
-              <w:right w:val="single" w:sz="4" w:space="0" w:color="000000"/>
-            </w:tcBorders>
-            <w:vAlign w:val="center"/>
-          </w:tcPr>
-          <w:p>
-            <w:pPr>
-              <w:pBdr>
-                <w:top w:val="nil"/>
-                <w:left w:val="nil"/>
-                <w:bottom w:val="nil"/>
-                <w:right w:val="nil"/>
-                <w:between w:val="nil"/>
-              </w:pBdr>
-              <w:tabs>
-                <w:tab w:val="left" w:pos="592"/>
-              </w:tabs>
-              <w:spacing w:before="66" w:line="240" w:lineRule="auto"/>
-              <w:ind w:left="30"/>
-              <w:jc w:val="center"/>
-              <w:rPr>
-                <w:rFonts w:ascii="맑은 고딕" w:eastAsia="맑은 고딕" w:hAnsi="맑은 고딕" w:cs="맑은 고딕"/>
-                <w:sz w:val="24"/>
-                <w:szCs w:val="24"/>
-              </w:rPr>
-            </w:pPr>
-            <w:r>
-              <w:rPr>
-                <w:rFonts w:ascii="맑은 고딕" w:eastAsia="맑은 고딕" w:hAnsi="맑은 고딕" w:cs="맑은 고딕"/>
-                <w:b/>
-                <w:bCs/>
-                <w:sz w:val="26"/>
-                <w:szCs w:val="26"/>
-              </w:rPr>
-              <w:t>팀</w:t>
-            </w:r>
-            <w:r>
-              <w:rPr>
-                <w:rFonts w:ascii="맑은 고딕" w:eastAsia="맑은 고딕" w:hAnsi="맑은 고딕" w:cs="맑은 고딕"/>
-                <w:b/>
-                <w:bCs/>
-                <w:sz w:val="26"/>
-                <w:szCs w:val="26"/>
-              </w:rPr>
-              <w:tab/>
-              <w:t>원</w:t>
-            </w:r>
-          </w:p>
-        </w:tc>
-        <w:tc>
-          <w:tcPr>
-            <w:tcW w:w="3519" w:type="dxa"/>
-            <w:tcBorders>
-              <w:top w:val="single" w:sz="4" w:space="0" w:color="000000"/>
-              <w:left w:val="single" w:sz="4" w:space="0" w:color="000000"/>
-            </w:tcBorders>
-          </w:tcPr>
-          <w:p>
-            <w:pPr>
-              <w:pBdr>
-                <w:top w:val="nil"/>
-                <w:left w:val="nil"/>
-                <w:bottom w:val="nil"/>
-                <w:right w:val="nil"/>
-                <w:between w:val="nil"/>
-              </w:pBdr>
-              <w:spacing w:before="66" w:line="240" w:lineRule="auto"/>
-              <w:ind w:left="203"/>
-              <w:jc w:val="center"/>
-              <w:rPr>
-                <w:rFonts w:ascii="맑은 고딕" w:eastAsia="맑은 고딕" w:hAnsi="맑은 고딕" w:cs="맑은 고딕"/>
-                <w:b/>
-                <w:bCs/>
-                <w:sz w:val="26"/>
-                <w:szCs w:val="26"/>
-              </w:rPr>
-            </w:pPr>
-            <w:r>
-              <w:rPr>
-                <w:rFonts w:ascii="맑은 고딕" w:eastAsia="맑은 고딕" w:hAnsi="맑은 고딕" w:cs="맑은 고딕"/>
-                <w:b/>
-                <w:bCs/>
-                <w:sz w:val="26"/>
-                <w:szCs w:val="26"/>
-              </w:rPr>
-              <w:t>2</w:t>
-            </w:r>
-            <w:r>
-              <w:rPr>
-                <w:rFonts w:ascii="맑은 고딕" w:eastAsia="맑은 고딕" w:hAnsi="맑은 고딕" w:cs="맑은 고딕" w:hint="eastAsia"/>
-                <w:b/>
-                <w:bCs/>
-                <w:sz w:val="26"/>
-                <w:szCs w:val="26"/>
-              </w:rPr>
-              <w:t>6</w:t>
-            </w:r>
-            <w:r>
-              <w:rPr>
-                <w:rFonts w:ascii="맑은 고딕" w:eastAsia="맑은 고딕" w:hAnsi="맑은 고딕" w:cs="맑은 고딕"/>
-                <w:b/>
-                <w:bCs/>
-                <w:sz w:val="26"/>
-                <w:szCs w:val="26"/>
-              </w:rPr>
-              <w:t>33</w:t>
-            </w:r>
-            <w:r>
-              <w:rPr>
-                <w:rFonts w:ascii="맑은 고딕" w:eastAsia="맑은 고딕" w:hAnsi="맑은 고딕" w:cs="맑은 고딕" w:hint="eastAsia"/>
-                <w:b/>
-                <w:bCs/>
-                <w:sz w:val="26"/>
-                <w:szCs w:val="26"/>
-              </w:rPr>
-              <w:t>608</w:t>
-            </w:r>
-            <w:r>
-              <w:rPr>
-                <w:rFonts w:ascii="맑은 고딕" w:eastAsia="맑은 고딕" w:hAnsi="맑은 고딕" w:cs="맑은 고딕"/>
-                <w:b/>
-                <w:bCs/>
-                <w:sz w:val="26"/>
-                <w:szCs w:val="26"/>
-              </w:rPr>
-              <w:t xml:space="preserve"> 김민성</w:t>
-            </w:r>
-          </w:p>
-          <w:p>
-            <w:pPr>
-              <w:pBdr>
-                <w:top w:val="nil"/>
-                <w:left w:val="nil"/>
-                <w:bottom w:val="nil"/>
-                <w:right w:val="nil"/>
-                <w:between w:val="nil"/>
-              </w:pBdr>
-              <w:spacing w:before="66" w:line="240" w:lineRule="auto"/>
-              <w:ind w:left="203"/>
-              <w:jc w:val="center"/>
-              <w:rPr>
-                <w:rFonts w:ascii="맑은 고딕" w:eastAsia="맑은 고딕" w:hAnsi="맑은 고딕" w:cs="맑은 고딕"/>
-                <w:b/>
-                <w:bCs/>
-                <w:sz w:val="26"/>
-                <w:szCs w:val="26"/>
-              </w:rPr>
-            </w:pPr>
-            <w:r>
-              <w:rPr>
-                <w:rFonts w:ascii="맑은 고딕" w:eastAsia="맑은 고딕" w:hAnsi="맑은 고딕" w:cs="맑은 고딕" w:hint="eastAsia"/>
-                <w:b/>
-                <w:bCs/>
-                <w:sz w:val="26"/>
-                <w:szCs w:val="26"/>
-              </w:rPr>
-              <w:t>2633610</w:t>
-            </w:r>
-            <w:r>
-              <w:rPr>
-                <w:rFonts w:ascii="맑은 고딕" w:eastAsia="맑은 고딕" w:hAnsi="맑은 고딕" w:cs="맑은 고딕"/>
-                <w:b/>
-                <w:bCs/>
-                <w:sz w:val="26"/>
-                <w:szCs w:val="26"/>
-              </w:rPr>
-              <w:t xml:space="preserve"> </w:t>
-            </w:r>
-            <w:r>
-              <w:rPr>
-                <w:rFonts w:ascii="맑은 고딕" w:eastAsia="맑은 고딕" w:hAnsi="맑은 고딕" w:cs="맑은 고딕" w:hint="eastAsia"/>
-                <w:b/>
-                <w:bCs/>
-                <w:sz w:val="26"/>
-                <w:szCs w:val="26"/>
-              </w:rPr>
-              <w:t>임효진</w:t>
-            </w:r>
-          </w:p>
-        </w:tc>
-      </w:tr>
-    </w:tbl>
     <w:p>
       <w:pPr>
         <w:pBdr>
@@ -1395,6 +919,417 @@
         </w:rPr>
       </w:pPr>
     </w:p>
+    <w:tbl>
+      <w:tblPr>
+        <w:tblpPr w:leftFromText="142" w:rightFromText="142" w:vertAnchor="text" w:horzAnchor="margin" w:tblpXSpec="right" w:tblpY="273"/>
+        <w:tblW w:w="4607" w:type="dxa"/>
+        <w:tblBorders>
+          <w:top w:val="single" w:sz="12" w:space="0" w:color="000000"/>
+          <w:left w:val="single" w:sz="12" w:space="0" w:color="000000"/>
+          <w:bottom w:val="single" w:sz="12" w:space="0" w:color="000000"/>
+          <w:right w:val="single" w:sz="12" w:space="0" w:color="000000"/>
+          <w:insideH w:val="single" w:sz="12" w:space="0" w:color="000000"/>
+          <w:insideV w:val="single" w:sz="12" w:space="0" w:color="000000"/>
+        </w:tblBorders>
+        <w:tblLayout w:type="fixed"/>
+        <w:tblLook w:val="0000" w:firstRow="0" w:lastRow="0" w:firstColumn="0" w:lastColumn="0" w:noHBand="0" w:noVBand="0"/>
+      </w:tblPr>
+      <w:tblGrid>
+        <w:gridCol w:w="1088"/>
+        <w:gridCol w:w="3519"/>
+      </w:tblGrid>
+      <w:tr>
+        <w:trPr>
+          <w:trHeight w:val="604"/>
+        </w:trPr>
+        <w:tc>
+          <w:tcPr>
+            <w:tcW w:w="1088" w:type="dxa"/>
+            <w:tcBorders>
+              <w:bottom w:val="single" w:sz="4" w:space="0" w:color="000000"/>
+              <w:right w:val="single" w:sz="4" w:space="0" w:color="000000"/>
+            </w:tcBorders>
+            <w:vAlign w:val="bottom"/>
+          </w:tcPr>
+          <w:p>
+            <w:pPr>
+              <w:pBdr>
+                <w:top w:val="nil"/>
+                <w:left w:val="nil"/>
+                <w:bottom w:val="nil"/>
+                <w:right w:val="nil"/>
+                <w:between w:val="nil"/>
+              </w:pBdr>
+              <w:tabs>
+                <w:tab w:val="left" w:pos="592"/>
+              </w:tabs>
+              <w:spacing w:line="240" w:lineRule="auto"/>
+              <w:ind w:left="30"/>
+              <w:jc w:val="center"/>
+              <w:rPr>
+                <w:rFonts w:ascii="맑은 고딕" w:eastAsia="맑은 고딕" w:hAnsi="맑은 고딕" w:cs="맑은 고딕"/>
+                <w:b/>
+                <w:bCs/>
+                <w:sz w:val="26"/>
+                <w:szCs w:val="26"/>
+              </w:rPr>
+            </w:pPr>
+            <w:r>
+              <w:rPr>
+                <w:rFonts w:ascii="맑은 고딕" w:eastAsia="맑은 고딕" w:hAnsi="맑은 고딕" w:cs="맑은 고딕"/>
+                <w:b/>
+                <w:bCs/>
+                <w:sz w:val="26"/>
+                <w:szCs w:val="26"/>
+              </w:rPr>
+              <w:t>분</w:t>
+            </w:r>
+            <w:r>
+              <w:rPr>
+                <w:rFonts w:ascii="맑은 고딕" w:eastAsia="맑은 고딕" w:hAnsi="맑은 고딕" w:cs="맑은 고딕"/>
+                <w:b/>
+                <w:bCs/>
+                <w:sz w:val="26"/>
+                <w:szCs w:val="26"/>
+              </w:rPr>
+              <w:tab/>
+              <w:t>반</w:t>
+            </w:r>
+          </w:p>
+        </w:tc>
+        <w:tc>
+          <w:tcPr>
+            <w:tcW w:w="3519" w:type="dxa"/>
+            <w:tcBorders>
+              <w:left w:val="single" w:sz="4" w:space="0" w:color="000000"/>
+              <w:bottom w:val="single" w:sz="4" w:space="0" w:color="000000"/>
+            </w:tcBorders>
+          </w:tcPr>
+          <w:p>
+            <w:pPr>
+              <w:pBdr>
+                <w:top w:val="nil"/>
+                <w:left w:val="nil"/>
+                <w:bottom w:val="nil"/>
+                <w:right w:val="nil"/>
+                <w:between w:val="nil"/>
+              </w:pBdr>
+              <w:spacing w:before="76" w:line="240" w:lineRule="auto"/>
+              <w:ind w:left="167"/>
+              <w:jc w:val="center"/>
+              <w:rPr>
+                <w:rFonts w:ascii="맑은 고딕" w:eastAsia="맑은 고딕" w:hAnsi="맑은 고딕" w:cs="맑은 고딕"/>
+                <w:b/>
+                <w:bCs/>
+                <w:sz w:val="26"/>
+                <w:szCs w:val="26"/>
+              </w:rPr>
+            </w:pPr>
+            <w:r>
+              <w:rPr>
+                <w:rFonts w:ascii="맑은 고딕" w:eastAsia="맑은 고딕" w:hAnsi="맑은 고딕" w:cs="맑은 고딕"/>
+                <w:b/>
+                <w:bCs/>
+                <w:sz w:val="26"/>
+                <w:szCs w:val="26"/>
+              </w:rPr>
+              <w:t>1분반</w:t>
+            </w:r>
+          </w:p>
+        </w:tc>
+      </w:tr>
+      <w:tr>
+        <w:trPr>
+          <w:trHeight w:val="613"/>
+        </w:trPr>
+        <w:tc>
+          <w:tcPr>
+            <w:tcW w:w="1088" w:type="dxa"/>
+            <w:tcBorders>
+              <w:top w:val="single" w:sz="4" w:space="0" w:color="000000"/>
+              <w:bottom w:val="single" w:sz="4" w:space="0" w:color="000000"/>
+              <w:right w:val="single" w:sz="4" w:space="0" w:color="000000"/>
+            </w:tcBorders>
+            <w:vAlign w:val="center"/>
+          </w:tcPr>
+          <w:p>
+            <w:pPr>
+              <w:pBdr>
+                <w:top w:val="nil"/>
+                <w:left w:val="nil"/>
+                <w:bottom w:val="nil"/>
+                <w:right w:val="nil"/>
+                <w:between w:val="nil"/>
+              </w:pBdr>
+              <w:tabs>
+                <w:tab w:val="left" w:pos="592"/>
+              </w:tabs>
+              <w:spacing w:line="445" w:lineRule="auto"/>
+              <w:ind w:left="30"/>
+              <w:jc w:val="center"/>
+              <w:rPr>
+                <w:rFonts w:ascii="맑은 고딕" w:eastAsia="맑은 고딕" w:hAnsi="맑은 고딕" w:cs="맑은 고딕"/>
+                <w:b/>
+                <w:bCs/>
+                <w:sz w:val="26"/>
+                <w:szCs w:val="26"/>
+              </w:rPr>
+            </w:pPr>
+            <w:r>
+              <w:rPr>
+                <w:rFonts w:ascii="맑은 고딕" w:eastAsia="맑은 고딕" w:hAnsi="맑은 고딕" w:cs="맑은 고딕"/>
+                <w:b/>
+                <w:bCs/>
+                <w:sz w:val="26"/>
+                <w:szCs w:val="26"/>
+              </w:rPr>
+              <w:t>팀</w:t>
+            </w:r>
+            <w:r>
+              <w:rPr>
+                <w:rFonts w:ascii="맑은 고딕" w:eastAsia="맑은 고딕" w:hAnsi="맑은 고딕" w:cs="맑은 고딕"/>
+                <w:b/>
+                <w:bCs/>
+                <w:sz w:val="26"/>
+                <w:szCs w:val="26"/>
+              </w:rPr>
+              <w:tab/>
+              <w:t>명</w:t>
+            </w:r>
+          </w:p>
+        </w:tc>
+        <w:tc>
+          <w:tcPr>
+            <w:tcW w:w="3519" w:type="dxa"/>
+            <w:tcBorders>
+              <w:top w:val="single" w:sz="4" w:space="0" w:color="000000"/>
+              <w:left w:val="single" w:sz="4" w:space="0" w:color="000000"/>
+              <w:bottom w:val="single" w:sz="4" w:space="0" w:color="000000"/>
+            </w:tcBorders>
+            <w:vAlign w:val="center"/>
+          </w:tcPr>
+          <w:p>
+            <w:pPr>
+              <w:pBdr>
+                <w:top w:val="nil"/>
+                <w:left w:val="nil"/>
+                <w:bottom w:val="nil"/>
+                <w:right w:val="nil"/>
+                <w:between w:val="nil"/>
+              </w:pBdr>
+              <w:spacing w:before="114" w:line="240" w:lineRule="auto"/>
+              <w:jc w:val="center"/>
+              <w:rPr>
+                <w:rFonts w:ascii="맑은 고딕" w:eastAsia="맑은 고딕" w:hAnsi="맑은 고딕" w:cs="맑은 고딕"/>
+                <w:b/>
+                <w:bCs/>
+                <w:sz w:val="26"/>
+                <w:szCs w:val="26"/>
+              </w:rPr>
+            </w:pPr>
+            <w:r>
+              <w:rPr>
+                <w:rFonts w:ascii="맑은 고딕" w:eastAsia="맑은 고딕" w:hAnsi="맑은 고딕" w:cs="맑은 고딕" w:hint="eastAsia"/>
+                <w:b/>
+                <w:bCs/>
+                <w:sz w:val="26"/>
+                <w:szCs w:val="26"/>
+              </w:rPr>
+              <w:t>말모이</w:t>
+            </w:r>
+          </w:p>
+        </w:tc>
+      </w:tr>
+      <w:tr>
+        <w:trPr>
+          <w:trHeight w:val="1399"/>
+        </w:trPr>
+        <w:tc>
+          <w:tcPr>
+            <w:tcW w:w="1088" w:type="dxa"/>
+            <w:tcBorders>
+              <w:top w:val="single" w:sz="4" w:space="0" w:color="000000"/>
+              <w:right w:val="single" w:sz="4" w:space="0" w:color="000000"/>
+            </w:tcBorders>
+            <w:vAlign w:val="center"/>
+          </w:tcPr>
+          <w:p>
+            <w:pPr>
+              <w:pBdr>
+                <w:top w:val="nil"/>
+                <w:left w:val="nil"/>
+                <w:bottom w:val="nil"/>
+                <w:right w:val="nil"/>
+                <w:between w:val="nil"/>
+              </w:pBdr>
+              <w:tabs>
+                <w:tab w:val="left" w:pos="592"/>
+              </w:tabs>
+              <w:spacing w:before="66" w:line="240" w:lineRule="auto"/>
+              <w:ind w:left="30"/>
+              <w:jc w:val="center"/>
+              <w:rPr>
+                <w:rFonts w:ascii="맑은 고딕" w:eastAsia="맑은 고딕" w:hAnsi="맑은 고딕" w:cs="맑은 고딕"/>
+                <w:sz w:val="24"/>
+                <w:szCs w:val="24"/>
+              </w:rPr>
+            </w:pPr>
+            <w:r>
+              <w:rPr>
+                <w:rFonts w:ascii="맑은 고딕" w:eastAsia="맑은 고딕" w:hAnsi="맑은 고딕" w:cs="맑은 고딕"/>
+                <w:b/>
+                <w:bCs/>
+                <w:sz w:val="26"/>
+                <w:szCs w:val="26"/>
+              </w:rPr>
+              <w:t>팀</w:t>
+            </w:r>
+            <w:r>
+              <w:rPr>
+                <w:rFonts w:ascii="맑은 고딕" w:eastAsia="맑은 고딕" w:hAnsi="맑은 고딕" w:cs="맑은 고딕"/>
+                <w:b/>
+                <w:bCs/>
+                <w:sz w:val="26"/>
+                <w:szCs w:val="26"/>
+              </w:rPr>
+              <w:tab/>
+              <w:t>원</w:t>
+            </w:r>
+          </w:p>
+        </w:tc>
+        <w:tc>
+          <w:tcPr>
+            <w:tcW w:w="3519" w:type="dxa"/>
+            <w:tcBorders>
+              <w:top w:val="single" w:sz="4" w:space="0" w:color="000000"/>
+              <w:left w:val="single" w:sz="4" w:space="0" w:color="000000"/>
+            </w:tcBorders>
+          </w:tcPr>
+          <w:p>
+            <w:pPr>
+              <w:pBdr>
+                <w:top w:val="nil"/>
+                <w:left w:val="nil"/>
+                <w:bottom w:val="nil"/>
+                <w:right w:val="nil"/>
+                <w:between w:val="nil"/>
+              </w:pBdr>
+              <w:spacing w:before="66" w:line="240" w:lineRule="auto"/>
+              <w:ind w:left="203"/>
+              <w:jc w:val="center"/>
+              <w:rPr>
+                <w:rFonts w:ascii="맑은 고딕" w:eastAsia="맑은 고딕" w:hAnsi="맑은 고딕" w:cs="맑은 고딕"/>
+                <w:b/>
+                <w:bCs/>
+                <w:sz w:val="26"/>
+                <w:szCs w:val="26"/>
+              </w:rPr>
+            </w:pPr>
+            <w:r>
+              <w:rPr>
+                <w:rFonts w:ascii="맑은 고딕" w:eastAsia="맑은 고딕" w:hAnsi="맑은 고딕" w:cs="맑은 고딕"/>
+                <w:b/>
+                <w:bCs/>
+                <w:sz w:val="26"/>
+                <w:szCs w:val="26"/>
+              </w:rPr>
+              <w:t>2</w:t>
+            </w:r>
+            <w:r>
+              <w:rPr>
+                <w:rFonts w:ascii="맑은 고딕" w:eastAsia="맑은 고딕" w:hAnsi="맑은 고딕" w:cs="맑은 고딕" w:hint="eastAsia"/>
+                <w:b/>
+                <w:bCs/>
+                <w:sz w:val="26"/>
+                <w:szCs w:val="26"/>
+              </w:rPr>
+              <w:t>6</w:t>
+            </w:r>
+            <w:r>
+              <w:rPr>
+                <w:rFonts w:ascii="맑은 고딕" w:eastAsia="맑은 고딕" w:hAnsi="맑은 고딕" w:cs="맑은 고딕"/>
+                <w:b/>
+                <w:bCs/>
+                <w:sz w:val="26"/>
+                <w:szCs w:val="26"/>
+              </w:rPr>
+              <w:t>33</w:t>
+            </w:r>
+            <w:r>
+              <w:rPr>
+                <w:rFonts w:ascii="맑은 고딕" w:eastAsia="맑은 고딕" w:hAnsi="맑은 고딕" w:cs="맑은 고딕" w:hint="eastAsia"/>
+                <w:b/>
+                <w:bCs/>
+                <w:sz w:val="26"/>
+                <w:szCs w:val="26"/>
+              </w:rPr>
+              <w:t>608</w:t>
+            </w:r>
+            <w:r>
+              <w:rPr>
+                <w:rFonts w:ascii="맑은 고딕" w:eastAsia="맑은 고딕" w:hAnsi="맑은 고딕" w:cs="맑은 고딕"/>
+                <w:b/>
+                <w:bCs/>
+                <w:sz w:val="26"/>
+                <w:szCs w:val="26"/>
+              </w:rPr>
+              <w:t xml:space="preserve"> 김민성</w:t>
+            </w:r>
+          </w:p>
+          <w:p>
+            <w:pPr>
+              <w:pBdr>
+                <w:top w:val="nil"/>
+                <w:left w:val="nil"/>
+                <w:bottom w:val="nil"/>
+                <w:right w:val="nil"/>
+                <w:between w:val="nil"/>
+              </w:pBdr>
+              <w:spacing w:before="66" w:line="240" w:lineRule="auto"/>
+              <w:ind w:left="203"/>
+              <w:jc w:val="center"/>
+              <w:rPr>
+                <w:rFonts w:ascii="맑은 고딕" w:eastAsia="맑은 고딕" w:hAnsi="맑은 고딕" w:cs="맑은 고딕"/>
+                <w:b/>
+                <w:bCs/>
+                <w:sz w:val="26"/>
+                <w:szCs w:val="26"/>
+              </w:rPr>
+            </w:pPr>
+            <w:r>
+              <w:rPr>
+                <w:rFonts w:ascii="맑은 고딕" w:eastAsia="맑은 고딕" w:hAnsi="맑은 고딕" w:cs="맑은 고딕" w:hint="eastAsia"/>
+                <w:b/>
+                <w:bCs/>
+                <w:sz w:val="26"/>
+                <w:szCs w:val="26"/>
+              </w:rPr>
+              <w:t>2633610</w:t>
+            </w:r>
+            <w:r>
+              <w:rPr>
+                <w:rFonts w:ascii="맑은 고딕" w:eastAsia="맑은 고딕" w:hAnsi="맑은 고딕" w:cs="맑은 고딕"/>
+                <w:b/>
+                <w:bCs/>
+                <w:sz w:val="26"/>
+                <w:szCs w:val="26"/>
+              </w:rPr>
+              <w:t xml:space="preserve"> </w:t>
+            </w:r>
+            <w:r>
+              <w:rPr>
+                <w:rFonts w:ascii="맑은 고딕" w:eastAsia="맑은 고딕" w:hAnsi="맑은 고딕" w:cs="맑은 고딕" w:hint="eastAsia"/>
+                <w:b/>
+                <w:bCs/>
+                <w:sz w:val="26"/>
+                <w:szCs w:val="26"/>
+              </w:rPr>
+              <w:t>임효진</w:t>
+            </w:r>
+          </w:p>
+        </w:tc>
+      </w:tr>
+    </w:tbl>
     <w:p>
       <w:pPr>
         <w:pBdr>
@@ -1505,73 +1440,7 @@
           <w:szCs w:val="32"/>
           <w:u w:val="single"/>
         </w:rPr>
-        <w:t>문서</w:t>
-      </w:r>
-      <w:r>
-        <w:rPr>
-          <w:rFonts w:ascii="맑은 고딕" w:eastAsia="맑은 고딕" w:hAnsi="맑은 고딕" w:cs="맑은 고딕"/>
-          <w:b/>
-          <w:bCs/>
-          <w:sz w:val="32"/>
-          <w:szCs w:val="32"/>
-          <w:u w:val="single"/>
-        </w:rPr>
-        <w:t xml:space="preserve"> </w:t>
-      </w:r>
-      <w:r>
-        <w:rPr>
-          <w:rFonts w:ascii="맑은 고딕" w:eastAsia="맑은 고딕" w:hAnsi="맑은 고딕" w:cs="맑은 고딕"/>
-          <w:b/>
-          <w:bCs/>
-          <w:sz w:val="32"/>
-          <w:szCs w:val="32"/>
-          <w:u w:val="single"/>
-        </w:rPr>
-        <w:t>제</w:t>
-      </w:r>
-      <w:r>
-        <w:rPr>
-          <w:rFonts w:ascii="맑은 고딕" w:eastAsia="맑은 고딕" w:hAnsi="맑은 고딕" w:cs="맑은 고딕"/>
-          <w:b/>
-          <w:bCs/>
-          <w:sz w:val="32"/>
-          <w:szCs w:val="32"/>
-          <w:u w:val="single"/>
-        </w:rPr>
-        <w:t>/</w:t>
-      </w:r>
-      <w:r>
-        <w:rPr>
-          <w:rFonts w:ascii="맑은 고딕" w:eastAsia="맑은 고딕" w:hAnsi="맑은 고딕" w:cs="맑은 고딕"/>
-          <w:b/>
-          <w:bCs/>
-          <w:sz w:val="32"/>
-          <w:szCs w:val="32"/>
-          <w:u w:val="single"/>
-        </w:rPr>
-        <w:t>개정</w:t>
-      </w:r>
-      <w:r>
-        <w:rPr>
-          <w:rFonts w:ascii="맑은 고딕" w:eastAsia="맑은 고딕" w:hAnsi="맑은 고딕" w:cs="맑은 고딕"/>
-          <w:b/>
-          <w:bCs/>
-          <w:sz w:val="32"/>
-          <w:szCs w:val="32"/>
-          <w:u w:val="single"/>
-        </w:rPr>
-        <w:t xml:space="preserve"> </w:t>
-      </w:r>
-      <w:r>
-        <w:rPr>
-          <w:rFonts w:ascii="맑은 고딕" w:eastAsia="맑은 고딕" w:hAnsi="맑은 고딕" w:cs="맑은 고딕"/>
-          <w:b/>
-          <w:bCs/>
-          <w:sz w:val="32"/>
-          <w:szCs w:val="32"/>
-          <w:u w:val="single"/>
-        </w:rPr>
-        <w:t>이력표</w:t>
+        <w:t>문서 제/개정 이력표</w:t>
       </w:r>
     </w:p>
     <w:p>
@@ -3827,6 +3696,7 @@
         <w:tc>
           <w:tcPr>
             <w:tcW w:w="700" w:type="dxa"/>
+            <w:vAlign w:val="center"/>
           </w:tcPr>
           <w:p>
             <w:pPr>
@@ -3850,6 +3720,7 @@
         <w:tc>
           <w:tcPr>
             <w:tcW w:w="1589" w:type="dxa"/>
+            <w:vAlign w:val="center"/>
           </w:tcPr>
           <w:p>
             <w:pPr>
@@ -3873,6 +3744,7 @@
         <w:tc>
           <w:tcPr>
             <w:tcW w:w="2126" w:type="dxa"/>
+            <w:vAlign w:val="center"/>
           </w:tcPr>
           <w:p>
             <w:pPr>
@@ -3896,6 +3768,7 @@
         <w:tc>
           <w:tcPr>
             <w:tcW w:w="1984" w:type="dxa"/>
+            <w:vAlign w:val="center"/>
           </w:tcPr>
           <w:p>
             <w:pPr>
@@ -3919,6 +3792,7 @@
         <w:tc>
           <w:tcPr>
             <w:tcW w:w="2135" w:type="dxa"/>
+            <w:vAlign w:val="center"/>
           </w:tcPr>
           <w:p>
             <w:pPr>
@@ -3947,6 +3821,7 @@
         <w:tc>
           <w:tcPr>
             <w:tcW w:w="700" w:type="dxa"/>
+            <w:vAlign w:val="center"/>
           </w:tcPr>
           <w:p>
             <w:pPr>
@@ -3965,11 +3840,28 @@
                 <w:szCs w:val="20"/>
               </w:rPr>
             </w:pPr>
+            <w:r>
+              <w:rPr>
+                <w:rFonts w:ascii="맑은 고딕" w:eastAsia="맑은 고딕" w:hAnsi="맑은 고딕" w:cs="맑은 고딕" w:hint="eastAsia"/>
+                <w:sz w:val="20"/>
+                <w:szCs w:val="20"/>
+              </w:rPr>
+              <w:t>0.</w:t>
+            </w:r>
+            <w:r>
+              <w:rPr>
+                <w:rFonts w:ascii="맑은 고딕" w:eastAsia="맑은 고딕" w:hAnsi="맑은 고딕" w:cs="맑은 고딕" w:hint="eastAsia"/>
+                <w:sz w:val="20"/>
+                <w:szCs w:val="20"/>
+              </w:rPr>
+              <w:t>3</w:t>
+            </w:r>
           </w:p>
         </w:tc>
         <w:tc>
           <w:tcPr>
             <w:tcW w:w="1589" w:type="dxa"/>
+            <w:vAlign w:val="center"/>
           </w:tcPr>
           <w:p>
             <w:pPr>
@@ -3983,16 +3875,33 @@
               <w:spacing w:line="240" w:lineRule="auto"/>
               <w:jc w:val="center"/>
               <w:rPr>
-                <w:rFonts w:ascii="맑은 고딕" w:eastAsia="맑은 고딕" w:hAnsi="맑은 고딕" w:cs="맑은 고딕"/>
-                <w:sz w:val="20"/>
-                <w:szCs w:val="20"/>
-              </w:rPr>
-            </w:pPr>
+                <w:rFonts w:ascii="맑은 고딕" w:eastAsia="맑은 고딕" w:hAnsi="맑은 고딕" w:cs="맑은 고딕" w:hint="eastAsia"/>
+                <w:sz w:val="20"/>
+                <w:szCs w:val="20"/>
+              </w:rPr>
+            </w:pPr>
+            <w:r>
+              <w:rPr>
+                <w:rFonts w:ascii="맑은 고딕" w:eastAsia="맑은 고딕" w:hAnsi="맑은 고딕" w:cs="맑은 고딕" w:hint="eastAsia"/>
+                <w:sz w:val="20"/>
+                <w:szCs w:val="20"/>
+              </w:rPr>
+              <w:t>2026.06.</w:t>
+            </w:r>
+            <w:r>
+              <w:rPr>
+                <w:rFonts w:ascii="맑은 고딕" w:eastAsia="맑은 고딕" w:hAnsi="맑은 고딕" w:cs="맑은 고딕" w:hint="eastAsia"/>
+                <w:sz w:val="20"/>
+                <w:szCs w:val="20"/>
+              </w:rPr>
+              <w:t>10</w:t>
+            </w:r>
           </w:p>
         </w:tc>
         <w:tc>
           <w:tcPr>
             <w:tcW w:w="2126" w:type="dxa"/>
+            <w:vAlign w:val="center"/>
           </w:tcPr>
           <w:p>
             <w:pPr>
@@ -4011,6 +3920,14 @@
                 <w:szCs w:val="20"/>
               </w:rPr>
             </w:pPr>
+            <w:r>
+              <w:rPr>
+                <w:rFonts w:ascii="맑은 고딕" w:eastAsia="맑은 고딕" w:hAnsi="맑은 고딕" w:cs="맑은 고딕"/>
+                <w:sz w:val="20"/>
+                <w:szCs w:val="20"/>
+              </w:rPr>
+              <w:t>김민성 (서명)</w:t>
+            </w:r>
           </w:p>
         </w:tc>
         <w:tc>
@@ -4034,11 +3951,20 @@
                 <w:szCs w:val="20"/>
               </w:rPr>
             </w:pPr>
+            <w:r>
+              <w:rPr>
+                <w:rFonts w:ascii="맑은 고딕" w:eastAsia="맑은 고딕" w:hAnsi="맑은 고딕" w:cs="맑은 고딕" w:hint="eastAsia"/>
+                <w:sz w:val="20"/>
+                <w:szCs w:val="20"/>
+              </w:rPr>
+              <w:t>통합 시험 결합 조치 내역 추가</w:t>
+            </w:r>
           </w:p>
         </w:tc>
         <w:tc>
           <w:tcPr>
             <w:tcW w:w="2135" w:type="dxa"/>
+            <w:vAlign w:val="center"/>
           </w:tcPr>
           <w:p>
             <w:pPr>
@@ -4057,6 +3983,14 @@
                 <w:szCs w:val="20"/>
               </w:rPr>
             </w:pPr>
+            <w:r>
+              <w:rPr>
+                <w:rFonts w:ascii="맑은 고딕" w:eastAsia="맑은 고딕" w:hAnsi="맑은 고딕" w:cs="맑은 고딕" w:hint="eastAsia"/>
+                <w:sz w:val="20"/>
+                <w:szCs w:val="20"/>
+              </w:rPr>
+              <w:t>고객대표 (서명)</w:t>
+            </w:r>
           </w:p>
         </w:tc>
       </w:tr>
@@ -4081,7 +4015,7 @@
               <w:spacing w:line="240" w:lineRule="auto"/>
               <w:jc w:val="center"/>
               <w:rPr>
-                <w:rFonts w:ascii="맑은 고딕" w:eastAsia="맑은 고딕" w:hAnsi="맑은 고딕" w:cs="맑은 고딕" w:hint="eastAsia"/>
+                <w:rFonts w:ascii="맑은 고딕" w:eastAsia="맑은 고딕" w:hAnsi="맑은 고딕" w:cs="맑은 고딕"/>
                 <w:sz w:val="20"/>
                 <w:szCs w:val="20"/>
               </w:rPr>
@@ -4113,7 +4047,7 @@
               <w:spacing w:line="240" w:lineRule="auto"/>
               <w:jc w:val="center"/>
               <w:rPr>
-                <w:rFonts w:ascii="맑은 고딕" w:eastAsia="맑은 고딕" w:hAnsi="맑은 고딕" w:cs="맑은 고딕" w:hint="eastAsia"/>
+                <w:rFonts w:ascii="맑은 고딕" w:eastAsia="맑은 고딕" w:hAnsi="맑은 고딕" w:cs="맑은 고딕"/>
                 <w:sz w:val="20"/>
                 <w:szCs w:val="20"/>
               </w:rPr>
@@ -4145,7 +4079,7 @@
               <w:spacing w:line="240" w:lineRule="auto"/>
               <w:jc w:val="center"/>
               <w:rPr>
-                <w:rFonts w:ascii="맑은 고딕" w:eastAsia="맑은 고딕" w:hAnsi="맑은 고딕" w:cs="맑은 고딕" w:hint="eastAsia"/>
+                <w:rFonts w:ascii="맑은 고딕" w:eastAsia="맑은 고딕" w:hAnsi="맑은 고딕" w:cs="맑은 고딕"/>
                 <w:sz w:val="20"/>
                 <w:szCs w:val="20"/>
               </w:rPr>
@@ -4177,7 +4111,7 @@
               <w:spacing w:line="240" w:lineRule="auto"/>
               <w:jc w:val="center"/>
               <w:rPr>
-                <w:rFonts w:ascii="맑은 고딕" w:eastAsia="맑은 고딕" w:hAnsi="맑은 고딕" w:cs="맑은 고딕" w:hint="eastAsia"/>
+                <w:rFonts w:ascii="맑은 고딕" w:eastAsia="맑은 고딕" w:hAnsi="맑은 고딕" w:cs="맑은 고딕"/>
                 <w:sz w:val="20"/>
                 <w:szCs w:val="20"/>
               </w:rPr>
@@ -4209,7 +4143,7 @@
               <w:spacing w:line="240" w:lineRule="auto"/>
               <w:jc w:val="center"/>
               <w:rPr>
-                <w:rFonts w:ascii="맑은 고딕" w:eastAsia="맑은 고딕" w:hAnsi="맑은 고딕" w:cs="맑은 고딕" w:hint="eastAsia"/>
+                <w:rFonts w:ascii="맑은 고딕" w:eastAsia="맑은 고딕" w:hAnsi="맑은 고딕" w:cs="맑은 고딕"/>
                 <w:sz w:val="20"/>
                 <w:szCs w:val="20"/>
               </w:rPr>
@@ -4361,31 +4295,7 @@
                 <w:sz w:val="20"/>
                 <w:szCs w:val="20"/>
               </w:rPr>
-              <w:t>김민성</w:t>
-            </w:r>
-            <w:r>
-              <w:rPr>
-                <w:rFonts w:ascii="맑은 고딕" w:eastAsia="맑은 고딕" w:hAnsi="맑은 고딕" w:cs="맑은 고딕"/>
-                <w:sz w:val="20"/>
-                <w:szCs w:val="20"/>
-              </w:rPr>
-              <w:t xml:space="preserve"> (</w:t>
-            </w:r>
-            <w:r>
-              <w:rPr>
-                <w:rFonts w:ascii="맑은 고딕" w:eastAsia="맑은 고딕" w:hAnsi="맑은 고딕" w:cs="맑은 고딕"/>
-                <w:sz w:val="20"/>
-                <w:szCs w:val="20"/>
-              </w:rPr>
-              <w:t>서명</w:t>
-            </w:r>
-            <w:r>
-              <w:rPr>
-                <w:rFonts w:ascii="맑은 고딕" w:eastAsia="맑은 고딕" w:hAnsi="맑은 고딕" w:cs="맑은 고딕"/>
-                <w:sz w:val="20"/>
-                <w:szCs w:val="20"/>
-              </w:rPr>
-              <w:t>)</w:t>
+              <w:t>김민성 (서명)</w:t>
             </w:r>
           </w:p>
         </w:tc>
@@ -4416,23 +4326,7 @@
                 <w:sz w:val="20"/>
                 <w:szCs w:val="20"/>
               </w:rPr>
-              <w:t>최초</w:t>
-            </w:r>
-            <w:r>
-              <w:rPr>
-                <w:rFonts w:ascii="맑은 고딕" w:eastAsia="맑은 고딕" w:hAnsi="맑은 고딕" w:cs="맑은 고딕"/>
-                <w:sz w:val="20"/>
-                <w:szCs w:val="20"/>
-              </w:rPr>
-              <w:t xml:space="preserve"> </w:t>
-            </w:r>
-            <w:r>
-              <w:rPr>
-                <w:rFonts w:ascii="맑은 고딕" w:eastAsia="맑은 고딕" w:hAnsi="맑은 고딕" w:cs="맑은 고딕"/>
-                <w:sz w:val="20"/>
-                <w:szCs w:val="20"/>
-              </w:rPr>
-              <w:t>작성</w:t>
+              <w:t>최초 작성</w:t>
             </w:r>
           </w:p>
         </w:tc>
@@ -4464,31 +4358,7 @@
                 <w:sz w:val="20"/>
                 <w:szCs w:val="20"/>
               </w:rPr>
-              <w:t>고객대표</w:t>
-            </w:r>
-            <w:r>
-              <w:rPr>
-                <w:rFonts w:ascii="맑은 고딕" w:eastAsia="맑은 고딕" w:hAnsi="맑은 고딕" w:cs="맑은 고딕"/>
-                <w:sz w:val="20"/>
-                <w:szCs w:val="20"/>
-              </w:rPr>
-              <w:t xml:space="preserve"> (</w:t>
-            </w:r>
-            <w:r>
-              <w:rPr>
-                <w:rFonts w:ascii="맑은 고딕" w:eastAsia="맑은 고딕" w:hAnsi="맑은 고딕" w:cs="맑은 고딕"/>
-                <w:sz w:val="20"/>
-                <w:szCs w:val="20"/>
-              </w:rPr>
-              <w:t>서명</w:t>
-            </w:r>
-            <w:r>
-              <w:rPr>
-                <w:rFonts w:ascii="맑은 고딕" w:eastAsia="맑은 고딕" w:hAnsi="맑은 고딕" w:cs="맑은 고딕"/>
-                <w:sz w:val="20"/>
-                <w:szCs w:val="20"/>
-              </w:rPr>
-              <w:t>)</w:t>
+              <w:t>고객대표 (서명)</w:t>
             </w:r>
           </w:p>
         </w:tc>
@@ -4625,23 +4495,7 @@
                 <w:sz w:val="20"/>
                 <w:szCs w:val="20"/>
               </w:rPr>
-              <w:t>제</w:t>
-            </w:r>
-            <w:r>
-              <w:rPr>
-                <w:rFonts w:ascii="맑은 고딕" w:eastAsia="맑은 고딕" w:hAnsi="맑은 고딕" w:cs="맑은 고딕"/>
-                <w:sz w:val="20"/>
-                <w:szCs w:val="20"/>
-              </w:rPr>
-              <w:t>/</w:t>
-            </w:r>
-            <w:r>
-              <w:rPr>
-                <w:rFonts w:ascii="맑은 고딕" w:eastAsia="맑은 고딕" w:hAnsi="맑은 고딕" w:cs="맑은 고딕"/>
-                <w:sz w:val="20"/>
-                <w:szCs w:val="20"/>
-              </w:rPr>
-              <w:t>개정사항</w:t>
+              <w:t>제/개정사항</w:t>
             </w:r>
           </w:p>
         </w:tc>
@@ -4742,7 +4596,6 @@
           <w:docPartUnique/>
         </w:docPartObj>
       </w:sdtPr>
-      <w:sdtEndPr/>
       <w:sdtContent>
         <w:p>
           <w:pPr>
@@ -5883,10 +5736,7 @@
       </w:pPr>
       <w:r>
         <w:lastRenderedPageBreak/>
-        <w:t xml:space="preserve">1. </w:t>
-      </w:r>
-      <w:r>
-        <w:t>개요</w:t>
+        <w:t>1. 개요</w:t>
       </w:r>
     </w:p>
     <w:p>
@@ -5897,16 +5747,7 @@
       <w:bookmarkStart w:id="0" w:name="_heading=h.kkssh8mftou" w:colFirst="0" w:colLast="0"/>
       <w:bookmarkEnd w:id="0"/>
       <w:r>
-        <w:t xml:space="preserve">1.1 </w:t>
-      </w:r>
-      <w:r>
-        <w:t>문서</w:t>
-      </w:r>
-      <w:r>
-        <w:t xml:space="preserve"> </w:t>
-      </w:r>
-      <w:r>
-        <w:t>목적</w:t>
+        <w:t>1.1 문서 목적</w:t>
       </w:r>
     </w:p>
     <w:p>
@@ -6027,10 +5868,7 @@
         <w:spacing w:line="240" w:lineRule="auto"/>
       </w:pPr>
       <w:r>
-        <w:t xml:space="preserve">1.2 </w:t>
-      </w:r>
-      <w:r>
-        <w:t>범위</w:t>
+        <w:t>1.2 범위</w:t>
       </w:r>
     </w:p>
     <w:p>
@@ -7541,7 +7379,7 @@
     <w:p>
       <w:pPr>
         <w:rPr>
-          <w:rFonts w:ascii="맑은 고딕" w:eastAsia="맑은 고딕" w:hAnsi="맑은 고딕" w:hint="eastAsia"/>
+          <w:rFonts w:ascii="맑은 고딕" w:eastAsia="맑은 고딕" w:hAnsi="맑은 고딕"/>
         </w:rPr>
       </w:pPr>
     </w:p>
@@ -9751,7 +9589,7 @@
     <w:p>
       <w:pPr>
         <w:rPr>
-          <w:rFonts w:ascii="맑은 고딕" w:eastAsia="맑은 고딕" w:hAnsi="맑은 고딕" w:hint="eastAsia"/>
+          <w:rFonts w:ascii="맑은 고딕" w:eastAsia="맑은 고딕" w:hAnsi="맑은 고딕"/>
         </w:rPr>
       </w:pPr>
     </w:p>
@@ -9779,8 +9617,8 @@
         <w:gridCol w:w="284"/>
         <w:gridCol w:w="1700"/>
         <w:gridCol w:w="1700"/>
-        <w:gridCol w:w="285"/>
-        <w:gridCol w:w="1701"/>
+        <w:gridCol w:w="143"/>
+        <w:gridCol w:w="1843"/>
       </w:tblGrid>
       <w:tr>
         <w:trPr>
@@ -10310,7 +10148,7 @@
         </w:tc>
         <w:tc>
           <w:tcPr>
-            <w:tcW w:w="1985" w:type="dxa"/>
+            <w:tcW w:w="1843" w:type="dxa"/>
             <w:gridSpan w:val="2"/>
             <w:shd w:val="clear" w:color="auto" w:fill="CAEDFB" w:themeFill="accent4" w:themeFillTint="33"/>
             <w:vAlign w:val="center"/>
@@ -10353,7 +10191,7 @@
         </w:tc>
         <w:tc>
           <w:tcPr>
-            <w:tcW w:w="1701" w:type="dxa"/>
+            <w:tcW w:w="1843" w:type="dxa"/>
             <w:shd w:val="clear" w:color="auto" w:fill="CAEDFB" w:themeFill="accent4" w:themeFillTint="33"/>
             <w:vAlign w:val="center"/>
           </w:tcPr>
@@ -10771,7 +10609,7 @@
         </w:tc>
         <w:tc>
           <w:tcPr>
-            <w:tcW w:w="1985" w:type="dxa"/>
+            <w:tcW w:w="1843" w:type="dxa"/>
             <w:gridSpan w:val="2"/>
             <w:vAlign w:val="center"/>
           </w:tcPr>
@@ -10922,18 +10760,8 @@
                 <w:szCs w:val="20"/>
                 <w:lang w:eastAsia="ko-KR"/>
               </w:rPr>
-              <w:t xml:space="preserve">6. 해당 지도 검색 정보를 공유할 대화방 목록이 표시된다. </w:t>
-            </w:r>
-          </w:p>
-          <w:p>
-            <w:pPr>
-              <w:rPr>
-                <w:rFonts w:ascii="맑은 고딕" w:eastAsia="맑은 고딕" w:hAnsi="맑은 고딕"/>
-                <w:sz w:val="20"/>
-                <w:szCs w:val="20"/>
-                <w:lang w:eastAsia="ko-KR"/>
-              </w:rPr>
-            </w:pPr>
+              <w:t xml:space="preserve">6. 해당 지도 검색 정보를 공유할 대화방 목록이 </w:t>
+            </w:r>
             <w:r>
               <w:rPr>
                 <w:rFonts w:ascii="맑은 고딕" w:eastAsia="맑은 고딕" w:hAnsi="맑은 고딕" w:hint="eastAsia"/>
@@ -10942,13 +10770,32 @@
                 <w:lang w:eastAsia="ko-KR"/>
               </w:rPr>
               <w:lastRenderedPageBreak/>
+              <w:t xml:space="preserve">표시된다. </w:t>
+            </w:r>
+          </w:p>
+          <w:p>
+            <w:pPr>
+              <w:rPr>
+                <w:rFonts w:ascii="맑은 고딕" w:eastAsia="맑은 고딕" w:hAnsi="맑은 고딕"/>
+                <w:sz w:val="20"/>
+                <w:szCs w:val="20"/>
+                <w:lang w:eastAsia="ko-KR"/>
+              </w:rPr>
+            </w:pPr>
+            <w:r>
+              <w:rPr>
+                <w:rFonts w:ascii="맑은 고딕" w:eastAsia="맑은 고딕" w:hAnsi="맑은 고딕" w:hint="eastAsia"/>
+                <w:sz w:val="20"/>
+                <w:szCs w:val="20"/>
+                <w:lang w:eastAsia="ko-KR"/>
+              </w:rPr>
               <w:t xml:space="preserve">7. 대화방이 선택되었음이 표시된다. </w:t>
             </w:r>
           </w:p>
           <w:p>
             <w:pPr>
               <w:rPr>
-                <w:rFonts w:ascii="맑은 고딕" w:eastAsia="맑은 고딕" w:hAnsi="맑은 고딕" w:hint="eastAsia"/>
+                <w:rFonts w:ascii="맑은 고딕" w:eastAsia="맑은 고딕" w:hAnsi="맑은 고딕"/>
                 <w:sz w:val="20"/>
                 <w:szCs w:val="20"/>
                 <w:lang w:eastAsia="ko-KR"/>
@@ -10976,7 +10823,7 @@
         </w:tc>
         <w:tc>
           <w:tcPr>
-            <w:tcW w:w="1701" w:type="dxa"/>
+            <w:tcW w:w="1843" w:type="dxa"/>
             <w:vAlign w:val="center"/>
           </w:tcPr>
           <w:p>
@@ -11108,7 +10955,26 @@
                 <w:szCs w:val="20"/>
                 <w:lang w:eastAsia="ko-KR"/>
               </w:rPr>
-              <w:t xml:space="preserve">5. 지도 검색 결과 목록 리스트 중 해당 장소가 </w:t>
+              <w:t xml:space="preserve">5. 지도 검색 결과 목록 리스트 중 해당 장소가 선택되었음을 표시 및 해당 지도 검색 정보가 나타난다. </w:t>
+            </w:r>
+          </w:p>
+          <w:p>
+            <w:pPr>
+              <w:rPr>
+                <w:rFonts w:ascii="맑은 고딕" w:eastAsia="맑은 고딕" w:hAnsi="맑은 고딕"/>
+                <w:sz w:val="20"/>
+                <w:szCs w:val="20"/>
+                <w:lang w:eastAsia="ko-KR"/>
+              </w:rPr>
+            </w:pPr>
+            <w:r>
+              <w:rPr>
+                <w:rFonts w:ascii="맑은 고딕" w:eastAsia="맑은 고딕" w:hAnsi="맑은 고딕" w:hint="eastAsia"/>
+                <w:sz w:val="20"/>
+                <w:szCs w:val="20"/>
+                <w:lang w:eastAsia="ko-KR"/>
+              </w:rPr>
+              <w:t xml:space="preserve">6. 해당 지도 검색 정보를 공유할 대화방 목록이 </w:t>
             </w:r>
             <w:r>
               <w:rPr>
@@ -11118,26 +10984,7 @@
                 <w:lang w:eastAsia="ko-KR"/>
               </w:rPr>
               <w:lastRenderedPageBreak/>
-              <w:t xml:space="preserve">선택되었음을 표시 및 해당 지도 검색 정보가 나타난다. </w:t>
-            </w:r>
-          </w:p>
-          <w:p>
-            <w:pPr>
-              <w:rPr>
-                <w:rFonts w:ascii="맑은 고딕" w:eastAsia="맑은 고딕" w:hAnsi="맑은 고딕"/>
-                <w:sz w:val="20"/>
-                <w:szCs w:val="20"/>
-                <w:lang w:eastAsia="ko-KR"/>
-              </w:rPr>
-            </w:pPr>
-            <w:r>
-              <w:rPr>
-                <w:rFonts w:ascii="맑은 고딕" w:eastAsia="맑은 고딕" w:hAnsi="맑은 고딕" w:hint="eastAsia"/>
-                <w:sz w:val="20"/>
-                <w:szCs w:val="20"/>
-                <w:lang w:eastAsia="ko-KR"/>
-              </w:rPr>
-              <w:t xml:space="preserve">6. 해당 지도 검색 정보를 공유할 대화방 목록이 표시된다. </w:t>
+              <w:t xml:space="preserve">표시된다. </w:t>
             </w:r>
           </w:p>
           <w:p>
@@ -11162,7 +11009,7 @@
           <w:p>
             <w:pPr>
               <w:rPr>
-                <w:rFonts w:ascii="맑은 고딕" w:eastAsia="맑은 고딕" w:hAnsi="맑은 고딕" w:hint="eastAsia"/>
+                <w:rFonts w:ascii="맑은 고딕" w:eastAsia="맑은 고딕" w:hAnsi="맑은 고딕"/>
                 <w:sz w:val="20"/>
                 <w:szCs w:val="20"/>
                 <w:lang w:eastAsia="ko-KR"/>
@@ -11221,8 +11068,8 @@
         <w:gridCol w:w="284"/>
         <w:gridCol w:w="1700"/>
         <w:gridCol w:w="1700"/>
-        <w:gridCol w:w="285"/>
-        <w:gridCol w:w="1701"/>
+        <w:gridCol w:w="143"/>
+        <w:gridCol w:w="1843"/>
       </w:tblGrid>
       <w:tr>
         <w:trPr>
@@ -11751,7 +11598,7 @@
         </w:tc>
         <w:tc>
           <w:tcPr>
-            <w:tcW w:w="1985" w:type="dxa"/>
+            <w:tcW w:w="1843" w:type="dxa"/>
             <w:gridSpan w:val="2"/>
             <w:shd w:val="clear" w:color="auto" w:fill="CAEDFB" w:themeFill="accent4" w:themeFillTint="33"/>
             <w:vAlign w:val="center"/>
@@ -11794,7 +11641,7 @@
         </w:tc>
         <w:tc>
           <w:tcPr>
-            <w:tcW w:w="1701" w:type="dxa"/>
+            <w:tcW w:w="1843" w:type="dxa"/>
             <w:shd w:val="clear" w:color="auto" w:fill="CAEDFB" w:themeFill="accent4" w:themeFillTint="33"/>
             <w:vAlign w:val="center"/>
           </w:tcPr>
@@ -11990,7 +11837,6 @@
                 <w:szCs w:val="20"/>
                 <w:lang w:eastAsia="ko-KR"/>
               </w:rPr>
-              <w:lastRenderedPageBreak/>
               <w:t>5. 사이드바에서 해당 AI 프롬프트 정보를 공유할 대화방 선택</w:t>
             </w:r>
           </w:p>
@@ -12036,7 +11882,6 @@
                 <w:szCs w:val="20"/>
                 <w:lang w:eastAsia="ko-KR"/>
               </w:rPr>
-              <w:lastRenderedPageBreak/>
               <w:t>1. AI 질문 및 공유 버튼 클릭 입력</w:t>
             </w:r>
           </w:p>
@@ -12132,23 +11977,13 @@
                 <w:szCs w:val="20"/>
                 <w:lang w:eastAsia="ko-KR"/>
               </w:rPr>
-              <w:t xml:space="preserve">6. 공유 버튼 클릭 </w:t>
-            </w:r>
-            <w:r>
-              <w:rPr>
-                <w:rFonts w:ascii="맑은 고딕" w:eastAsia="맑은 고딕" w:hAnsi="맑은 고딕" w:hint="eastAsia"/>
-                <w:sz w:val="20"/>
-                <w:szCs w:val="20"/>
-                <w:lang w:eastAsia="ko-KR"/>
-              </w:rPr>
-              <w:lastRenderedPageBreak/>
-              <w:t>입력</w:t>
-            </w:r>
-          </w:p>
-        </w:tc>
-        <w:tc>
-          <w:tcPr>
-            <w:tcW w:w="1985" w:type="dxa"/>
+              <w:t>6. 공유 버튼 클릭 입력</w:t>
+            </w:r>
+          </w:p>
+        </w:tc>
+        <w:tc>
+          <w:tcPr>
+            <w:tcW w:w="1843" w:type="dxa"/>
             <w:gridSpan w:val="2"/>
             <w:vAlign w:val="center"/>
           </w:tcPr>
@@ -12168,7 +12003,6 @@
                 <w:szCs w:val="20"/>
                 <w:lang w:eastAsia="ko-KR"/>
               </w:rPr>
-              <w:lastRenderedPageBreak/>
               <w:t xml:space="preserve">1. AI 질문 화면이 표시된다. </w:t>
             </w:r>
           </w:p>
@@ -12245,17 +12079,7 @@
                 <w:szCs w:val="20"/>
                 <w:lang w:eastAsia="ko-KR"/>
               </w:rPr>
-              <w:t xml:space="preserve">5. 대화방이 </w:t>
-            </w:r>
-            <w:r>
-              <w:rPr>
-                <w:rFonts w:ascii="맑은 고딕" w:eastAsia="맑은 고딕" w:hAnsi="맑은 고딕" w:hint="eastAsia"/>
-                <w:sz w:val="20"/>
-                <w:szCs w:val="20"/>
-                <w:lang w:eastAsia="ko-KR"/>
-              </w:rPr>
-              <w:lastRenderedPageBreak/>
-              <w:t xml:space="preserve">선택되었음이 표시된다. </w:t>
+              <w:t xml:space="preserve">5. 대화방이 선택되었음이 표시된다. </w:t>
             </w:r>
           </w:p>
           <w:p>
@@ -12280,26 +12104,25 @@
         </w:tc>
         <w:tc>
           <w:tcPr>
-            <w:tcW w:w="1701" w:type="dxa"/>
-            <w:vAlign w:val="center"/>
-          </w:tcPr>
-          <w:p>
-            <w:pPr>
-              <w:rPr>
-                <w:rFonts w:ascii="맑은 고딕" w:eastAsia="맑은 고딕" w:hAnsi="맑은 고딕"/>
-                <w:sz w:val="20"/>
-                <w:szCs w:val="20"/>
-                <w:lang w:eastAsia="ko-KR"/>
-              </w:rPr>
-            </w:pPr>
-            <w:r>
-              <w:rPr>
-                <w:rFonts w:ascii="맑은 고딕" w:eastAsia="맑은 고딕" w:hAnsi="맑은 고딕" w:hint="eastAsia"/>
-                <w:sz w:val="20"/>
-                <w:szCs w:val="20"/>
-                <w:lang w:eastAsia="ko-KR"/>
-              </w:rPr>
-              <w:lastRenderedPageBreak/>
+            <w:tcW w:w="1843" w:type="dxa"/>
+            <w:vAlign w:val="center"/>
+          </w:tcPr>
+          <w:p>
+            <w:pPr>
+              <w:rPr>
+                <w:rFonts w:ascii="맑은 고딕" w:eastAsia="맑은 고딕" w:hAnsi="맑은 고딕"/>
+                <w:sz w:val="20"/>
+                <w:szCs w:val="20"/>
+                <w:lang w:eastAsia="ko-KR"/>
+              </w:rPr>
+            </w:pPr>
+            <w:r>
+              <w:rPr>
+                <w:rFonts w:ascii="맑은 고딕" w:eastAsia="맑은 고딕" w:hAnsi="맑은 고딕" w:hint="eastAsia"/>
+                <w:sz w:val="20"/>
+                <w:szCs w:val="20"/>
+                <w:lang w:eastAsia="ko-KR"/>
+              </w:rPr>
               <w:t xml:space="preserve">1. AI 질문 화면이 표시된다. </w:t>
             </w:r>
           </w:p>
@@ -12376,14 +12199,13 @@
                 <w:szCs w:val="20"/>
                 <w:lang w:eastAsia="ko-KR"/>
               </w:rPr>
-              <w:lastRenderedPageBreak/>
               <w:t xml:space="preserve">5. 대화방이 선택되었음이 표시된다. </w:t>
             </w:r>
           </w:p>
           <w:p>
             <w:pPr>
               <w:rPr>
-                <w:rFonts w:ascii="맑은 고딕" w:eastAsia="맑은 고딕" w:hAnsi="맑은 고딕" w:hint="eastAsia"/>
+                <w:rFonts w:ascii="맑은 고딕" w:eastAsia="맑은 고딕" w:hAnsi="맑은 고딕"/>
                 <w:sz w:val="20"/>
                 <w:szCs w:val="20"/>
                 <w:lang w:eastAsia="ko-KR"/>
@@ -12406,168 +12228,6 @@
       <w:pPr>
         <w:rPr>
           <w:rFonts w:ascii="맑은 고딕" w:eastAsia="맑은 고딕" w:hAnsi="맑은 고딕"/>
-          <w:sz w:val="20"/>
-          <w:szCs w:val="20"/>
-        </w:rPr>
-      </w:pPr>
-    </w:p>
-    <w:p>
-      <w:pPr>
-        <w:rPr>
-          <w:rFonts w:ascii="맑은 고딕" w:eastAsia="맑은 고딕" w:hAnsi="맑은 고딕"/>
-          <w:sz w:val="20"/>
-          <w:szCs w:val="20"/>
-        </w:rPr>
-      </w:pPr>
-    </w:p>
-    <w:p>
-      <w:pPr>
-        <w:rPr>
-          <w:rFonts w:ascii="맑은 고딕" w:eastAsia="맑은 고딕" w:hAnsi="맑은 고딕"/>
-          <w:sz w:val="20"/>
-          <w:szCs w:val="20"/>
-        </w:rPr>
-      </w:pPr>
-    </w:p>
-    <w:p>
-      <w:pPr>
-        <w:rPr>
-          <w:rFonts w:ascii="맑은 고딕" w:eastAsia="맑은 고딕" w:hAnsi="맑은 고딕"/>
-          <w:sz w:val="20"/>
-          <w:szCs w:val="20"/>
-        </w:rPr>
-      </w:pPr>
-    </w:p>
-    <w:p>
-      <w:pPr>
-        <w:rPr>
-          <w:rFonts w:ascii="맑은 고딕" w:eastAsia="맑은 고딕" w:hAnsi="맑은 고딕"/>
-          <w:sz w:val="20"/>
-          <w:szCs w:val="20"/>
-        </w:rPr>
-      </w:pPr>
-    </w:p>
-    <w:p>
-      <w:pPr>
-        <w:rPr>
-          <w:rFonts w:ascii="맑은 고딕" w:eastAsia="맑은 고딕" w:hAnsi="맑은 고딕"/>
-          <w:sz w:val="20"/>
-          <w:szCs w:val="20"/>
-        </w:rPr>
-      </w:pPr>
-    </w:p>
-    <w:p>
-      <w:pPr>
-        <w:rPr>
-          <w:rFonts w:ascii="맑은 고딕" w:eastAsia="맑은 고딕" w:hAnsi="맑은 고딕"/>
-          <w:sz w:val="20"/>
-          <w:szCs w:val="20"/>
-        </w:rPr>
-      </w:pPr>
-    </w:p>
-    <w:p>
-      <w:pPr>
-        <w:rPr>
-          <w:rFonts w:ascii="맑은 고딕" w:eastAsia="맑은 고딕" w:hAnsi="맑은 고딕"/>
-          <w:sz w:val="20"/>
-          <w:szCs w:val="20"/>
-        </w:rPr>
-      </w:pPr>
-    </w:p>
-    <w:p>
-      <w:pPr>
-        <w:rPr>
-          <w:rFonts w:ascii="맑은 고딕" w:eastAsia="맑은 고딕" w:hAnsi="맑은 고딕"/>
-          <w:sz w:val="20"/>
-          <w:szCs w:val="20"/>
-        </w:rPr>
-      </w:pPr>
-    </w:p>
-    <w:p>
-      <w:pPr>
-        <w:rPr>
-          <w:rFonts w:ascii="맑은 고딕" w:eastAsia="맑은 고딕" w:hAnsi="맑은 고딕"/>
-          <w:sz w:val="20"/>
-          <w:szCs w:val="20"/>
-        </w:rPr>
-      </w:pPr>
-    </w:p>
-    <w:p>
-      <w:pPr>
-        <w:rPr>
-          <w:rFonts w:ascii="맑은 고딕" w:eastAsia="맑은 고딕" w:hAnsi="맑은 고딕"/>
-          <w:sz w:val="20"/>
-          <w:szCs w:val="20"/>
-        </w:rPr>
-      </w:pPr>
-    </w:p>
-    <w:p>
-      <w:pPr>
-        <w:rPr>
-          <w:rFonts w:ascii="맑은 고딕" w:eastAsia="맑은 고딕" w:hAnsi="맑은 고딕"/>
-          <w:sz w:val="20"/>
-          <w:szCs w:val="20"/>
-        </w:rPr>
-      </w:pPr>
-    </w:p>
-    <w:p>
-      <w:pPr>
-        <w:rPr>
-          <w:rFonts w:ascii="맑은 고딕" w:eastAsia="맑은 고딕" w:hAnsi="맑은 고딕"/>
-          <w:sz w:val="20"/>
-          <w:szCs w:val="20"/>
-        </w:rPr>
-      </w:pPr>
-    </w:p>
-    <w:p>
-      <w:pPr>
-        <w:rPr>
-          <w:rFonts w:ascii="맑은 고딕" w:eastAsia="맑은 고딕" w:hAnsi="맑은 고딕"/>
-          <w:sz w:val="20"/>
-          <w:szCs w:val="20"/>
-        </w:rPr>
-      </w:pPr>
-    </w:p>
-    <w:p>
-      <w:pPr>
-        <w:rPr>
-          <w:rFonts w:ascii="맑은 고딕" w:eastAsia="맑은 고딕" w:hAnsi="맑은 고딕"/>
-          <w:sz w:val="20"/>
-          <w:szCs w:val="20"/>
-        </w:rPr>
-      </w:pPr>
-    </w:p>
-    <w:p>
-      <w:pPr>
-        <w:rPr>
-          <w:rFonts w:ascii="맑은 고딕" w:eastAsia="맑은 고딕" w:hAnsi="맑은 고딕"/>
-          <w:sz w:val="20"/>
-          <w:szCs w:val="20"/>
-        </w:rPr>
-      </w:pPr>
-    </w:p>
-    <w:p>
-      <w:pPr>
-        <w:rPr>
-          <w:rFonts w:ascii="맑은 고딕" w:eastAsia="맑은 고딕" w:hAnsi="맑은 고딕"/>
-          <w:sz w:val="20"/>
-          <w:szCs w:val="20"/>
-        </w:rPr>
-      </w:pPr>
-    </w:p>
-    <w:p>
-      <w:pPr>
-        <w:rPr>
-          <w:rFonts w:ascii="맑은 고딕" w:eastAsia="맑은 고딕" w:hAnsi="맑은 고딕"/>
-          <w:sz w:val="20"/>
-          <w:szCs w:val="20"/>
-        </w:rPr>
-      </w:pPr>
-    </w:p>
-    <w:p>
-      <w:pPr>
-        <w:rPr>
-          <w:rFonts w:ascii="맑은 고딕" w:eastAsia="맑은 고딕" w:hAnsi="맑은 고딕" w:hint="eastAsia"/>
           <w:sz w:val="20"/>
           <w:szCs w:val="20"/>
         </w:rPr>
@@ -12605,14 +12265,14 @@
         <w:tblLook w:val="04A0" w:firstRow="1" w:lastRow="0" w:firstColumn="1" w:lastColumn="0" w:noHBand="0" w:noVBand="1"/>
       </w:tblPr>
       <w:tblGrid>
-        <w:gridCol w:w="3005"/>
-        <w:gridCol w:w="3005"/>
-        <w:gridCol w:w="3006"/>
+        <w:gridCol w:w="2405"/>
+        <w:gridCol w:w="4111"/>
+        <w:gridCol w:w="2500"/>
       </w:tblGrid>
       <w:tr>
         <w:tc>
           <w:tcPr>
-            <w:tcW w:w="3005" w:type="dxa"/>
+            <w:tcW w:w="2405" w:type="dxa"/>
             <w:shd w:val="clear" w:color="auto" w:fill="CAEDFB" w:themeFill="accent4" w:themeFillTint="33"/>
           </w:tcPr>
           <w:p>
@@ -12636,7 +12296,7 @@
         </w:tc>
         <w:tc>
           <w:tcPr>
-            <w:tcW w:w="3005" w:type="dxa"/>
+            <w:tcW w:w="4111" w:type="dxa"/>
             <w:shd w:val="clear" w:color="auto" w:fill="CAEDFB" w:themeFill="accent4" w:themeFillTint="33"/>
           </w:tcPr>
           <w:p>
@@ -12660,7 +12320,7 @@
         </w:tc>
         <w:tc>
           <w:tcPr>
-            <w:tcW w:w="3006" w:type="dxa"/>
+            <w:tcW w:w="2500" w:type="dxa"/>
             <w:shd w:val="clear" w:color="auto" w:fill="CAEDFB" w:themeFill="accent4" w:themeFillTint="33"/>
           </w:tcPr>
           <w:p>
@@ -12686,50 +12346,80 @@
       <w:tr>
         <w:tc>
           <w:tcPr>
-            <w:tcW w:w="3005" w:type="dxa"/>
-            <w:vAlign w:val="center"/>
-          </w:tcPr>
-          <w:p>
-            <w:pPr>
-              <w:jc w:val="center"/>
-              <w:rPr>
-                <w:rFonts w:ascii="맑은 고딕" w:eastAsia="맑은 고딕" w:hAnsi="맑은 고딕"/>
-              </w:rPr>
-            </w:pPr>
-            <w:r>
-              <w:rPr>
-                <w:rFonts w:ascii="맑은 고딕" w:eastAsia="맑은 고딕" w:hAnsi="맑은 고딕" w:hint="eastAsia"/>
-              </w:rPr>
-              <w:t>IT-01</w:t>
-            </w:r>
-          </w:p>
-        </w:tc>
-        <w:tc>
-          <w:tcPr>
-            <w:tcW w:w="3005" w:type="dxa"/>
-            <w:vAlign w:val="center"/>
-          </w:tcPr>
-          <w:p>
-            <w:pPr>
-              <w:jc w:val="center"/>
-              <w:rPr>
-                <w:rFonts w:ascii="맑은 고딕" w:eastAsia="맑은 고딕" w:hAnsi="맑은 고딕"/>
-              </w:rPr>
-            </w:pPr>
-          </w:p>
-        </w:tc>
-        <w:tc>
-          <w:tcPr>
-            <w:tcW w:w="3006" w:type="dxa"/>
-            <w:vAlign w:val="center"/>
-          </w:tcPr>
-          <w:p>
-            <w:pPr>
-              <w:jc w:val="center"/>
-              <w:rPr>
-                <w:rFonts w:ascii="맑은 고딕" w:eastAsia="맑은 고딕" w:hAnsi="맑은 고딕"/>
-              </w:rPr>
-            </w:pPr>
+            <w:tcW w:w="2405" w:type="dxa"/>
+            <w:vAlign w:val="center"/>
+          </w:tcPr>
+          <w:p>
+            <w:pPr>
+              <w:jc w:val="center"/>
+              <w:rPr>
+                <w:rFonts w:ascii="맑은 고딕" w:eastAsia="맑은 고딕" w:hAnsi="맑은 고딕"/>
+              </w:rPr>
+            </w:pPr>
+            <w:r>
+              <w:rPr>
+                <w:rFonts w:ascii="맑은 고딕" w:eastAsia="맑은 고딕" w:hAnsi="맑은 고딕" w:hint="eastAsia"/>
+              </w:rPr>
+              <w:t>IT-0</w:t>
+            </w:r>
+            <w:r>
+              <w:rPr>
+                <w:rFonts w:ascii="맑은 고딕" w:eastAsia="맑은 고딕" w:hAnsi="맑은 고딕" w:hint="eastAsia"/>
+              </w:rPr>
+              <w:t>2</w:t>
+            </w:r>
+          </w:p>
+        </w:tc>
+        <w:tc>
+          <w:tcPr>
+            <w:tcW w:w="4111" w:type="dxa"/>
+            <w:vAlign w:val="center"/>
+          </w:tcPr>
+          <w:p>
+            <w:pPr>
+              <w:jc w:val="center"/>
+              <w:rPr>
+                <w:rFonts w:ascii="맑은 고딕" w:eastAsia="맑은 고딕" w:hAnsi="맑은 고딕"/>
+              </w:rPr>
+            </w:pPr>
+            <w:r>
+              <w:rPr>
+                <w:rFonts w:ascii="맑은 고딕" w:eastAsia="맑은 고딕" w:hAnsi="맑은 고딕" w:hint="eastAsia"/>
+              </w:rPr>
+              <w:t>로그인 시 에러 메시지</w:t>
+            </w:r>
+            <w:r>
+              <w:rPr>
+                <w:rFonts w:ascii="맑은 고딕" w:eastAsia="맑은 고딕" w:hAnsi="맑은 고딕" w:hint="eastAsia"/>
+              </w:rPr>
+              <w:t xml:space="preserve"> 영문으로</w:t>
+            </w:r>
+            <w:r>
+              <w:rPr>
+                <w:rFonts w:ascii="맑은 고딕" w:eastAsia="맑은 고딕" w:hAnsi="맑은 고딕" w:hint="eastAsia"/>
+              </w:rPr>
+              <w:t xml:space="preserve"> 출력</w:t>
+            </w:r>
+          </w:p>
+        </w:tc>
+        <w:tc>
+          <w:tcPr>
+            <w:tcW w:w="2500" w:type="dxa"/>
+            <w:vAlign w:val="center"/>
+          </w:tcPr>
+          <w:p>
+            <w:pPr>
+              <w:jc w:val="center"/>
+              <w:rPr>
+                <w:rFonts w:ascii="맑은 고딕" w:eastAsia="맑은 고딕" w:hAnsi="맑은 고딕"/>
+              </w:rPr>
+            </w:pPr>
+            <w:r>
+              <w:rPr>
+                <w:rFonts w:ascii="맑은 고딕" w:eastAsia="맑은 고딕" w:hAnsi="맑은 고딕" w:hint="eastAsia"/>
+              </w:rPr>
+              <w:t>코드 수정</w:t>
+            </w:r>
           </w:p>
         </w:tc>
       </w:tr>
@@ -20708,7 +20398,7 @@
             <w:pPr>
               <w:jc w:val="center"/>
               <w:rPr>
-                <w:rFonts w:ascii="맑은 고딕" w:eastAsia="맑은 고딕" w:hAnsi="맑은 고딕" w:hint="eastAsia"/>
+                <w:rFonts w:ascii="맑은 고딕" w:eastAsia="맑은 고딕" w:hAnsi="맑은 고딕"/>
                 <w:sz w:val="20"/>
                 <w:szCs w:val="20"/>
                 <w:lang w:eastAsia="ko-KR"/>
@@ -20893,7 +20583,7 @@
             <w:pPr>
               <w:jc w:val="center"/>
               <w:rPr>
-                <w:rFonts w:ascii="맑은 고딕" w:eastAsia="맑은 고딕" w:hAnsi="맑은 고딕" w:hint="eastAsia"/>
+                <w:rFonts w:ascii="맑은 고딕" w:eastAsia="맑은 고딕" w:hAnsi="맑은 고딕"/>
                 <w:sz w:val="20"/>
                 <w:szCs w:val="20"/>
                 <w:lang w:eastAsia="ko-KR"/>
@@ -21087,7 +20777,7 @@
             <w:pPr>
               <w:jc w:val="center"/>
               <w:rPr>
-                <w:rFonts w:ascii="맑은 고딕" w:eastAsia="맑은 고딕" w:hAnsi="맑은 고딕" w:hint="eastAsia"/>
+                <w:rFonts w:ascii="맑은 고딕" w:eastAsia="맑은 고딕" w:hAnsi="맑은 고딕"/>
                 <w:sz w:val="20"/>
                 <w:szCs w:val="20"/>
                 <w:lang w:eastAsia="ko-KR"/>
@@ -21236,7 +20926,7 @@
             <w:pPr>
               <w:jc w:val="center"/>
               <w:rPr>
-                <w:rFonts w:ascii="맑은 고딕" w:eastAsia="맑은 고딕" w:hAnsi="맑은 고딕" w:hint="eastAsia"/>
+                <w:rFonts w:ascii="맑은 고딕" w:eastAsia="맑은 고딕" w:hAnsi="맑은 고딕"/>
                 <w:sz w:val="20"/>
                 <w:szCs w:val="20"/>
                 <w:lang w:eastAsia="ko-KR"/>
@@ -21617,7 +21307,7 @@
             <w:pPr>
               <w:jc w:val="center"/>
               <w:rPr>
-                <w:rFonts w:ascii="맑은 고딕" w:eastAsia="맑은 고딕" w:hAnsi="맑은 고딕" w:hint="eastAsia"/>
+                <w:rFonts w:ascii="맑은 고딕" w:eastAsia="맑은 고딕" w:hAnsi="맑은 고딕"/>
                 <w:sz w:val="20"/>
                 <w:szCs w:val="20"/>
                 <w:lang w:eastAsia="ko-KR"/>
@@ -21766,7 +21456,7 @@
             <w:pPr>
               <w:jc w:val="center"/>
               <w:rPr>
-                <w:rFonts w:ascii="맑은 고딕" w:eastAsia="맑은 고딕" w:hAnsi="맑은 고딕" w:hint="eastAsia"/>
+                <w:rFonts w:ascii="맑은 고딕" w:eastAsia="맑은 고딕" w:hAnsi="맑은 고딕"/>
                 <w:sz w:val="20"/>
                 <w:szCs w:val="20"/>
                 <w:lang w:eastAsia="ko-KR"/>
@@ -22850,7 +22540,7 @@
             <w:pPr>
               <w:jc w:val="center"/>
               <w:rPr>
-                <w:rFonts w:ascii="맑은 고딕" w:eastAsia="맑은 고딕" w:hAnsi="맑은 고딕" w:hint="eastAsia"/>
+                <w:rFonts w:ascii="맑은 고딕" w:eastAsia="맑은 고딕" w:hAnsi="맑은 고딕"/>
                 <w:sz w:val="20"/>
                 <w:szCs w:val="20"/>
                 <w:lang w:eastAsia="ko-KR"/>
@@ -22999,7 +22689,7 @@
             <w:pPr>
               <w:jc w:val="center"/>
               <w:rPr>
-                <w:rFonts w:ascii="맑은 고딕" w:eastAsia="맑은 고딕" w:hAnsi="맑은 고딕" w:hint="eastAsia"/>
+                <w:rFonts w:ascii="맑은 고딕" w:eastAsia="맑은 고딕" w:hAnsi="맑은 고딕"/>
                 <w:sz w:val="20"/>
                 <w:szCs w:val="20"/>
                 <w:lang w:eastAsia="ko-KR"/>
@@ -23009,13 +22699,6 @@
         </w:tc>
       </w:tr>
     </w:tbl>
-    <w:p>
-      <w:pPr>
-        <w:rPr>
-          <w:rFonts w:ascii="맑은 고딕" w:eastAsia="맑은 고딕" w:hAnsi="맑은 고딕"/>
-        </w:rPr>
-      </w:pPr>
-    </w:p>
     <w:p>
       <w:pPr>
         <w:rPr>

--- a/Document/PLC/SW시험결과서(STR).docx
+++ b/Document/PLC/SW시험결과서(STR).docx
@@ -235,7 +235,7 @@
         <w:ind w:left="31"/>
         <w:jc w:val="center"/>
         <w:rPr>
-          <w:rFonts w:ascii="맑은 고딕" w:eastAsia="맑은 고딕" w:hAnsi="맑은 고딕" w:cs="맑은 고딕" w:hint="eastAsia"/>
+          <w:rFonts w:ascii="맑은 고딕" w:eastAsia="맑은 고딕" w:hAnsi="맑은 고딕" w:cs="맑은 고딕"/>
           <w:b/>
           <w:bCs/>
           <w:color w:val="000000"/>
@@ -703,7 +703,16 @@
           <w:sz w:val="32"/>
           <w:szCs w:val="32"/>
         </w:rPr>
-        <w:t>10</w:t>
+        <w:t>1</w:t>
+      </w:r>
+      <w:r>
+        <w:rPr>
+          <w:rFonts w:ascii="맑은 고딕" w:eastAsia="맑은 고딕" w:hAnsi="맑은 고딕" w:cs="맑은 고딕" w:hint="eastAsia"/>
+          <w:color w:val="0000FF"/>
+          <w:sz w:val="32"/>
+          <w:szCs w:val="32"/>
+        </w:rPr>
+        <w:t>4</w:t>
       </w:r>
       <w:r>
         <w:rPr>
@@ -1499,10 +1508,10 @@
       </w:tblPr>
       <w:tblGrid>
         <w:gridCol w:w="700"/>
-        <w:gridCol w:w="1589"/>
-        <w:gridCol w:w="2126"/>
-        <w:gridCol w:w="1984"/>
-        <w:gridCol w:w="2135"/>
+        <w:gridCol w:w="1447"/>
+        <w:gridCol w:w="1559"/>
+        <w:gridCol w:w="3119"/>
+        <w:gridCol w:w="1709"/>
       </w:tblGrid>
       <w:tr>
         <w:trPr>
@@ -1532,7 +1541,7 @@
         </w:tc>
         <w:tc>
           <w:tcPr>
-            <w:tcW w:w="1589" w:type="dxa"/>
+            <w:tcW w:w="1447" w:type="dxa"/>
           </w:tcPr>
           <w:p>
             <w:pPr>
@@ -1554,7 +1563,7 @@
         </w:tc>
         <w:tc>
           <w:tcPr>
-            <w:tcW w:w="2126" w:type="dxa"/>
+            <w:tcW w:w="1559" w:type="dxa"/>
           </w:tcPr>
           <w:p>
             <w:pPr>
@@ -1576,7 +1585,7 @@
         </w:tc>
         <w:tc>
           <w:tcPr>
-            <w:tcW w:w="1984" w:type="dxa"/>
+            <w:tcW w:w="3119" w:type="dxa"/>
           </w:tcPr>
           <w:p>
             <w:pPr>
@@ -1598,7 +1607,7 @@
         </w:tc>
         <w:tc>
           <w:tcPr>
-            <w:tcW w:w="2135" w:type="dxa"/>
+            <w:tcW w:w="1709" w:type="dxa"/>
           </w:tcPr>
           <w:p>
             <w:pPr>
@@ -1647,7 +1656,7 @@
         </w:tc>
         <w:tc>
           <w:tcPr>
-            <w:tcW w:w="1589" w:type="dxa"/>
+            <w:tcW w:w="1447" w:type="dxa"/>
           </w:tcPr>
           <w:p>
             <w:pPr>
@@ -1669,7 +1678,7 @@
         </w:tc>
         <w:tc>
           <w:tcPr>
-            <w:tcW w:w="2126" w:type="dxa"/>
+            <w:tcW w:w="1559" w:type="dxa"/>
           </w:tcPr>
           <w:p>
             <w:pPr>
@@ -1691,7 +1700,7 @@
         </w:tc>
         <w:tc>
           <w:tcPr>
-            <w:tcW w:w="1984" w:type="dxa"/>
+            <w:tcW w:w="3119" w:type="dxa"/>
           </w:tcPr>
           <w:p>
             <w:pPr>
@@ -1713,7 +1722,7 @@
         </w:tc>
         <w:tc>
           <w:tcPr>
-            <w:tcW w:w="2135" w:type="dxa"/>
+            <w:tcW w:w="1709" w:type="dxa"/>
           </w:tcPr>
           <w:p>
             <w:pPr>
@@ -1762,7 +1771,7 @@
         </w:tc>
         <w:tc>
           <w:tcPr>
-            <w:tcW w:w="1589" w:type="dxa"/>
+            <w:tcW w:w="1447" w:type="dxa"/>
           </w:tcPr>
           <w:p>
             <w:pPr>
@@ -1784,7 +1793,7 @@
         </w:tc>
         <w:tc>
           <w:tcPr>
-            <w:tcW w:w="2126" w:type="dxa"/>
+            <w:tcW w:w="1559" w:type="dxa"/>
           </w:tcPr>
           <w:p>
             <w:pPr>
@@ -1806,7 +1815,7 @@
         </w:tc>
         <w:tc>
           <w:tcPr>
-            <w:tcW w:w="1984" w:type="dxa"/>
+            <w:tcW w:w="3119" w:type="dxa"/>
           </w:tcPr>
           <w:p>
             <w:pPr>
@@ -1828,7 +1837,7 @@
         </w:tc>
         <w:tc>
           <w:tcPr>
-            <w:tcW w:w="2135" w:type="dxa"/>
+            <w:tcW w:w="1709" w:type="dxa"/>
           </w:tcPr>
           <w:p>
             <w:pPr>
@@ -1877,7 +1886,7 @@
         </w:tc>
         <w:tc>
           <w:tcPr>
-            <w:tcW w:w="1589" w:type="dxa"/>
+            <w:tcW w:w="1447" w:type="dxa"/>
           </w:tcPr>
           <w:p>
             <w:pPr>
@@ -1899,7 +1908,7 @@
         </w:tc>
         <w:tc>
           <w:tcPr>
-            <w:tcW w:w="2126" w:type="dxa"/>
+            <w:tcW w:w="1559" w:type="dxa"/>
           </w:tcPr>
           <w:p>
             <w:pPr>
@@ -1921,7 +1930,7 @@
         </w:tc>
         <w:tc>
           <w:tcPr>
-            <w:tcW w:w="1984" w:type="dxa"/>
+            <w:tcW w:w="3119" w:type="dxa"/>
           </w:tcPr>
           <w:p>
             <w:pPr>
@@ -1943,7 +1952,7 @@
         </w:tc>
         <w:tc>
           <w:tcPr>
-            <w:tcW w:w="2135" w:type="dxa"/>
+            <w:tcW w:w="1709" w:type="dxa"/>
           </w:tcPr>
           <w:p>
             <w:pPr>
@@ -1992,7 +2001,7 @@
         </w:tc>
         <w:tc>
           <w:tcPr>
-            <w:tcW w:w="1589" w:type="dxa"/>
+            <w:tcW w:w="1447" w:type="dxa"/>
           </w:tcPr>
           <w:p>
             <w:pPr>
@@ -2014,7 +2023,7 @@
         </w:tc>
         <w:tc>
           <w:tcPr>
-            <w:tcW w:w="2126" w:type="dxa"/>
+            <w:tcW w:w="1559" w:type="dxa"/>
           </w:tcPr>
           <w:p>
             <w:pPr>
@@ -2036,7 +2045,7 @@
         </w:tc>
         <w:tc>
           <w:tcPr>
-            <w:tcW w:w="1984" w:type="dxa"/>
+            <w:tcW w:w="3119" w:type="dxa"/>
           </w:tcPr>
           <w:p>
             <w:pPr>
@@ -2058,7 +2067,7 @@
         </w:tc>
         <w:tc>
           <w:tcPr>
-            <w:tcW w:w="2135" w:type="dxa"/>
+            <w:tcW w:w="1709" w:type="dxa"/>
           </w:tcPr>
           <w:p>
             <w:pPr>
@@ -2107,7 +2116,7 @@
         </w:tc>
         <w:tc>
           <w:tcPr>
-            <w:tcW w:w="1589" w:type="dxa"/>
+            <w:tcW w:w="1447" w:type="dxa"/>
           </w:tcPr>
           <w:p>
             <w:pPr>
@@ -2129,7 +2138,7 @@
         </w:tc>
         <w:tc>
           <w:tcPr>
-            <w:tcW w:w="2126" w:type="dxa"/>
+            <w:tcW w:w="1559" w:type="dxa"/>
           </w:tcPr>
           <w:p>
             <w:pPr>
@@ -2151,7 +2160,7 @@
         </w:tc>
         <w:tc>
           <w:tcPr>
-            <w:tcW w:w="1984" w:type="dxa"/>
+            <w:tcW w:w="3119" w:type="dxa"/>
           </w:tcPr>
           <w:p>
             <w:pPr>
@@ -2173,7 +2182,7 @@
         </w:tc>
         <w:tc>
           <w:tcPr>
-            <w:tcW w:w="2135" w:type="dxa"/>
+            <w:tcW w:w="1709" w:type="dxa"/>
           </w:tcPr>
           <w:p>
             <w:pPr>
@@ -2222,7 +2231,7 @@
         </w:tc>
         <w:tc>
           <w:tcPr>
-            <w:tcW w:w="1589" w:type="dxa"/>
+            <w:tcW w:w="1447" w:type="dxa"/>
           </w:tcPr>
           <w:p>
             <w:pPr>
@@ -2244,7 +2253,7 @@
         </w:tc>
         <w:tc>
           <w:tcPr>
-            <w:tcW w:w="2126" w:type="dxa"/>
+            <w:tcW w:w="1559" w:type="dxa"/>
           </w:tcPr>
           <w:p>
             <w:pPr>
@@ -2266,7 +2275,7 @@
         </w:tc>
         <w:tc>
           <w:tcPr>
-            <w:tcW w:w="1984" w:type="dxa"/>
+            <w:tcW w:w="3119" w:type="dxa"/>
           </w:tcPr>
           <w:p>
             <w:pPr>
@@ -2288,7 +2297,7 @@
         </w:tc>
         <w:tc>
           <w:tcPr>
-            <w:tcW w:w="2135" w:type="dxa"/>
+            <w:tcW w:w="1709" w:type="dxa"/>
           </w:tcPr>
           <w:p>
             <w:pPr>
@@ -2337,7 +2346,7 @@
         </w:tc>
         <w:tc>
           <w:tcPr>
-            <w:tcW w:w="1589" w:type="dxa"/>
+            <w:tcW w:w="1447" w:type="dxa"/>
           </w:tcPr>
           <w:p>
             <w:pPr>
@@ -2359,7 +2368,7 @@
         </w:tc>
         <w:tc>
           <w:tcPr>
-            <w:tcW w:w="2126" w:type="dxa"/>
+            <w:tcW w:w="1559" w:type="dxa"/>
           </w:tcPr>
           <w:p>
             <w:pPr>
@@ -2381,7 +2390,7 @@
         </w:tc>
         <w:tc>
           <w:tcPr>
-            <w:tcW w:w="1984" w:type="dxa"/>
+            <w:tcW w:w="3119" w:type="dxa"/>
           </w:tcPr>
           <w:p>
             <w:pPr>
@@ -2403,7 +2412,7 @@
         </w:tc>
         <w:tc>
           <w:tcPr>
-            <w:tcW w:w="2135" w:type="dxa"/>
+            <w:tcW w:w="1709" w:type="dxa"/>
           </w:tcPr>
           <w:p>
             <w:pPr>
@@ -2452,7 +2461,7 @@
         </w:tc>
         <w:tc>
           <w:tcPr>
-            <w:tcW w:w="1589" w:type="dxa"/>
+            <w:tcW w:w="1447" w:type="dxa"/>
           </w:tcPr>
           <w:p>
             <w:pPr>
@@ -2474,7 +2483,7 @@
         </w:tc>
         <w:tc>
           <w:tcPr>
-            <w:tcW w:w="2126" w:type="dxa"/>
+            <w:tcW w:w="1559" w:type="dxa"/>
           </w:tcPr>
           <w:p>
             <w:pPr>
@@ -2496,7 +2505,7 @@
         </w:tc>
         <w:tc>
           <w:tcPr>
-            <w:tcW w:w="1984" w:type="dxa"/>
+            <w:tcW w:w="3119" w:type="dxa"/>
           </w:tcPr>
           <w:p>
             <w:pPr>
@@ -2518,7 +2527,7 @@
         </w:tc>
         <w:tc>
           <w:tcPr>
-            <w:tcW w:w="2135" w:type="dxa"/>
+            <w:tcW w:w="1709" w:type="dxa"/>
           </w:tcPr>
           <w:p>
             <w:pPr>
@@ -2567,7 +2576,7 @@
         </w:tc>
         <w:tc>
           <w:tcPr>
-            <w:tcW w:w="1589" w:type="dxa"/>
+            <w:tcW w:w="1447" w:type="dxa"/>
           </w:tcPr>
           <w:p>
             <w:pPr>
@@ -2589,7 +2598,7 @@
         </w:tc>
         <w:tc>
           <w:tcPr>
-            <w:tcW w:w="2126" w:type="dxa"/>
+            <w:tcW w:w="1559" w:type="dxa"/>
           </w:tcPr>
           <w:p>
             <w:pPr>
@@ -2611,7 +2620,7 @@
         </w:tc>
         <w:tc>
           <w:tcPr>
-            <w:tcW w:w="1984" w:type="dxa"/>
+            <w:tcW w:w="3119" w:type="dxa"/>
           </w:tcPr>
           <w:p>
             <w:pPr>
@@ -2633,7 +2642,7 @@
         </w:tc>
         <w:tc>
           <w:tcPr>
-            <w:tcW w:w="2135" w:type="dxa"/>
+            <w:tcW w:w="1709" w:type="dxa"/>
           </w:tcPr>
           <w:p>
             <w:pPr>
@@ -2682,7 +2691,7 @@
         </w:tc>
         <w:tc>
           <w:tcPr>
-            <w:tcW w:w="1589" w:type="dxa"/>
+            <w:tcW w:w="1447" w:type="dxa"/>
           </w:tcPr>
           <w:p>
             <w:pPr>
@@ -2704,7 +2713,7 @@
         </w:tc>
         <w:tc>
           <w:tcPr>
-            <w:tcW w:w="2126" w:type="dxa"/>
+            <w:tcW w:w="1559" w:type="dxa"/>
           </w:tcPr>
           <w:p>
             <w:pPr>
@@ -2726,7 +2735,7 @@
         </w:tc>
         <w:tc>
           <w:tcPr>
-            <w:tcW w:w="1984" w:type="dxa"/>
+            <w:tcW w:w="3119" w:type="dxa"/>
           </w:tcPr>
           <w:p>
             <w:pPr>
@@ -2748,7 +2757,7 @@
         </w:tc>
         <w:tc>
           <w:tcPr>
-            <w:tcW w:w="2135" w:type="dxa"/>
+            <w:tcW w:w="1709" w:type="dxa"/>
           </w:tcPr>
           <w:p>
             <w:pPr>
@@ -2797,7 +2806,7 @@
         </w:tc>
         <w:tc>
           <w:tcPr>
-            <w:tcW w:w="1589" w:type="dxa"/>
+            <w:tcW w:w="1447" w:type="dxa"/>
           </w:tcPr>
           <w:p>
             <w:pPr>
@@ -2819,7 +2828,7 @@
         </w:tc>
         <w:tc>
           <w:tcPr>
-            <w:tcW w:w="2126" w:type="dxa"/>
+            <w:tcW w:w="1559" w:type="dxa"/>
           </w:tcPr>
           <w:p>
             <w:pPr>
@@ -2841,7 +2850,7 @@
         </w:tc>
         <w:tc>
           <w:tcPr>
-            <w:tcW w:w="1984" w:type="dxa"/>
+            <w:tcW w:w="3119" w:type="dxa"/>
           </w:tcPr>
           <w:p>
             <w:pPr>
@@ -2863,7 +2872,7 @@
         </w:tc>
         <w:tc>
           <w:tcPr>
-            <w:tcW w:w="2135" w:type="dxa"/>
+            <w:tcW w:w="1709" w:type="dxa"/>
           </w:tcPr>
           <w:p>
             <w:pPr>
@@ -2912,7 +2921,7 @@
         </w:tc>
         <w:tc>
           <w:tcPr>
-            <w:tcW w:w="1589" w:type="dxa"/>
+            <w:tcW w:w="1447" w:type="dxa"/>
           </w:tcPr>
           <w:p>
             <w:pPr>
@@ -2934,7 +2943,7 @@
         </w:tc>
         <w:tc>
           <w:tcPr>
-            <w:tcW w:w="2126" w:type="dxa"/>
+            <w:tcW w:w="1559" w:type="dxa"/>
           </w:tcPr>
           <w:p>
             <w:pPr>
@@ -2956,7 +2965,7 @@
         </w:tc>
         <w:tc>
           <w:tcPr>
-            <w:tcW w:w="1984" w:type="dxa"/>
+            <w:tcW w:w="3119" w:type="dxa"/>
           </w:tcPr>
           <w:p>
             <w:pPr>
@@ -2978,7 +2987,7 @@
         </w:tc>
         <w:tc>
           <w:tcPr>
-            <w:tcW w:w="2135" w:type="dxa"/>
+            <w:tcW w:w="1709" w:type="dxa"/>
           </w:tcPr>
           <w:p>
             <w:pPr>
@@ -3027,7 +3036,7 @@
         </w:tc>
         <w:tc>
           <w:tcPr>
-            <w:tcW w:w="1589" w:type="dxa"/>
+            <w:tcW w:w="1447" w:type="dxa"/>
           </w:tcPr>
           <w:p>
             <w:pPr>
@@ -3049,7 +3058,7 @@
         </w:tc>
         <w:tc>
           <w:tcPr>
-            <w:tcW w:w="2126" w:type="dxa"/>
+            <w:tcW w:w="1559" w:type="dxa"/>
           </w:tcPr>
           <w:p>
             <w:pPr>
@@ -3071,7 +3080,7 @@
         </w:tc>
         <w:tc>
           <w:tcPr>
-            <w:tcW w:w="1984" w:type="dxa"/>
+            <w:tcW w:w="3119" w:type="dxa"/>
           </w:tcPr>
           <w:p>
             <w:pPr>
@@ -3093,7 +3102,7 @@
         </w:tc>
         <w:tc>
           <w:tcPr>
-            <w:tcW w:w="2135" w:type="dxa"/>
+            <w:tcW w:w="1709" w:type="dxa"/>
           </w:tcPr>
           <w:p>
             <w:pPr>
@@ -3142,7 +3151,7 @@
         </w:tc>
         <w:tc>
           <w:tcPr>
-            <w:tcW w:w="1589" w:type="dxa"/>
+            <w:tcW w:w="1447" w:type="dxa"/>
           </w:tcPr>
           <w:p>
             <w:pPr>
@@ -3164,7 +3173,7 @@
         </w:tc>
         <w:tc>
           <w:tcPr>
-            <w:tcW w:w="2126" w:type="dxa"/>
+            <w:tcW w:w="1559" w:type="dxa"/>
           </w:tcPr>
           <w:p>
             <w:pPr>
@@ -3186,7 +3195,7 @@
         </w:tc>
         <w:tc>
           <w:tcPr>
-            <w:tcW w:w="1984" w:type="dxa"/>
+            <w:tcW w:w="3119" w:type="dxa"/>
           </w:tcPr>
           <w:p>
             <w:pPr>
@@ -3208,7 +3217,7 @@
         </w:tc>
         <w:tc>
           <w:tcPr>
-            <w:tcW w:w="2135" w:type="dxa"/>
+            <w:tcW w:w="1709" w:type="dxa"/>
           </w:tcPr>
           <w:p>
             <w:pPr>
@@ -3257,7 +3266,7 @@
         </w:tc>
         <w:tc>
           <w:tcPr>
-            <w:tcW w:w="1589" w:type="dxa"/>
+            <w:tcW w:w="1447" w:type="dxa"/>
           </w:tcPr>
           <w:p>
             <w:pPr>
@@ -3279,7 +3288,7 @@
         </w:tc>
         <w:tc>
           <w:tcPr>
-            <w:tcW w:w="2126" w:type="dxa"/>
+            <w:tcW w:w="1559" w:type="dxa"/>
           </w:tcPr>
           <w:p>
             <w:pPr>
@@ -3301,7 +3310,7 @@
         </w:tc>
         <w:tc>
           <w:tcPr>
-            <w:tcW w:w="1984" w:type="dxa"/>
+            <w:tcW w:w="3119" w:type="dxa"/>
           </w:tcPr>
           <w:p>
             <w:pPr>
@@ -3323,7 +3332,7 @@
         </w:tc>
         <w:tc>
           <w:tcPr>
-            <w:tcW w:w="2135" w:type="dxa"/>
+            <w:tcW w:w="1709" w:type="dxa"/>
           </w:tcPr>
           <w:p>
             <w:pPr>
@@ -3372,7 +3381,7 @@
         </w:tc>
         <w:tc>
           <w:tcPr>
-            <w:tcW w:w="1589" w:type="dxa"/>
+            <w:tcW w:w="1447" w:type="dxa"/>
           </w:tcPr>
           <w:p>
             <w:pPr>
@@ -3394,7 +3403,7 @@
         </w:tc>
         <w:tc>
           <w:tcPr>
-            <w:tcW w:w="2126" w:type="dxa"/>
+            <w:tcW w:w="1559" w:type="dxa"/>
           </w:tcPr>
           <w:p>
             <w:pPr>
@@ -3416,7 +3425,7 @@
         </w:tc>
         <w:tc>
           <w:tcPr>
-            <w:tcW w:w="1984" w:type="dxa"/>
+            <w:tcW w:w="3119" w:type="dxa"/>
           </w:tcPr>
           <w:p>
             <w:pPr>
@@ -3438,7 +3447,7 @@
         </w:tc>
         <w:tc>
           <w:tcPr>
-            <w:tcW w:w="2135" w:type="dxa"/>
+            <w:tcW w:w="1709" w:type="dxa"/>
           </w:tcPr>
           <w:p>
             <w:pPr>
@@ -3487,7 +3496,7 @@
         </w:tc>
         <w:tc>
           <w:tcPr>
-            <w:tcW w:w="1589" w:type="dxa"/>
+            <w:tcW w:w="1447" w:type="dxa"/>
           </w:tcPr>
           <w:p>
             <w:pPr>
@@ -3509,7 +3518,7 @@
         </w:tc>
         <w:tc>
           <w:tcPr>
-            <w:tcW w:w="2126" w:type="dxa"/>
+            <w:tcW w:w="1559" w:type="dxa"/>
           </w:tcPr>
           <w:p>
             <w:pPr>
@@ -3531,7 +3540,7 @@
         </w:tc>
         <w:tc>
           <w:tcPr>
-            <w:tcW w:w="1984" w:type="dxa"/>
+            <w:tcW w:w="3119" w:type="dxa"/>
           </w:tcPr>
           <w:p>
             <w:pPr>
@@ -3553,7 +3562,7 @@
         </w:tc>
         <w:tc>
           <w:tcPr>
-            <w:tcW w:w="2135" w:type="dxa"/>
+            <w:tcW w:w="1709" w:type="dxa"/>
           </w:tcPr>
           <w:p>
             <w:pPr>
@@ -3602,7 +3611,7 @@
         </w:tc>
         <w:tc>
           <w:tcPr>
-            <w:tcW w:w="1589" w:type="dxa"/>
+            <w:tcW w:w="1447" w:type="dxa"/>
           </w:tcPr>
           <w:p>
             <w:pPr>
@@ -3624,7 +3633,7 @@
         </w:tc>
         <w:tc>
           <w:tcPr>
-            <w:tcW w:w="2126" w:type="dxa"/>
+            <w:tcW w:w="1559" w:type="dxa"/>
           </w:tcPr>
           <w:p>
             <w:pPr>
@@ -3646,7 +3655,7 @@
         </w:tc>
         <w:tc>
           <w:tcPr>
-            <w:tcW w:w="1984" w:type="dxa"/>
+            <w:tcW w:w="3119" w:type="dxa"/>
           </w:tcPr>
           <w:p>
             <w:pPr>
@@ -3668,7 +3677,7 @@
         </w:tc>
         <w:tc>
           <w:tcPr>
-            <w:tcW w:w="2135" w:type="dxa"/>
+            <w:tcW w:w="1709" w:type="dxa"/>
           </w:tcPr>
           <w:p>
             <w:pPr>
@@ -3710,16 +3719,24 @@
               <w:spacing w:line="240" w:lineRule="auto"/>
               <w:jc w:val="center"/>
               <w:rPr>
-                <w:rFonts w:ascii="맑은 고딕" w:eastAsia="맑은 고딕" w:hAnsi="맑은 고딕" w:cs="맑은 고딕"/>
+                <w:rFonts w:ascii="맑은 고딕" w:eastAsia="맑은 고딕" w:hAnsi="맑은 고딕" w:cs="맑은 고딕" w:hint="eastAsia"/>
                 <w:sz w:val="18"/>
                 <w:szCs w:val="18"/>
               </w:rPr>
             </w:pPr>
-          </w:p>
-        </w:tc>
-        <w:tc>
-          <w:tcPr>
-            <w:tcW w:w="1589" w:type="dxa"/>
+            <w:r>
+              <w:rPr>
+                <w:rFonts w:ascii="맑은 고딕" w:eastAsia="맑은 고딕" w:hAnsi="맑은 고딕" w:cs="맑은 고딕" w:hint="eastAsia"/>
+                <w:sz w:val="18"/>
+                <w:szCs w:val="18"/>
+              </w:rPr>
+              <w:t>0.4</w:t>
+            </w:r>
+          </w:p>
+        </w:tc>
+        <w:tc>
+          <w:tcPr>
+            <w:tcW w:w="1447" w:type="dxa"/>
             <w:vAlign w:val="center"/>
           </w:tcPr>
           <w:p>
@@ -3739,11 +3756,27 @@
                 <w:szCs w:val="20"/>
               </w:rPr>
             </w:pPr>
-          </w:p>
-        </w:tc>
-        <w:tc>
-          <w:tcPr>
-            <w:tcW w:w="2126" w:type="dxa"/>
+            <w:r>
+              <w:rPr>
+                <w:rFonts w:ascii="맑은 고딕" w:eastAsia="맑은 고딕" w:hAnsi="맑은 고딕" w:cs="맑은 고딕" w:hint="eastAsia"/>
+                <w:sz w:val="20"/>
+                <w:szCs w:val="20"/>
+              </w:rPr>
+              <w:t>2026.06.1</w:t>
+            </w:r>
+            <w:r>
+              <w:rPr>
+                <w:rFonts w:ascii="맑은 고딕" w:eastAsia="맑은 고딕" w:hAnsi="맑은 고딕" w:cs="맑은 고딕" w:hint="eastAsia"/>
+                <w:sz w:val="20"/>
+                <w:szCs w:val="20"/>
+              </w:rPr>
+              <w:t>4</w:t>
+            </w:r>
+          </w:p>
+        </w:tc>
+        <w:tc>
+          <w:tcPr>
+            <w:tcW w:w="1559" w:type="dxa"/>
             <w:vAlign w:val="center"/>
           </w:tcPr>
           <w:p>
@@ -3763,11 +3796,19 @@
                 <w:szCs w:val="18"/>
               </w:rPr>
             </w:pPr>
-          </w:p>
-        </w:tc>
-        <w:tc>
-          <w:tcPr>
-            <w:tcW w:w="1984" w:type="dxa"/>
+            <w:r>
+              <w:rPr>
+                <w:rFonts w:ascii="맑은 고딕" w:eastAsia="맑은 고딕" w:hAnsi="맑은 고딕" w:cs="맑은 고딕"/>
+                <w:sz w:val="20"/>
+                <w:szCs w:val="20"/>
+              </w:rPr>
+              <w:t>김민성 (서명)</w:t>
+            </w:r>
+          </w:p>
+        </w:tc>
+        <w:tc>
+          <w:tcPr>
+            <w:tcW w:w="3119" w:type="dxa"/>
             <w:vAlign w:val="center"/>
           </w:tcPr>
           <w:p>
@@ -3787,11 +3828,19 @@
                 <w:szCs w:val="20"/>
               </w:rPr>
             </w:pPr>
-          </w:p>
-        </w:tc>
-        <w:tc>
-          <w:tcPr>
-            <w:tcW w:w="2135" w:type="dxa"/>
+            <w:r>
+              <w:rPr>
+                <w:rFonts w:ascii="맑은 고딕" w:eastAsia="맑은 고딕" w:hAnsi="맑은 고딕" w:cs="맑은 고딕" w:hint="eastAsia"/>
+                <w:sz w:val="20"/>
+                <w:szCs w:val="20"/>
+              </w:rPr>
+              <w:t>시스템 시험 결과 및 조치 내역 추가</w:t>
+            </w:r>
+          </w:p>
+        </w:tc>
+        <w:tc>
+          <w:tcPr>
+            <w:tcW w:w="1709" w:type="dxa"/>
             <w:vAlign w:val="center"/>
           </w:tcPr>
           <w:p>
@@ -3860,7 +3909,7 @@
         </w:tc>
         <w:tc>
           <w:tcPr>
-            <w:tcW w:w="1589" w:type="dxa"/>
+            <w:tcW w:w="1447" w:type="dxa"/>
             <w:vAlign w:val="center"/>
           </w:tcPr>
           <w:p>
@@ -3875,32 +3924,24 @@
               <w:spacing w:line="240" w:lineRule="auto"/>
               <w:jc w:val="center"/>
               <w:rPr>
+                <w:rFonts w:ascii="맑은 고딕" w:eastAsia="맑은 고딕" w:hAnsi="맑은 고딕" w:cs="맑은 고딕"/>
+                <w:sz w:val="20"/>
+                <w:szCs w:val="20"/>
+              </w:rPr>
+            </w:pPr>
+            <w:r>
+              <w:rPr>
                 <w:rFonts w:ascii="맑은 고딕" w:eastAsia="맑은 고딕" w:hAnsi="맑은 고딕" w:cs="맑은 고딕" w:hint="eastAsia"/>
                 <w:sz w:val="20"/>
                 <w:szCs w:val="20"/>
               </w:rPr>
-            </w:pPr>
-            <w:r>
-              <w:rPr>
-                <w:rFonts w:ascii="맑은 고딕" w:eastAsia="맑은 고딕" w:hAnsi="맑은 고딕" w:cs="맑은 고딕" w:hint="eastAsia"/>
-                <w:sz w:val="20"/>
-                <w:szCs w:val="20"/>
-              </w:rPr>
-              <w:t>2026.06.</w:t>
-            </w:r>
-            <w:r>
-              <w:rPr>
-                <w:rFonts w:ascii="맑은 고딕" w:eastAsia="맑은 고딕" w:hAnsi="맑은 고딕" w:cs="맑은 고딕" w:hint="eastAsia"/>
-                <w:sz w:val="20"/>
-                <w:szCs w:val="20"/>
-              </w:rPr>
-              <w:t>10</w:t>
-            </w:r>
-          </w:p>
-        </w:tc>
-        <w:tc>
-          <w:tcPr>
-            <w:tcW w:w="2126" w:type="dxa"/>
+              <w:t>2026.06.10</w:t>
+            </w:r>
+          </w:p>
+        </w:tc>
+        <w:tc>
+          <w:tcPr>
+            <w:tcW w:w="1559" w:type="dxa"/>
             <w:vAlign w:val="center"/>
           </w:tcPr>
           <w:p>
@@ -3932,7 +3973,7 @@
         </w:tc>
         <w:tc>
           <w:tcPr>
-            <w:tcW w:w="1984" w:type="dxa"/>
+            <w:tcW w:w="3119" w:type="dxa"/>
           </w:tcPr>
           <w:p>
             <w:pPr>
@@ -3963,7 +4004,7 @@
         </w:tc>
         <w:tc>
           <w:tcPr>
-            <w:tcW w:w="2135" w:type="dxa"/>
+            <w:tcW w:w="1709" w:type="dxa"/>
             <w:vAlign w:val="center"/>
           </w:tcPr>
           <w:p>
@@ -4032,7 +4073,7 @@
         </w:tc>
         <w:tc>
           <w:tcPr>
-            <w:tcW w:w="1589" w:type="dxa"/>
+            <w:tcW w:w="1447" w:type="dxa"/>
             <w:vAlign w:val="center"/>
           </w:tcPr>
           <w:p>
@@ -4064,7 +4105,7 @@
         </w:tc>
         <w:tc>
           <w:tcPr>
-            <w:tcW w:w="2126" w:type="dxa"/>
+            <w:tcW w:w="1559" w:type="dxa"/>
             <w:vAlign w:val="center"/>
           </w:tcPr>
           <w:p>
@@ -4096,7 +4137,7 @@
         </w:tc>
         <w:tc>
           <w:tcPr>
-            <w:tcW w:w="1984" w:type="dxa"/>
+            <w:tcW w:w="3119" w:type="dxa"/>
             <w:vAlign w:val="center"/>
           </w:tcPr>
           <w:p>
@@ -4128,7 +4169,7 @@
         </w:tc>
         <w:tc>
           <w:tcPr>
-            <w:tcW w:w="2135" w:type="dxa"/>
+            <w:tcW w:w="1709" w:type="dxa"/>
             <w:vAlign w:val="center"/>
           </w:tcPr>
           <w:p>
@@ -4197,7 +4238,7 @@
         </w:tc>
         <w:tc>
           <w:tcPr>
-            <w:tcW w:w="1589" w:type="dxa"/>
+            <w:tcW w:w="1447" w:type="dxa"/>
           </w:tcPr>
           <w:p>
             <w:pPr>
@@ -4269,7 +4310,7 @@
         </w:tc>
         <w:tc>
           <w:tcPr>
-            <w:tcW w:w="2126" w:type="dxa"/>
+            <w:tcW w:w="1559" w:type="dxa"/>
           </w:tcPr>
           <w:p>
             <w:pPr>
@@ -4301,7 +4342,7 @@
         </w:tc>
         <w:tc>
           <w:tcPr>
-            <w:tcW w:w="1984" w:type="dxa"/>
+            <w:tcW w:w="3119" w:type="dxa"/>
           </w:tcPr>
           <w:p>
             <w:pPr>
@@ -4332,7 +4373,7 @@
         </w:tc>
         <w:tc>
           <w:tcPr>
-            <w:tcW w:w="2135" w:type="dxa"/>
+            <w:tcW w:w="1709" w:type="dxa"/>
           </w:tcPr>
           <w:p>
             <w:pPr>
@@ -4402,7 +4443,7 @@
         </w:tc>
         <w:tc>
           <w:tcPr>
-            <w:tcW w:w="1589" w:type="dxa"/>
+            <w:tcW w:w="1447" w:type="dxa"/>
             <w:shd w:val="clear" w:color="auto" w:fill="E6E6E6"/>
           </w:tcPr>
           <w:p>
@@ -4435,7 +4476,7 @@
         </w:tc>
         <w:tc>
           <w:tcPr>
-            <w:tcW w:w="2126" w:type="dxa"/>
+            <w:tcW w:w="1559" w:type="dxa"/>
             <w:shd w:val="clear" w:color="auto" w:fill="E6E6E6"/>
           </w:tcPr>
           <w:p>
@@ -4468,7 +4509,7 @@
         </w:tc>
         <w:tc>
           <w:tcPr>
-            <w:tcW w:w="1984" w:type="dxa"/>
+            <w:tcW w:w="3119" w:type="dxa"/>
             <w:shd w:val="clear" w:color="auto" w:fill="E6E6E6"/>
           </w:tcPr>
           <w:p>
@@ -4501,7 +4542,7 @@
         </w:tc>
         <w:tc>
           <w:tcPr>
-            <w:tcW w:w="2135" w:type="dxa"/>
+            <w:tcW w:w="1709" w:type="dxa"/>
             <w:shd w:val="clear" w:color="auto" w:fill="E6E6E6"/>
           </w:tcPr>
           <w:p>
@@ -4551,13 +4592,6 @@
           <w:cols w:space="720"/>
           <w:docGrid w:linePitch="299"/>
         </w:sectPr>
-      </w:pPr>
-    </w:p>
-    <w:p>
-      <w:pPr>
-        <w:rPr>
-          <w:rFonts w:ascii="맑은 고딕" w:eastAsia="맑은 고딕" w:hAnsi="맑은 고딕" w:cs="맑은 고딕"/>
-        </w:rPr>
       </w:pPr>
     </w:p>
     <w:p>
@@ -4582,6 +4616,7 @@
           <w:rFonts w:ascii="맑은 고딕" w:eastAsia="맑은 고딕" w:hAnsi="맑은 고딕" w:cs="맑은 고딕"/>
           <w:color w:val="0F4761"/>
         </w:rPr>
+        <w:lastRenderedPageBreak/>
         <w:t>목차</w:t>
       </w:r>
     </w:p>
@@ -13033,11 +13068,23 @@
           </w:tcPr>
           <w:p>
             <w:pPr>
-              <w:rPr>
-                <w:rFonts w:ascii="맑은 고딕" w:eastAsia="맑은 고딕" w:hAnsi="맑은 고딕"/>
-                <w:lang w:eastAsia="ko-KR"/>
-              </w:rPr>
-            </w:pPr>
+              <w:jc w:val="center"/>
+              <w:rPr>
+                <w:rFonts w:ascii="맑은 고딕" w:eastAsia="맑은 고딕" w:hAnsi="맑은 고딕"/>
+                <w:sz w:val="20"/>
+                <w:szCs w:val="20"/>
+                <w:lang w:eastAsia="ko-KR"/>
+              </w:rPr>
+            </w:pPr>
+            <w:r>
+              <w:rPr>
+                <w:rFonts w:ascii="맑은 고딕" w:eastAsia="맑은 고딕" w:hAnsi="맑은 고딕" w:hint="eastAsia"/>
+                <w:sz w:val="20"/>
+                <w:szCs w:val="20"/>
+                <w:lang w:eastAsia="ko-KR"/>
+              </w:rPr>
+              <w:t>성공</w:t>
+            </w:r>
           </w:p>
         </w:tc>
       </w:tr>
@@ -13190,12 +13237,21 @@
             </w:pPr>
             <w:r>
               <w:rPr>
+                <w:rFonts w:ascii="맑은 고딕" w:eastAsia="맑은 고딕" w:hAnsi="맑은 고딕" w:cs="Arial" w:hint="eastAsia"/>
+                <w:sz w:val="20"/>
+                <w:szCs w:val="20"/>
+                <w:lang w:eastAsia="ko-KR"/>
+              </w:rPr>
+              <w:t>1</w:t>
+            </w:r>
+            <w:r>
+              <w:rPr>
                 <w:rFonts w:ascii="맑은 고딕" w:eastAsia="맑은 고딕" w:hAnsi="맑은 고딕" w:cs="Arial"/>
                 <w:sz w:val="20"/>
                 <w:szCs w:val="20"/>
                 <w:lang w:eastAsia="ko-KR"/>
               </w:rPr>
-              <w:t xml:space="preserve">50MB 초과 파일 첨부 시, 서버 크래시 없이 즉각적으로 "제한 용량 초과" 에러 팝업을 </w:t>
+              <w:t xml:space="preserve">0MB 초과 파일 첨부 시, 서버 크래시 없이 즉각적으로 "제한 용량 초과" 에러 팝업을 </w:t>
             </w:r>
             <w:r>
               <w:rPr>
@@ -13224,11 +13280,23 @@
           </w:tcPr>
           <w:p>
             <w:pPr>
-              <w:rPr>
-                <w:rFonts w:ascii="맑은 고딕" w:eastAsia="맑은 고딕" w:hAnsi="맑은 고딕"/>
-                <w:lang w:eastAsia="ko-KR"/>
-              </w:rPr>
-            </w:pPr>
+              <w:jc w:val="center"/>
+              <w:rPr>
+                <w:rFonts w:ascii="맑은 고딕" w:eastAsia="맑은 고딕" w:hAnsi="맑은 고딕"/>
+                <w:sz w:val="20"/>
+                <w:szCs w:val="20"/>
+                <w:lang w:eastAsia="ko-KR"/>
+              </w:rPr>
+            </w:pPr>
+            <w:r>
+              <w:rPr>
+                <w:rFonts w:ascii="맑은 고딕" w:eastAsia="맑은 고딕" w:hAnsi="맑은 고딕" w:hint="eastAsia"/>
+                <w:sz w:val="20"/>
+                <w:szCs w:val="20"/>
+                <w:lang w:eastAsia="ko-KR"/>
+              </w:rPr>
+              <w:t>성공</w:t>
+            </w:r>
           </w:p>
         </w:tc>
       </w:tr>
@@ -13330,7 +13398,7 @@
                 <w:szCs w:val="20"/>
                 <w:lang w:eastAsia="ko-KR"/>
               </w:rPr>
-              <w:t>네트워크 단절 해제 후 10초 이내에 소켓이 자동으로 재연결되며, 단절 기간 동안 수신된 메시지가 누락 없이 동기화되어야 한다.</w:t>
+              <w:t>네트워크 단절 후 10초 이내에 소켓이 재연결되며, 단절 기간 동안 수신된 메시지가 누락 없이 동기화되어야 한다.</w:t>
             </w:r>
           </w:p>
         </w:tc>
@@ -13341,11 +13409,23 @@
           </w:tcPr>
           <w:p>
             <w:pPr>
-              <w:rPr>
-                <w:rFonts w:ascii="맑은 고딕" w:eastAsia="맑은 고딕" w:hAnsi="맑은 고딕"/>
-                <w:lang w:eastAsia="ko-KR"/>
-              </w:rPr>
-            </w:pPr>
+              <w:jc w:val="center"/>
+              <w:rPr>
+                <w:rFonts w:ascii="맑은 고딕" w:eastAsia="맑은 고딕" w:hAnsi="맑은 고딕"/>
+                <w:sz w:val="20"/>
+                <w:szCs w:val="20"/>
+                <w:lang w:eastAsia="ko-KR"/>
+              </w:rPr>
+            </w:pPr>
+            <w:r>
+              <w:rPr>
+                <w:rFonts w:ascii="맑은 고딕" w:eastAsia="맑은 고딕" w:hAnsi="맑은 고딕" w:hint="eastAsia"/>
+                <w:sz w:val="20"/>
+                <w:szCs w:val="20"/>
+                <w:lang w:eastAsia="ko-KR"/>
+              </w:rPr>
+              <w:t>실패</w:t>
+            </w:r>
           </w:p>
         </w:tc>
       </w:tr>
@@ -13485,7 +13565,7 @@
                 <w:szCs w:val="20"/>
                 <w:lang w:eastAsia="ko-KR"/>
               </w:rPr>
-              <w:t>브라우저 탭 복귀 시 즉각적으로 상태</w:t>
+              <w:t xml:space="preserve">브라우저 복귀 시 </w:t>
             </w:r>
             <w:r>
               <w:rPr>
@@ -13494,6 +13574,24 @@
                 <w:szCs w:val="20"/>
                 <w:lang w:eastAsia="ko-KR"/>
               </w:rPr>
+              <w:t>즉시</w:t>
+            </w:r>
+            <w:r>
+              <w:rPr>
+                <w:rFonts w:ascii="맑은 고딕" w:eastAsia="맑은 고딕" w:hAnsi="맑은 고딕" w:cs="Arial"/>
+                <w:sz w:val="20"/>
+                <w:szCs w:val="20"/>
+                <w:lang w:eastAsia="ko-KR"/>
+              </w:rPr>
+              <w:t xml:space="preserve"> 상태</w:t>
+            </w:r>
+            <w:r>
+              <w:rPr>
+                <w:rFonts w:ascii="맑은 고딕" w:eastAsia="맑은 고딕" w:hAnsi="맑은 고딕" w:cs="Arial" w:hint="eastAsia"/>
+                <w:sz w:val="20"/>
+                <w:szCs w:val="20"/>
+                <w:lang w:eastAsia="ko-KR"/>
+              </w:rPr>
               <w:t xml:space="preserve"> 값이</w:t>
             </w:r>
             <w:r>
@@ -13550,11 +13648,23 @@
           </w:tcPr>
           <w:p>
             <w:pPr>
-              <w:rPr>
-                <w:rFonts w:ascii="맑은 고딕" w:eastAsia="맑은 고딕" w:hAnsi="맑은 고딕"/>
-                <w:lang w:eastAsia="ko-KR"/>
-              </w:rPr>
-            </w:pPr>
+              <w:jc w:val="center"/>
+              <w:rPr>
+                <w:rFonts w:ascii="맑은 고딕" w:eastAsia="맑은 고딕" w:hAnsi="맑은 고딕"/>
+                <w:sz w:val="20"/>
+                <w:szCs w:val="20"/>
+                <w:lang w:eastAsia="ko-KR"/>
+              </w:rPr>
+            </w:pPr>
+            <w:r>
+              <w:rPr>
+                <w:rFonts w:ascii="맑은 고딕" w:eastAsia="맑은 고딕" w:hAnsi="맑은 고딕" w:hint="eastAsia"/>
+                <w:sz w:val="20"/>
+                <w:szCs w:val="20"/>
+                <w:lang w:eastAsia="ko-KR"/>
+              </w:rPr>
+              <w:t>실패</w:t>
+            </w:r>
           </w:p>
         </w:tc>
       </w:tr>
@@ -13725,11 +13835,23 @@
           </w:tcPr>
           <w:p>
             <w:pPr>
-              <w:rPr>
-                <w:rFonts w:ascii="맑은 고딕" w:eastAsia="맑은 고딕" w:hAnsi="맑은 고딕"/>
-                <w:lang w:eastAsia="ko-KR"/>
-              </w:rPr>
-            </w:pPr>
+              <w:jc w:val="center"/>
+              <w:rPr>
+                <w:rFonts w:ascii="맑은 고딕" w:eastAsia="맑은 고딕" w:hAnsi="맑은 고딕"/>
+                <w:sz w:val="20"/>
+                <w:szCs w:val="20"/>
+                <w:lang w:eastAsia="ko-KR"/>
+              </w:rPr>
+            </w:pPr>
+            <w:r>
+              <w:rPr>
+                <w:rFonts w:ascii="맑은 고딕" w:eastAsia="맑은 고딕" w:hAnsi="맑은 고딕" w:hint="eastAsia"/>
+                <w:sz w:val="20"/>
+                <w:szCs w:val="20"/>
+                <w:lang w:eastAsia="ko-KR"/>
+              </w:rPr>
+              <w:t>성공</w:t>
+            </w:r>
           </w:p>
         </w:tc>
       </w:tr>
@@ -13763,14 +13885,14 @@
         <w:tblLook w:val="04A0" w:firstRow="1" w:lastRow="0" w:firstColumn="1" w:lastColumn="0" w:noHBand="0" w:noVBand="1"/>
       </w:tblPr>
       <w:tblGrid>
-        <w:gridCol w:w="3005"/>
-        <w:gridCol w:w="3005"/>
-        <w:gridCol w:w="3006"/>
+        <w:gridCol w:w="2405"/>
+        <w:gridCol w:w="3969"/>
+        <w:gridCol w:w="2642"/>
       </w:tblGrid>
       <w:tr>
         <w:tc>
           <w:tcPr>
-            <w:tcW w:w="3005" w:type="dxa"/>
+            <w:tcW w:w="2405" w:type="dxa"/>
             <w:shd w:val="clear" w:color="auto" w:fill="CAEDFB" w:themeFill="accent4" w:themeFillTint="33"/>
           </w:tcPr>
           <w:p>
@@ -13794,7 +13916,7 @@
         </w:tc>
         <w:tc>
           <w:tcPr>
-            <w:tcW w:w="3005" w:type="dxa"/>
+            <w:tcW w:w="3969" w:type="dxa"/>
             <w:shd w:val="clear" w:color="auto" w:fill="CAEDFB" w:themeFill="accent4" w:themeFillTint="33"/>
           </w:tcPr>
           <w:p>
@@ -13818,7 +13940,7 @@
         </w:tc>
         <w:tc>
           <w:tcPr>
-            <w:tcW w:w="3006" w:type="dxa"/>
+            <w:tcW w:w="2642" w:type="dxa"/>
             <w:shd w:val="clear" w:color="auto" w:fill="CAEDFB" w:themeFill="accent4" w:themeFillTint="33"/>
           </w:tcPr>
           <w:p>
@@ -13844,50 +13966,136 @@
       <w:tr>
         <w:tc>
           <w:tcPr>
-            <w:tcW w:w="3005" w:type="dxa"/>
-            <w:vAlign w:val="center"/>
-          </w:tcPr>
-          <w:p>
-            <w:pPr>
-              <w:jc w:val="center"/>
-              <w:rPr>
-                <w:rFonts w:ascii="맑은 고딕" w:eastAsia="맑은 고딕" w:hAnsi="맑은 고딕"/>
-              </w:rPr>
-            </w:pPr>
-            <w:r>
-              <w:rPr>
-                <w:rFonts w:ascii="맑은 고딕" w:eastAsia="맑은 고딕" w:hAnsi="맑은 고딕" w:hint="eastAsia"/>
-              </w:rPr>
-              <w:t>ST-01</w:t>
-            </w:r>
-          </w:p>
-        </w:tc>
-        <w:tc>
-          <w:tcPr>
-            <w:tcW w:w="3005" w:type="dxa"/>
-            <w:vAlign w:val="center"/>
-          </w:tcPr>
-          <w:p>
-            <w:pPr>
-              <w:jc w:val="center"/>
-              <w:rPr>
-                <w:rFonts w:ascii="맑은 고딕" w:eastAsia="맑은 고딕" w:hAnsi="맑은 고딕"/>
-              </w:rPr>
-            </w:pPr>
-          </w:p>
-        </w:tc>
-        <w:tc>
-          <w:tcPr>
-            <w:tcW w:w="3006" w:type="dxa"/>
-            <w:vAlign w:val="center"/>
-          </w:tcPr>
-          <w:p>
-            <w:pPr>
-              <w:jc w:val="center"/>
-              <w:rPr>
-                <w:rFonts w:ascii="맑은 고딕" w:eastAsia="맑은 고딕" w:hAnsi="맑은 고딕"/>
-              </w:rPr>
-            </w:pPr>
+            <w:tcW w:w="2405" w:type="dxa"/>
+            <w:vAlign w:val="center"/>
+          </w:tcPr>
+          <w:p>
+            <w:pPr>
+              <w:jc w:val="center"/>
+              <w:rPr>
+                <w:rFonts w:ascii="맑은 고딕" w:eastAsia="맑은 고딕" w:hAnsi="맑은 고딕"/>
+              </w:rPr>
+            </w:pPr>
+            <w:r>
+              <w:rPr>
+                <w:rFonts w:ascii="맑은 고딕" w:eastAsia="맑은 고딕" w:hAnsi="맑은 고딕" w:hint="eastAsia"/>
+              </w:rPr>
+              <w:t>ST-0</w:t>
+            </w:r>
+            <w:r>
+              <w:rPr>
+                <w:rFonts w:ascii="맑은 고딕" w:eastAsia="맑은 고딕" w:hAnsi="맑은 고딕" w:hint="eastAsia"/>
+              </w:rPr>
+              <w:t>2</w:t>
+            </w:r>
+          </w:p>
+        </w:tc>
+        <w:tc>
+          <w:tcPr>
+            <w:tcW w:w="3969" w:type="dxa"/>
+            <w:vAlign w:val="center"/>
+          </w:tcPr>
+          <w:p>
+            <w:pPr>
+              <w:jc w:val="center"/>
+              <w:rPr>
+                <w:rFonts w:ascii="맑은 고딕" w:eastAsia="맑은 고딕" w:hAnsi="맑은 고딕"/>
+              </w:rPr>
+            </w:pPr>
+            <w:r>
+              <w:rPr>
+                <w:rFonts w:ascii="맑은 고딕" w:eastAsia="맑은 고딕" w:hAnsi="맑은 고딕"/>
+              </w:rPr>
+              <w:t>네트워크 단절 후 10초 이내에 소켓이 재연결</w:t>
+            </w:r>
+          </w:p>
+        </w:tc>
+        <w:tc>
+          <w:tcPr>
+            <w:tcW w:w="2642" w:type="dxa"/>
+            <w:vAlign w:val="center"/>
+          </w:tcPr>
+          <w:p>
+            <w:pPr>
+              <w:jc w:val="center"/>
+              <w:rPr>
+                <w:rFonts w:ascii="맑은 고딕" w:eastAsia="맑은 고딕" w:hAnsi="맑은 고딕"/>
+              </w:rPr>
+            </w:pPr>
+            <w:r>
+              <w:rPr>
+                <w:rFonts w:ascii="맑은 고딕" w:eastAsia="맑은 고딕" w:hAnsi="맑은 고딕" w:hint="eastAsia"/>
+              </w:rPr>
+              <w:t>코드 수정</w:t>
+            </w:r>
+          </w:p>
+        </w:tc>
+      </w:tr>
+      <w:tr>
+        <w:tc>
+          <w:tcPr>
+            <w:tcW w:w="2405" w:type="dxa"/>
+            <w:vAlign w:val="center"/>
+          </w:tcPr>
+          <w:p>
+            <w:pPr>
+              <w:jc w:val="center"/>
+              <w:rPr>
+                <w:rFonts w:ascii="맑은 고딕" w:eastAsia="맑은 고딕" w:hAnsi="맑은 고딕" w:hint="eastAsia"/>
+              </w:rPr>
+            </w:pPr>
+            <w:r>
+              <w:rPr>
+                <w:rFonts w:ascii="맑은 고딕" w:eastAsia="맑은 고딕" w:hAnsi="맑은 고딕" w:hint="eastAsia"/>
+              </w:rPr>
+              <w:t>ST-0</w:t>
+            </w:r>
+            <w:r>
+              <w:rPr>
+                <w:rFonts w:ascii="맑은 고딕" w:eastAsia="맑은 고딕" w:hAnsi="맑은 고딕" w:hint="eastAsia"/>
+              </w:rPr>
+              <w:t>3</w:t>
+            </w:r>
+          </w:p>
+        </w:tc>
+        <w:tc>
+          <w:tcPr>
+            <w:tcW w:w="3969" w:type="dxa"/>
+            <w:vAlign w:val="center"/>
+          </w:tcPr>
+          <w:p>
+            <w:pPr>
+              <w:jc w:val="center"/>
+              <w:rPr>
+                <w:rFonts w:ascii="맑은 고딕" w:eastAsia="맑은 고딕" w:hAnsi="맑은 고딕" w:hint="eastAsia"/>
+              </w:rPr>
+            </w:pPr>
+            <w:r>
+              <w:rPr>
+                <w:rFonts w:ascii="맑은 고딕" w:eastAsia="맑은 고딕" w:hAnsi="맑은 고딕"/>
+              </w:rPr>
+              <w:t>브라우저 복귀 시 즉시 상태 값이 TRUE로 갱신</w:t>
+            </w:r>
+          </w:p>
+        </w:tc>
+        <w:tc>
+          <w:tcPr>
+            <w:tcW w:w="2642" w:type="dxa"/>
+            <w:vAlign w:val="center"/>
+          </w:tcPr>
+          <w:p>
+            <w:pPr>
+              <w:jc w:val="center"/>
+              <w:rPr>
+                <w:rFonts w:ascii="맑은 고딕" w:eastAsia="맑은 고딕" w:hAnsi="맑은 고딕"/>
+              </w:rPr>
+            </w:pPr>
+            <w:r>
+              <w:rPr>
+                <w:rFonts w:ascii="맑은 고딕" w:eastAsia="맑은 고딕" w:hAnsi="맑은 고딕" w:hint="eastAsia"/>
+              </w:rPr>
+              <w:t>쿼리문 수정</w:t>
+            </w:r>
           </w:p>
         </w:tc>
       </w:tr>

--- a/Document/PLC/SW시험결과서(STR).docx
+++ b/Document/PLC/SW시험결과서(STR).docx
@@ -169,6 +169,7 @@
           <w:szCs w:val="26"/>
         </w:rPr>
       </w:pPr>
+      <w:proofErr w:type="gramStart"/>
       <w:r>
         <w:rPr>
           <w:rFonts w:ascii="맑은 고딕" w:eastAsia="맑은 고딕" w:hAnsi="맑은 고딕" w:cs="맑은 고딕"/>
@@ -178,8 +179,21 @@
           <w:sz w:val="26"/>
           <w:szCs w:val="26"/>
         </w:rPr>
-        <w:t xml:space="preserve">[ 시스템명: </w:t>
+        <w:t>[ 시스템명</w:t>
       </w:r>
+      <w:proofErr w:type="gramEnd"/>
+      <w:r>
+        <w:rPr>
+          <w:rFonts w:ascii="맑은 고딕" w:eastAsia="맑은 고딕" w:hAnsi="맑은 고딕" w:cs="맑은 고딕"/>
+          <w:b/>
+          <w:bCs/>
+          <w:color w:val="000000"/>
+          <w:sz w:val="26"/>
+          <w:szCs w:val="26"/>
+        </w:rPr>
+        <w:t xml:space="preserve">: </w:t>
+      </w:r>
+      <w:proofErr w:type="spellStart"/>
       <w:r>
         <w:rPr>
           <w:rFonts w:ascii="맑은 고딕" w:eastAsia="맑은 고딕" w:hAnsi="맑은 고딕" w:cs="맑은 고딕"/>
@@ -191,6 +205,7 @@
         </w:rPr>
         <w:t>플래시톡</w:t>
       </w:r>
+      <w:proofErr w:type="spellEnd"/>
       <w:r>
         <w:rPr>
           <w:rFonts w:ascii="맑은 고딕" w:eastAsia="맑은 고딕" w:hAnsi="맑은 고딕" w:cs="맑은 고딕"/>
@@ -200,7 +215,19 @@
           <w:sz w:val="26"/>
           <w:szCs w:val="26"/>
         </w:rPr>
-        <w:t xml:space="preserve"> 시스템 </w:t>
+        <w:t xml:space="preserve"> </w:t>
+      </w:r>
+      <w:proofErr w:type="gramStart"/>
+      <w:r>
+        <w:rPr>
+          <w:rFonts w:ascii="맑은 고딕" w:eastAsia="맑은 고딕" w:hAnsi="맑은 고딕" w:cs="맑은 고딕"/>
+          <w:b/>
+          <w:bCs/>
+          <w:color w:val="0000FF"/>
+          <w:sz w:val="26"/>
+          <w:szCs w:val="26"/>
+        </w:rPr>
+        <w:t xml:space="preserve">시스템 </w:t>
       </w:r>
       <w:r>
         <w:rPr>
@@ -213,6 +240,7 @@
         </w:rPr>
         <w:t>]</w:t>
       </w:r>
+      <w:proofErr w:type="gramEnd"/>
     </w:p>
     <w:p>
       <w:pPr>
@@ -703,16 +731,7 @@
           <w:sz w:val="32"/>
           <w:szCs w:val="32"/>
         </w:rPr>
-        <w:t>1</w:t>
-      </w:r>
-      <w:r>
-        <w:rPr>
-          <w:rFonts w:ascii="맑은 고딕" w:eastAsia="맑은 고딕" w:hAnsi="맑은 고딕" w:cs="맑은 고딕" w:hint="eastAsia"/>
-          <w:color w:val="0000FF"/>
-          <w:sz w:val="32"/>
-          <w:szCs w:val="32"/>
-        </w:rPr>
-        <w:t>4</w:t>
+        <w:t>20</w:t>
       </w:r>
       <w:r>
         <w:rPr>
@@ -1136,6 +1155,7 @@
                 <w:szCs w:val="26"/>
               </w:rPr>
             </w:pPr>
+            <w:proofErr w:type="spellStart"/>
             <w:r>
               <w:rPr>
                 <w:rFonts w:ascii="맑은 고딕" w:eastAsia="맑은 고딕" w:hAnsi="맑은 고딕" w:cs="맑은 고딕" w:hint="eastAsia"/>
@@ -1146,6 +1166,7 @@
               </w:rPr>
               <w:t>말모이</w:t>
             </w:r>
+            <w:proofErr w:type="spellEnd"/>
           </w:p>
         </w:tc>
       </w:tr>
@@ -1449,8 +1470,21 @@
           <w:szCs w:val="32"/>
           <w:u w:val="single"/>
         </w:rPr>
-        <w:t>문서 제/개정 이력표</w:t>
+        <w:t xml:space="preserve">문서 제/개정 </w:t>
       </w:r>
+      <w:proofErr w:type="spellStart"/>
+      <w:r>
+        <w:rPr>
+          <w:rFonts w:ascii="맑은 고딕" w:eastAsia="맑은 고딕" w:hAnsi="맑은 고딕" w:cs="맑은 고딕"/>
+          <w:b/>
+          <w:bCs/>
+          <w:sz w:val="32"/>
+          <w:szCs w:val="32"/>
+          <w:u w:val="single"/>
+        </w:rPr>
+        <w:t>이력표</w:t>
+      </w:r>
+      <w:proofErr w:type="spellEnd"/>
     </w:p>
     <w:p>
       <w:pPr>
@@ -3590,6 +3624,7 @@
         <w:tc>
           <w:tcPr>
             <w:tcW w:w="700" w:type="dxa"/>
+            <w:vAlign w:val="center"/>
           </w:tcPr>
           <w:p>
             <w:pPr>
@@ -3601,17 +3636,27 @@
                 <w:between w:val="nil"/>
               </w:pBdr>
               <w:spacing w:line="240" w:lineRule="auto"/>
-              <w:rPr>
-                <w:rFonts w:ascii="맑은 고딕" w:eastAsia="맑은 고딕" w:hAnsi="맑은 고딕" w:cs="맑은 고딕"/>
+              <w:jc w:val="center"/>
+              <w:rPr>
+                <w:rFonts w:ascii="맑은 고딕" w:eastAsia="맑은 고딕" w:hAnsi="맑은 고딕" w:cs="맑은 고딕" w:hint="eastAsia"/>
                 <w:sz w:val="18"/>
                 <w:szCs w:val="18"/>
               </w:rPr>
             </w:pPr>
+            <w:r>
+              <w:rPr>
+                <w:rFonts w:ascii="맑은 고딕" w:eastAsia="맑은 고딕" w:hAnsi="맑은 고딕" w:cs="맑은 고딕" w:hint="eastAsia"/>
+                <w:sz w:val="18"/>
+                <w:szCs w:val="18"/>
+              </w:rPr>
+              <w:t>0.5</w:t>
+            </w:r>
           </w:p>
         </w:tc>
         <w:tc>
           <w:tcPr>
             <w:tcW w:w="1447" w:type="dxa"/>
+            <w:vAlign w:val="center"/>
           </w:tcPr>
           <w:p>
             <w:pPr>
@@ -3623,17 +3668,27 @@
                 <w:between w:val="nil"/>
               </w:pBdr>
               <w:spacing w:line="240" w:lineRule="auto"/>
-              <w:rPr>
-                <w:rFonts w:ascii="맑은 고딕" w:eastAsia="맑은 고딕" w:hAnsi="맑은 고딕" w:cs="맑은 고딕"/>
+              <w:jc w:val="center"/>
+              <w:rPr>
+                <w:rFonts w:ascii="맑은 고딕" w:eastAsia="맑은 고딕" w:hAnsi="맑은 고딕" w:cs="맑은 고딕" w:hint="eastAsia"/>
                 <w:sz w:val="18"/>
                 <w:szCs w:val="18"/>
               </w:rPr>
             </w:pPr>
+            <w:r>
+              <w:rPr>
+                <w:rFonts w:ascii="맑은 고딕" w:eastAsia="맑은 고딕" w:hAnsi="맑은 고딕" w:cs="맑은 고딕" w:hint="eastAsia"/>
+                <w:sz w:val="18"/>
+                <w:szCs w:val="18"/>
+              </w:rPr>
+              <w:t>2026. 06. 20</w:t>
+            </w:r>
           </w:p>
         </w:tc>
         <w:tc>
           <w:tcPr>
             <w:tcW w:w="1559" w:type="dxa"/>
+            <w:vAlign w:val="center"/>
           </w:tcPr>
           <w:p>
             <w:pPr>
@@ -3645,17 +3700,27 @@
                 <w:between w:val="nil"/>
               </w:pBdr>
               <w:spacing w:line="240" w:lineRule="auto"/>
-              <w:rPr>
-                <w:rFonts w:ascii="맑은 고딕" w:eastAsia="맑은 고딕" w:hAnsi="맑은 고딕" w:cs="맑은 고딕"/>
+              <w:jc w:val="center"/>
+              <w:rPr>
+                <w:rFonts w:ascii="맑은 고딕" w:eastAsia="맑은 고딕" w:hAnsi="맑은 고딕" w:cs="맑은 고딕" w:hint="eastAsia"/>
                 <w:sz w:val="18"/>
                 <w:szCs w:val="18"/>
               </w:rPr>
             </w:pPr>
+            <w:r>
+              <w:rPr>
+                <w:rFonts w:ascii="맑은 고딕" w:eastAsia="맑은 고딕" w:hAnsi="맑은 고딕" w:cs="맑은 고딕" w:hint="eastAsia"/>
+                <w:sz w:val="18"/>
+                <w:szCs w:val="18"/>
+              </w:rPr>
+              <w:t>임효진 (서명)</w:t>
+            </w:r>
           </w:p>
         </w:tc>
         <w:tc>
           <w:tcPr>
             <w:tcW w:w="3119" w:type="dxa"/>
+            <w:vAlign w:val="center"/>
           </w:tcPr>
           <w:p>
             <w:pPr>
@@ -3667,17 +3732,27 @@
                 <w:between w:val="nil"/>
               </w:pBdr>
               <w:spacing w:line="240" w:lineRule="auto"/>
+              <w:jc w:val="center"/>
               <w:rPr>
                 <w:rFonts w:ascii="맑은 고딕" w:eastAsia="맑은 고딕" w:hAnsi="맑은 고딕" w:cs="맑은 고딕"/>
                 <w:sz w:val="18"/>
                 <w:szCs w:val="18"/>
               </w:rPr>
             </w:pPr>
+            <w:r>
+              <w:rPr>
+                <w:rFonts w:ascii="맑은 고딕" w:eastAsia="맑은 고딕" w:hAnsi="맑은 고딕" w:cs="맑은 고딕" w:hint="eastAsia"/>
+                <w:sz w:val="18"/>
+                <w:szCs w:val="18"/>
+              </w:rPr>
+              <w:t>인수 시험 결과 추가</w:t>
+            </w:r>
           </w:p>
         </w:tc>
         <w:tc>
           <w:tcPr>
             <w:tcW w:w="1709" w:type="dxa"/>
+            <w:vAlign w:val="center"/>
           </w:tcPr>
           <w:p>
             <w:pPr>
@@ -3689,8 +3764,9 @@
                 <w:between w:val="nil"/>
               </w:pBdr>
               <w:spacing w:line="240" w:lineRule="auto"/>
-              <w:rPr>
-                <w:rFonts w:ascii="맑은 고딕" w:eastAsia="맑은 고딕" w:hAnsi="맑은 고딕" w:cs="맑은 고딕"/>
+              <w:jc w:val="center"/>
+              <w:rPr>
+                <w:rFonts w:ascii="맑은 고딕" w:eastAsia="맑은 고딕" w:hAnsi="맑은 고딕" w:cs="맑은 고딕" w:hint="eastAsia"/>
                 <w:sz w:val="18"/>
                 <w:szCs w:val="18"/>
               </w:rPr>
@@ -3719,7 +3795,7 @@
               <w:spacing w:line="240" w:lineRule="auto"/>
               <w:jc w:val="center"/>
               <w:rPr>
-                <w:rFonts w:ascii="맑은 고딕" w:eastAsia="맑은 고딕" w:hAnsi="맑은 고딕" w:cs="맑은 고딕" w:hint="eastAsia"/>
+                <w:rFonts w:ascii="맑은 고딕" w:eastAsia="맑은 고딕" w:hAnsi="맑은 고딕" w:cs="맑은 고딕"/>
                 <w:sz w:val="18"/>
                 <w:szCs w:val="18"/>
               </w:rPr>
@@ -3762,15 +3838,7 @@
                 <w:sz w:val="20"/>
                 <w:szCs w:val="20"/>
               </w:rPr>
-              <w:t>2026.06.1</w:t>
-            </w:r>
-            <w:r>
-              <w:rPr>
-                <w:rFonts w:ascii="맑은 고딕" w:eastAsia="맑은 고딕" w:hAnsi="맑은 고딕" w:cs="맑은 고딕" w:hint="eastAsia"/>
-                <w:sz w:val="20"/>
-                <w:szCs w:val="20"/>
-              </w:rPr>
-              <w:t>4</w:t>
+              <w:t>2026.06.14</w:t>
             </w:r>
           </w:p>
         </w:tc>
@@ -4631,6 +4699,7 @@
           <w:docPartUnique/>
         </w:docPartObj>
       </w:sdtPr>
+      <w:sdtEndPr/>
       <w:sdtContent>
         <w:p>
           <w:pPr>
@@ -5798,12 +5867,14 @@
         </w:rPr>
         <w:t xml:space="preserve">본 문서는 </w:t>
       </w:r>
+      <w:proofErr w:type="spellStart"/>
       <w:r>
         <w:rPr>
           <w:rFonts w:ascii="맑은 고딕" w:eastAsia="맑은 고딕" w:hAnsi="맑은 고딕" w:cs="맑은 고딕" w:hint="eastAsia"/>
         </w:rPr>
         <w:t>플래시톡</w:t>
       </w:r>
+      <w:proofErr w:type="spellEnd"/>
       <w:r>
         <w:rPr>
           <w:rFonts w:ascii="맑은 고딕" w:eastAsia="맑은 고딕" w:hAnsi="맑은 고딕" w:cs="맑은 고딕" w:hint="eastAsia"/>
@@ -6296,6 +6367,7 @@
                 <w:color w:val="000000" w:themeColor="text1"/>
               </w:rPr>
             </w:pPr>
+            <w:proofErr w:type="spellStart"/>
             <w:r>
               <w:rPr>
                 <w:rFonts w:hint="eastAsia"/>
@@ -6305,6 +6377,7 @@
               </w:rPr>
               <w:t>서브시스템</w:t>
             </w:r>
+            <w:proofErr w:type="spellEnd"/>
             <w:r>
               <w:rPr>
                 <w:rFonts w:hint="eastAsia"/>
@@ -6502,6 +6575,7 @@
                 <w:color w:val="000000" w:themeColor="text1"/>
               </w:rPr>
             </w:pPr>
+            <w:proofErr w:type="spellStart"/>
             <w:r>
               <w:rPr>
                 <w:b/>
@@ -6510,6 +6584,7 @@
               </w:rPr>
               <w:t>설명</w:t>
             </w:r>
+            <w:proofErr w:type="spellEnd"/>
           </w:p>
         </w:tc>
         <w:tc>
@@ -6575,6 +6650,7 @@
                 <w:color w:val="000000" w:themeColor="text1"/>
               </w:rPr>
             </w:pPr>
+            <w:proofErr w:type="spellStart"/>
             <w:r>
               <w:rPr>
                 <w:b/>
@@ -6583,6 +6659,7 @@
               </w:rPr>
               <w:t>시험케이스</w:t>
             </w:r>
+            <w:proofErr w:type="spellEnd"/>
           </w:p>
           <w:p>
             <w:pPr>
@@ -6624,6 +6701,7 @@
                 <w:spacing w:val="-2"/>
               </w:rPr>
             </w:pPr>
+            <w:proofErr w:type="spellStart"/>
             <w:r>
               <w:rPr>
                 <w:b/>
@@ -6632,6 +6710,7 @@
               </w:rPr>
               <w:t>시험</w:t>
             </w:r>
+            <w:proofErr w:type="spellEnd"/>
           </w:p>
           <w:p>
             <w:pPr>
@@ -6644,6 +6723,7 @@
                 <w:color w:val="000000" w:themeColor="text1"/>
               </w:rPr>
             </w:pPr>
+            <w:proofErr w:type="spellStart"/>
             <w:r>
               <w:rPr>
                 <w:b/>
@@ -6652,6 +6732,7 @@
               </w:rPr>
               <w:t>케이스</w:t>
             </w:r>
+            <w:proofErr w:type="spellEnd"/>
             <w:r>
               <w:rPr>
                 <w:rFonts w:hint="eastAsia"/>
@@ -6685,6 +6766,7 @@
                 <w:color w:val="000000" w:themeColor="text1"/>
               </w:rPr>
             </w:pPr>
+            <w:proofErr w:type="spellStart"/>
             <w:r>
               <w:rPr>
                 <w:b/>
@@ -6692,6 +6774,7 @@
               </w:rPr>
               <w:t>시험</w:t>
             </w:r>
+            <w:proofErr w:type="spellEnd"/>
             <w:r>
               <w:rPr>
                 <w:b/>
@@ -6700,6 +6783,7 @@
               </w:rPr>
               <w:t xml:space="preserve"> </w:t>
             </w:r>
+            <w:proofErr w:type="spellStart"/>
             <w:r>
               <w:rPr>
                 <w:b/>
@@ -6708,6 +6792,7 @@
               </w:rPr>
               <w:t>절차</w:t>
             </w:r>
+            <w:proofErr w:type="spellEnd"/>
           </w:p>
         </w:tc>
         <w:tc>
@@ -6756,6 +6841,7 @@
                 <w:color w:val="000000" w:themeColor="text1"/>
               </w:rPr>
             </w:pPr>
+            <w:proofErr w:type="spellStart"/>
             <w:r>
               <w:rPr>
                 <w:b/>
@@ -6763,6 +6849,7 @@
               </w:rPr>
               <w:t>예상</w:t>
             </w:r>
+            <w:proofErr w:type="spellEnd"/>
             <w:r>
               <w:rPr>
                 <w:rFonts w:hint="eastAsia"/>
@@ -6772,6 +6859,7 @@
               </w:rPr>
               <w:t xml:space="preserve"> </w:t>
             </w:r>
+            <w:proofErr w:type="spellStart"/>
             <w:r>
               <w:rPr>
                 <w:b/>
@@ -6780,6 +6868,7 @@
               </w:rPr>
               <w:t>결과</w:t>
             </w:r>
+            <w:proofErr w:type="spellEnd"/>
           </w:p>
         </w:tc>
         <w:tc>
@@ -7544,6 +7633,7 @@
                 <w:color w:val="000000" w:themeColor="text1"/>
               </w:rPr>
             </w:pPr>
+            <w:proofErr w:type="spellStart"/>
             <w:r>
               <w:rPr>
                 <w:rFonts w:hint="eastAsia"/>
@@ -7553,6 +7643,7 @@
               </w:rPr>
               <w:t>서브시스템</w:t>
             </w:r>
+            <w:proofErr w:type="spellEnd"/>
             <w:r>
               <w:rPr>
                 <w:rFonts w:hint="eastAsia"/>
@@ -7636,6 +7727,7 @@
                 <w:b/>
               </w:rPr>
             </w:pPr>
+            <w:proofErr w:type="spellStart"/>
             <w:r>
               <w:rPr>
                 <w:rFonts w:hint="eastAsia"/>
@@ -7645,6 +7737,7 @@
               </w:rPr>
               <w:t>서브시스템</w:t>
             </w:r>
+            <w:proofErr w:type="spellEnd"/>
             <w:r>
               <w:rPr>
                 <w:rFonts w:hint="eastAsia"/>
@@ -7725,6 +7818,7 @@
                 <w:b/>
               </w:rPr>
             </w:pPr>
+            <w:proofErr w:type="spellStart"/>
             <w:r>
               <w:rPr>
                 <w:rFonts w:hint="eastAsia"/>
@@ -7734,6 +7828,7 @@
               </w:rPr>
               <w:t>서브시스템</w:t>
             </w:r>
+            <w:proofErr w:type="spellEnd"/>
             <w:r>
               <w:rPr>
                 <w:rFonts w:hint="eastAsia"/>
@@ -7798,6 +7893,7 @@
                 <w:color w:val="000000" w:themeColor="text1"/>
               </w:rPr>
             </w:pPr>
+            <w:proofErr w:type="spellStart"/>
             <w:r>
               <w:rPr>
                 <w:b/>
@@ -7806,6 +7902,7 @@
               </w:rPr>
               <w:t>설명</w:t>
             </w:r>
+            <w:proofErr w:type="spellEnd"/>
           </w:p>
         </w:tc>
         <w:tc>
@@ -7854,6 +7951,7 @@
                 <w:color w:val="000000" w:themeColor="text1"/>
               </w:rPr>
             </w:pPr>
+            <w:proofErr w:type="spellStart"/>
             <w:r>
               <w:rPr>
                 <w:b/>
@@ -7862,6 +7960,7 @@
               </w:rPr>
               <w:t>시험케이스</w:t>
             </w:r>
+            <w:proofErr w:type="spellEnd"/>
           </w:p>
           <w:p>
             <w:pPr>
@@ -7903,6 +8002,7 @@
                 <w:spacing w:val="-2"/>
               </w:rPr>
             </w:pPr>
+            <w:proofErr w:type="spellStart"/>
             <w:r>
               <w:rPr>
                 <w:b/>
@@ -7911,6 +8011,7 @@
               </w:rPr>
               <w:t>시험</w:t>
             </w:r>
+            <w:proofErr w:type="spellEnd"/>
           </w:p>
           <w:p>
             <w:pPr>
@@ -7923,6 +8024,7 @@
                 <w:color w:val="000000" w:themeColor="text1"/>
               </w:rPr>
             </w:pPr>
+            <w:proofErr w:type="spellStart"/>
             <w:r>
               <w:rPr>
                 <w:b/>
@@ -7931,6 +8033,7 @@
               </w:rPr>
               <w:t>케이스</w:t>
             </w:r>
+            <w:proofErr w:type="spellEnd"/>
             <w:r>
               <w:rPr>
                 <w:rFonts w:hint="eastAsia"/>
@@ -7964,6 +8067,7 @@
                 <w:color w:val="000000" w:themeColor="text1"/>
               </w:rPr>
             </w:pPr>
+            <w:proofErr w:type="spellStart"/>
             <w:r>
               <w:rPr>
                 <w:b/>
@@ -7971,6 +8075,7 @@
               </w:rPr>
               <w:t>시험</w:t>
             </w:r>
+            <w:proofErr w:type="spellEnd"/>
             <w:r>
               <w:rPr>
                 <w:b/>
@@ -7979,6 +8084,7 @@
               </w:rPr>
               <w:t xml:space="preserve"> </w:t>
             </w:r>
+            <w:proofErr w:type="spellStart"/>
             <w:r>
               <w:rPr>
                 <w:b/>
@@ -7987,6 +8093,7 @@
               </w:rPr>
               <w:t>절차</w:t>
             </w:r>
+            <w:proofErr w:type="spellEnd"/>
           </w:p>
         </w:tc>
         <w:tc>
@@ -8034,6 +8141,7 @@
                 <w:color w:val="000000" w:themeColor="text1"/>
               </w:rPr>
             </w:pPr>
+            <w:proofErr w:type="spellStart"/>
             <w:r>
               <w:rPr>
                 <w:b/>
@@ -8041,6 +8149,7 @@
               </w:rPr>
               <w:t>예상</w:t>
             </w:r>
+            <w:proofErr w:type="spellEnd"/>
             <w:r>
               <w:rPr>
                 <w:rFonts w:hint="eastAsia"/>
@@ -8050,6 +8159,7 @@
               </w:rPr>
               <w:t xml:space="preserve"> </w:t>
             </w:r>
+            <w:proofErr w:type="spellStart"/>
             <w:r>
               <w:rPr>
                 <w:b/>
@@ -8058,6 +8168,7 @@
               </w:rPr>
               <w:t>결과</w:t>
             </w:r>
+            <w:proofErr w:type="spellEnd"/>
           </w:p>
         </w:tc>
         <w:tc>
@@ -8348,8 +8459,19 @@
                 <w:szCs w:val="20"/>
                 <w:lang w:eastAsia="ko-KR"/>
               </w:rPr>
-              <w:t>1. 가입여부에 따라 회원 가입 혹은 로그인 화면으로 이동한다..</w:t>
-            </w:r>
+              <w:t xml:space="preserve">1. 가입여부에 따라 회원 가입 혹은 로그인 화면으로 </w:t>
+            </w:r>
+            <w:proofErr w:type="gramStart"/>
+            <w:r>
+              <w:rPr>
+                <w:rFonts w:ascii="맑은 고딕" w:eastAsia="맑은 고딕" w:hAnsi="맑은 고딕" w:hint="eastAsia"/>
+                <w:sz w:val="20"/>
+                <w:szCs w:val="20"/>
+                <w:lang w:eastAsia="ko-KR"/>
+              </w:rPr>
+              <w:t>이동한다..</w:t>
+            </w:r>
+            <w:proofErr w:type="gramEnd"/>
           </w:p>
           <w:p>
             <w:pPr>
@@ -8430,8 +8552,19 @@
                 <w:szCs w:val="20"/>
                 <w:lang w:eastAsia="ko-KR"/>
               </w:rPr>
-              <w:t>1. 가입여부에 따라 회원 가입 혹은 로그인 화면으로 이동한다..</w:t>
-            </w:r>
+              <w:t xml:space="preserve">1. 가입여부에 따라 회원 가입 혹은 로그인 화면으로 </w:t>
+            </w:r>
+            <w:proofErr w:type="gramStart"/>
+            <w:r>
+              <w:rPr>
+                <w:rFonts w:ascii="맑은 고딕" w:eastAsia="맑은 고딕" w:hAnsi="맑은 고딕" w:hint="eastAsia"/>
+                <w:sz w:val="20"/>
+                <w:szCs w:val="20"/>
+                <w:lang w:eastAsia="ko-KR"/>
+              </w:rPr>
+              <w:t>이동한다..</w:t>
+            </w:r>
+            <w:proofErr w:type="gramEnd"/>
           </w:p>
           <w:p>
             <w:pPr>
@@ -8627,6 +8760,7 @@
                 <w:color w:val="000000" w:themeColor="text1"/>
               </w:rPr>
             </w:pPr>
+            <w:proofErr w:type="spellStart"/>
             <w:r>
               <w:rPr>
                 <w:rFonts w:hint="eastAsia"/>
@@ -8636,6 +8770,7 @@
               </w:rPr>
               <w:t>서브시스템</w:t>
             </w:r>
+            <w:proofErr w:type="spellEnd"/>
             <w:r>
               <w:rPr>
                 <w:rFonts w:hint="eastAsia"/>
@@ -8832,6 +8967,7 @@
                 <w:color w:val="000000" w:themeColor="text1"/>
               </w:rPr>
             </w:pPr>
+            <w:proofErr w:type="spellStart"/>
             <w:r>
               <w:rPr>
                 <w:b/>
@@ -8840,6 +8976,7 @@
               </w:rPr>
               <w:t>설명</w:t>
             </w:r>
+            <w:proofErr w:type="spellEnd"/>
           </w:p>
         </w:tc>
         <w:tc>
@@ -8888,6 +9025,7 @@
                 <w:color w:val="000000" w:themeColor="text1"/>
               </w:rPr>
             </w:pPr>
+            <w:proofErr w:type="spellStart"/>
             <w:r>
               <w:rPr>
                 <w:b/>
@@ -8896,6 +9034,7 @@
               </w:rPr>
               <w:t>시험케이스</w:t>
             </w:r>
+            <w:proofErr w:type="spellEnd"/>
           </w:p>
           <w:p>
             <w:pPr>
@@ -8937,6 +9076,7 @@
                 <w:spacing w:val="-2"/>
               </w:rPr>
             </w:pPr>
+            <w:proofErr w:type="spellStart"/>
             <w:r>
               <w:rPr>
                 <w:b/>
@@ -8945,6 +9085,7 @@
               </w:rPr>
               <w:t>시험</w:t>
             </w:r>
+            <w:proofErr w:type="spellEnd"/>
           </w:p>
           <w:p>
             <w:pPr>
@@ -8957,6 +9098,7 @@
                 <w:color w:val="000000" w:themeColor="text1"/>
               </w:rPr>
             </w:pPr>
+            <w:proofErr w:type="spellStart"/>
             <w:r>
               <w:rPr>
                 <w:b/>
@@ -8965,6 +9107,7 @@
               </w:rPr>
               <w:t>케이스</w:t>
             </w:r>
+            <w:proofErr w:type="spellEnd"/>
             <w:r>
               <w:rPr>
                 <w:rFonts w:hint="eastAsia"/>
@@ -8998,6 +9141,7 @@
                 <w:color w:val="000000" w:themeColor="text1"/>
               </w:rPr>
             </w:pPr>
+            <w:proofErr w:type="spellStart"/>
             <w:r>
               <w:rPr>
                 <w:b/>
@@ -9005,6 +9149,7 @@
               </w:rPr>
               <w:t>시험</w:t>
             </w:r>
+            <w:proofErr w:type="spellEnd"/>
             <w:r>
               <w:rPr>
                 <w:b/>
@@ -9013,6 +9158,7 @@
               </w:rPr>
               <w:t xml:space="preserve"> </w:t>
             </w:r>
+            <w:proofErr w:type="spellStart"/>
             <w:r>
               <w:rPr>
                 <w:b/>
@@ -9021,6 +9167,7 @@
               </w:rPr>
               <w:t>절차</w:t>
             </w:r>
+            <w:proofErr w:type="spellEnd"/>
           </w:p>
         </w:tc>
         <w:tc>
@@ -9069,6 +9216,7 @@
                 <w:color w:val="000000" w:themeColor="text1"/>
               </w:rPr>
             </w:pPr>
+            <w:proofErr w:type="spellStart"/>
             <w:r>
               <w:rPr>
                 <w:b/>
@@ -9076,6 +9224,7 @@
               </w:rPr>
               <w:t>예상</w:t>
             </w:r>
+            <w:proofErr w:type="spellEnd"/>
             <w:r>
               <w:rPr>
                 <w:rFonts w:hint="eastAsia"/>
@@ -9085,6 +9234,7 @@
               </w:rPr>
               <w:t xml:space="preserve"> </w:t>
             </w:r>
+            <w:proofErr w:type="spellStart"/>
             <w:r>
               <w:rPr>
                 <w:b/>
@@ -9093,6 +9243,7 @@
               </w:rPr>
               <w:t>결과</w:t>
             </w:r>
+            <w:proofErr w:type="spellEnd"/>
           </w:p>
         </w:tc>
         <w:tc>
@@ -9756,6 +9907,7 @@
                 <w:color w:val="000000" w:themeColor="text1"/>
               </w:rPr>
             </w:pPr>
+            <w:proofErr w:type="spellStart"/>
             <w:r>
               <w:rPr>
                 <w:rFonts w:hint="eastAsia"/>
@@ -9765,6 +9917,7 @@
               </w:rPr>
               <w:t>서브시스템</w:t>
             </w:r>
+            <w:proofErr w:type="spellEnd"/>
             <w:r>
               <w:rPr>
                 <w:rFonts w:hint="eastAsia"/>
@@ -9961,6 +10114,7 @@
                 <w:color w:val="000000" w:themeColor="text1"/>
               </w:rPr>
             </w:pPr>
+            <w:proofErr w:type="spellStart"/>
             <w:r>
               <w:rPr>
                 <w:b/>
@@ -9969,6 +10123,7 @@
               </w:rPr>
               <w:t>설명</w:t>
             </w:r>
+            <w:proofErr w:type="spellEnd"/>
           </w:p>
         </w:tc>
         <w:tc>
@@ -10017,6 +10172,7 @@
                 <w:color w:val="000000" w:themeColor="text1"/>
               </w:rPr>
             </w:pPr>
+            <w:proofErr w:type="spellStart"/>
             <w:r>
               <w:rPr>
                 <w:b/>
@@ -10025,6 +10181,7 @@
               </w:rPr>
               <w:t>시험케이스</w:t>
             </w:r>
+            <w:proofErr w:type="spellEnd"/>
           </w:p>
           <w:p>
             <w:pPr>
@@ -10066,6 +10223,7 @@
                 <w:spacing w:val="-2"/>
               </w:rPr>
             </w:pPr>
+            <w:proofErr w:type="spellStart"/>
             <w:r>
               <w:rPr>
                 <w:b/>
@@ -10074,6 +10232,7 @@
               </w:rPr>
               <w:t>시험</w:t>
             </w:r>
+            <w:proofErr w:type="spellEnd"/>
           </w:p>
           <w:p>
             <w:pPr>
@@ -10086,6 +10245,7 @@
                 <w:color w:val="000000" w:themeColor="text1"/>
               </w:rPr>
             </w:pPr>
+            <w:proofErr w:type="spellStart"/>
             <w:r>
               <w:rPr>
                 <w:b/>
@@ -10094,6 +10254,7 @@
               </w:rPr>
               <w:t>케이스</w:t>
             </w:r>
+            <w:proofErr w:type="spellEnd"/>
             <w:r>
               <w:rPr>
                 <w:rFonts w:hint="eastAsia"/>
@@ -10127,6 +10288,7 @@
                 <w:color w:val="000000" w:themeColor="text1"/>
               </w:rPr>
             </w:pPr>
+            <w:proofErr w:type="spellStart"/>
             <w:r>
               <w:rPr>
                 <w:b/>
@@ -10134,6 +10296,7 @@
               </w:rPr>
               <w:t>시험</w:t>
             </w:r>
+            <w:proofErr w:type="spellEnd"/>
             <w:r>
               <w:rPr>
                 <w:b/>
@@ -10142,6 +10305,7 @@
               </w:rPr>
               <w:t xml:space="preserve"> </w:t>
             </w:r>
+            <w:proofErr w:type="spellStart"/>
             <w:r>
               <w:rPr>
                 <w:b/>
@@ -10150,6 +10314,7 @@
               </w:rPr>
               <w:t>절차</w:t>
             </w:r>
+            <w:proofErr w:type="spellEnd"/>
           </w:p>
         </w:tc>
         <w:tc>
@@ -10198,6 +10363,7 @@
                 <w:color w:val="000000" w:themeColor="text1"/>
               </w:rPr>
             </w:pPr>
+            <w:proofErr w:type="spellStart"/>
             <w:r>
               <w:rPr>
                 <w:b/>
@@ -10205,6 +10371,7 @@
               </w:rPr>
               <w:t>예상</w:t>
             </w:r>
+            <w:proofErr w:type="spellEnd"/>
             <w:r>
               <w:rPr>
                 <w:rFonts w:hint="eastAsia"/>
@@ -10214,6 +10381,7 @@
               </w:rPr>
               <w:t xml:space="preserve"> </w:t>
             </w:r>
+            <w:proofErr w:type="spellStart"/>
             <w:r>
               <w:rPr>
                 <w:b/>
@@ -10222,6 +10390,7 @@
               </w:rPr>
               <w:t>결과</w:t>
             </w:r>
+            <w:proofErr w:type="spellEnd"/>
           </w:p>
         </w:tc>
         <w:tc>
@@ -11206,6 +11375,7 @@
                 <w:color w:val="000000" w:themeColor="text1"/>
               </w:rPr>
             </w:pPr>
+            <w:proofErr w:type="spellStart"/>
             <w:r>
               <w:rPr>
                 <w:rFonts w:hint="eastAsia"/>
@@ -11215,6 +11385,7 @@
               </w:rPr>
               <w:t>서브시스템</w:t>
             </w:r>
+            <w:proofErr w:type="spellEnd"/>
             <w:r>
               <w:rPr>
                 <w:rFonts w:hint="eastAsia"/>
@@ -11411,6 +11582,7 @@
                 <w:color w:val="000000" w:themeColor="text1"/>
               </w:rPr>
             </w:pPr>
+            <w:proofErr w:type="spellStart"/>
             <w:r>
               <w:rPr>
                 <w:b/>
@@ -11419,6 +11591,7 @@
               </w:rPr>
               <w:t>설명</w:t>
             </w:r>
+            <w:proofErr w:type="spellEnd"/>
           </w:p>
         </w:tc>
         <w:tc>
@@ -11467,6 +11640,7 @@
                 <w:color w:val="000000" w:themeColor="text1"/>
               </w:rPr>
             </w:pPr>
+            <w:proofErr w:type="spellStart"/>
             <w:r>
               <w:rPr>
                 <w:b/>
@@ -11475,6 +11649,7 @@
               </w:rPr>
               <w:t>시험케이스</w:t>
             </w:r>
+            <w:proofErr w:type="spellEnd"/>
           </w:p>
           <w:p>
             <w:pPr>
@@ -11516,6 +11691,7 @@
                 <w:spacing w:val="-2"/>
               </w:rPr>
             </w:pPr>
+            <w:proofErr w:type="spellStart"/>
             <w:r>
               <w:rPr>
                 <w:b/>
@@ -11524,6 +11700,7 @@
               </w:rPr>
               <w:t>시험</w:t>
             </w:r>
+            <w:proofErr w:type="spellEnd"/>
           </w:p>
           <w:p>
             <w:pPr>
@@ -11536,6 +11713,7 @@
                 <w:color w:val="000000" w:themeColor="text1"/>
               </w:rPr>
             </w:pPr>
+            <w:proofErr w:type="spellStart"/>
             <w:r>
               <w:rPr>
                 <w:b/>
@@ -11544,6 +11722,7 @@
               </w:rPr>
               <w:t>케이스</w:t>
             </w:r>
+            <w:proofErr w:type="spellEnd"/>
             <w:r>
               <w:rPr>
                 <w:rFonts w:hint="eastAsia"/>
@@ -11577,6 +11756,7 @@
                 <w:color w:val="000000" w:themeColor="text1"/>
               </w:rPr>
             </w:pPr>
+            <w:proofErr w:type="spellStart"/>
             <w:r>
               <w:rPr>
                 <w:b/>
@@ -11584,6 +11764,7 @@
               </w:rPr>
               <w:t>시험</w:t>
             </w:r>
+            <w:proofErr w:type="spellEnd"/>
             <w:r>
               <w:rPr>
                 <w:b/>
@@ -11592,6 +11773,7 @@
               </w:rPr>
               <w:t xml:space="preserve"> </w:t>
             </w:r>
+            <w:proofErr w:type="spellStart"/>
             <w:r>
               <w:rPr>
                 <w:b/>
@@ -11600,6 +11782,7 @@
               </w:rPr>
               <w:t>절차</w:t>
             </w:r>
+            <w:proofErr w:type="spellEnd"/>
           </w:p>
         </w:tc>
         <w:tc>
@@ -11648,6 +11831,7 @@
                 <w:color w:val="000000" w:themeColor="text1"/>
               </w:rPr>
             </w:pPr>
+            <w:proofErr w:type="spellStart"/>
             <w:r>
               <w:rPr>
                 <w:b/>
@@ -11655,6 +11839,7 @@
               </w:rPr>
               <w:t>예상</w:t>
             </w:r>
+            <w:proofErr w:type="spellEnd"/>
             <w:r>
               <w:rPr>
                 <w:rFonts w:hint="eastAsia"/>
@@ -11664,6 +11849,7 @@
               </w:rPr>
               <w:t xml:space="preserve"> </w:t>
             </w:r>
+            <w:proofErr w:type="spellStart"/>
             <w:r>
               <w:rPr>
                 <w:b/>
@@ -11672,6 +11858,7 @@
               </w:rPr>
               <w:t>결과</w:t>
             </w:r>
+            <w:proofErr w:type="spellEnd"/>
           </w:p>
         </w:tc>
         <w:tc>
@@ -12740,6 +12927,7 @@
                 <w:b/>
               </w:rPr>
             </w:pPr>
+            <w:proofErr w:type="spellStart"/>
             <w:r>
               <w:rPr>
                 <w:b/>
@@ -12747,6 +12935,7 @@
               </w:rPr>
               <w:t>시험</w:t>
             </w:r>
+            <w:proofErr w:type="spellEnd"/>
             <w:r>
               <w:rPr>
                 <w:rFonts w:hint="eastAsia"/>
@@ -12783,6 +12972,7 @@
                 <w:spacing w:val="-2"/>
               </w:rPr>
             </w:pPr>
+            <w:proofErr w:type="spellStart"/>
             <w:r>
               <w:rPr>
                 <w:rFonts w:hint="eastAsia"/>
@@ -12792,6 +12982,7 @@
               </w:rPr>
               <w:t>비기능</w:t>
             </w:r>
+            <w:proofErr w:type="spellEnd"/>
             <w:r>
               <w:rPr>
                 <w:rFonts w:hint="eastAsia"/>
@@ -12822,12 +13013,14 @@
                 <w:b/>
               </w:rPr>
             </w:pPr>
+            <w:proofErr w:type="spellStart"/>
             <w:r>
               <w:rPr>
                 <w:b/>
               </w:rPr>
               <w:t>시험</w:t>
             </w:r>
+            <w:proofErr w:type="spellEnd"/>
             <w:r>
               <w:rPr>
                 <w:b/>
@@ -13251,7 +13444,27 @@
                 <w:szCs w:val="20"/>
                 <w:lang w:eastAsia="ko-KR"/>
               </w:rPr>
-              <w:t xml:space="preserve">0MB 초과 파일 첨부 시, 서버 크래시 없이 즉각적으로 "제한 용량 초과" 에러 팝업을 </w:t>
+              <w:t xml:space="preserve">0MB 초과 파일 첨부 시, 서버 </w:t>
+            </w:r>
+            <w:proofErr w:type="spellStart"/>
+            <w:r>
+              <w:rPr>
+                <w:rFonts w:ascii="맑은 고딕" w:eastAsia="맑은 고딕" w:hAnsi="맑은 고딕" w:cs="Arial"/>
+                <w:sz w:val="20"/>
+                <w:szCs w:val="20"/>
+                <w:lang w:eastAsia="ko-KR"/>
+              </w:rPr>
+              <w:t>크래시</w:t>
+            </w:r>
+            <w:proofErr w:type="spellEnd"/>
+            <w:r>
+              <w:rPr>
+                <w:rFonts w:ascii="맑은 고딕" w:eastAsia="맑은 고딕" w:hAnsi="맑은 고딕" w:cs="Arial"/>
+                <w:sz w:val="20"/>
+                <w:szCs w:val="20"/>
+                <w:lang w:eastAsia="ko-KR"/>
+              </w:rPr>
+              <w:t xml:space="preserve"> 없이 즉각적으로 "제한 용량 초과" 에러 팝업을 </w:t>
             </w:r>
             <w:r>
               <w:rPr>
@@ -13374,7 +13587,67 @@
                 <w:szCs w:val="20"/>
                 <w:lang w:eastAsia="ko-KR"/>
               </w:rPr>
-              <w:t>사용자가 일시적인 네트워크 단절을 겪은 후 복귀했을 때, 웹소켓 채널이 수동 새로고침 없이 자동으로 재연결되는지 검증한다.</w:t>
+              <w:t xml:space="preserve">사용자가 일시적인 네트워크 단절을 겪은 후 복귀했을 때, </w:t>
+            </w:r>
+            <w:proofErr w:type="spellStart"/>
+            <w:r>
+              <w:rPr>
+                <w:rFonts w:ascii="맑은 고딕" w:eastAsia="맑은 고딕" w:hAnsi="맑은 고딕" w:cs="Arial"/>
+                <w:sz w:val="20"/>
+                <w:szCs w:val="20"/>
+                <w:lang w:eastAsia="ko-KR"/>
+              </w:rPr>
+              <w:t>웹소켓</w:t>
+            </w:r>
+            <w:proofErr w:type="spellEnd"/>
+            <w:r>
+              <w:rPr>
+                <w:rFonts w:ascii="맑은 고딕" w:eastAsia="맑은 고딕" w:hAnsi="맑은 고딕" w:cs="Arial"/>
+                <w:sz w:val="20"/>
+                <w:szCs w:val="20"/>
+                <w:lang w:eastAsia="ko-KR"/>
+              </w:rPr>
+              <w:t xml:space="preserve"> 채널이 수동 </w:t>
+            </w:r>
+            <w:proofErr w:type="spellStart"/>
+            <w:r>
+              <w:rPr>
+                <w:rFonts w:ascii="맑은 고딕" w:eastAsia="맑은 고딕" w:hAnsi="맑은 고딕" w:cs="Arial"/>
+                <w:sz w:val="20"/>
+                <w:szCs w:val="20"/>
+                <w:lang w:eastAsia="ko-KR"/>
+              </w:rPr>
+              <w:t>새로고침</w:t>
+            </w:r>
+            <w:proofErr w:type="spellEnd"/>
+            <w:r>
+              <w:rPr>
+                <w:rFonts w:ascii="맑은 고딕" w:eastAsia="맑은 고딕" w:hAnsi="맑은 고딕" w:cs="Arial"/>
+                <w:sz w:val="20"/>
+                <w:szCs w:val="20"/>
+                <w:lang w:eastAsia="ko-KR"/>
+              </w:rPr>
+              <w:t xml:space="preserve"> 없이 자동으로 </w:t>
+            </w:r>
+            <w:proofErr w:type="spellStart"/>
+            <w:r>
+              <w:rPr>
+                <w:rFonts w:ascii="맑은 고딕" w:eastAsia="맑은 고딕" w:hAnsi="맑은 고딕" w:cs="Arial"/>
+                <w:sz w:val="20"/>
+                <w:szCs w:val="20"/>
+                <w:lang w:eastAsia="ko-KR"/>
+              </w:rPr>
+              <w:t>재연결되는지</w:t>
+            </w:r>
+            <w:proofErr w:type="spellEnd"/>
+            <w:r>
+              <w:rPr>
+                <w:rFonts w:ascii="맑은 고딕" w:eastAsia="맑은 고딕" w:hAnsi="맑은 고딕" w:cs="Arial"/>
+                <w:sz w:val="20"/>
+                <w:szCs w:val="20"/>
+                <w:lang w:eastAsia="ko-KR"/>
+              </w:rPr>
+              <w:t xml:space="preserve"> 검증한다.</w:t>
             </w:r>
           </w:p>
         </w:tc>
@@ -13398,7 +13671,27 @@
                 <w:szCs w:val="20"/>
                 <w:lang w:eastAsia="ko-KR"/>
               </w:rPr>
-              <w:t>네트워크 단절 후 10초 이내에 소켓이 재연결되며, 단절 기간 동안 수신된 메시지가 누락 없이 동기화되어야 한다.</w:t>
+              <w:t xml:space="preserve">네트워크 단절 후 10초 이내에 소켓이 </w:t>
+            </w:r>
+            <w:proofErr w:type="spellStart"/>
+            <w:r>
+              <w:rPr>
+                <w:rFonts w:ascii="맑은 고딕" w:eastAsia="맑은 고딕" w:hAnsi="맑은 고딕" w:cs="Arial"/>
+                <w:sz w:val="20"/>
+                <w:szCs w:val="20"/>
+                <w:lang w:eastAsia="ko-KR"/>
+              </w:rPr>
+              <w:t>재연결되며</w:t>
+            </w:r>
+            <w:proofErr w:type="spellEnd"/>
+            <w:r>
+              <w:rPr>
+                <w:rFonts w:ascii="맑은 고딕" w:eastAsia="맑은 고딕" w:hAnsi="맑은 고딕" w:cs="Arial"/>
+                <w:sz w:val="20"/>
+                <w:szCs w:val="20"/>
+                <w:lang w:eastAsia="ko-KR"/>
+              </w:rPr>
+              <w:t>, 단절 기간 동안 수신된 메시지가 누락 없이 동기화되어야 한다.</w:t>
             </w:r>
           </w:p>
         </w:tc>
@@ -13741,7 +14034,27 @@
                 <w:szCs w:val="20"/>
                 <w:lang w:eastAsia="ko-KR"/>
               </w:rPr>
-              <w:t>채팅 입력창을 통한 크로스 사이트 스크립팅(XSS) 공격 시도 및 인증되지 않은 사용자</w:t>
+              <w:t xml:space="preserve">채팅 입력창을 통한 크로스 사이트 </w:t>
+            </w:r>
+            <w:proofErr w:type="spellStart"/>
+            <w:r>
+              <w:rPr>
+                <w:rFonts w:ascii="맑은 고딕" w:eastAsia="맑은 고딕" w:hAnsi="맑은 고딕" w:cs="Arial"/>
+                <w:sz w:val="20"/>
+                <w:szCs w:val="20"/>
+                <w:lang w:eastAsia="ko-KR"/>
+              </w:rPr>
+              <w:t>스크립팅</w:t>
+            </w:r>
+            <w:proofErr w:type="spellEnd"/>
+            <w:r>
+              <w:rPr>
+                <w:rFonts w:ascii="맑은 고딕" w:eastAsia="맑은 고딕" w:hAnsi="맑은 고딕" w:cs="Arial"/>
+                <w:sz w:val="20"/>
+                <w:szCs w:val="20"/>
+                <w:lang w:eastAsia="ko-KR"/>
+              </w:rPr>
+              <w:t>(XSS) 공격 시도 및 인증되지 않은 사용자</w:t>
             </w:r>
             <w:r>
               <w:rPr>
@@ -13824,7 +14137,67 @@
                 <w:szCs w:val="20"/>
                 <w:lang w:eastAsia="ko-KR"/>
               </w:rPr>
-              <w:t>문자열 그대로 안전하게 이스케이프되어 렌더링되며, 비정상 토큰 접근 시 에러 반환 및 로그인 페이지로 강제 리다이렉트되어야 한다.</w:t>
+              <w:t xml:space="preserve">문자열 그대로 안전하게 </w:t>
+            </w:r>
+            <w:proofErr w:type="spellStart"/>
+            <w:r>
+              <w:rPr>
+                <w:rFonts w:ascii="맑은 고딕" w:eastAsia="맑은 고딕" w:hAnsi="맑은 고딕" w:cs="Arial"/>
+                <w:sz w:val="20"/>
+                <w:szCs w:val="20"/>
+                <w:lang w:eastAsia="ko-KR"/>
+              </w:rPr>
+              <w:t>이스케이프되어</w:t>
+            </w:r>
+            <w:proofErr w:type="spellEnd"/>
+            <w:r>
+              <w:rPr>
+                <w:rFonts w:ascii="맑은 고딕" w:eastAsia="맑은 고딕" w:hAnsi="맑은 고딕" w:cs="Arial"/>
+                <w:sz w:val="20"/>
+                <w:szCs w:val="20"/>
+                <w:lang w:eastAsia="ko-KR"/>
+              </w:rPr>
+              <w:t xml:space="preserve"> </w:t>
+            </w:r>
+            <w:proofErr w:type="spellStart"/>
+            <w:r>
+              <w:rPr>
+                <w:rFonts w:ascii="맑은 고딕" w:eastAsia="맑은 고딕" w:hAnsi="맑은 고딕" w:cs="Arial"/>
+                <w:sz w:val="20"/>
+                <w:szCs w:val="20"/>
+                <w:lang w:eastAsia="ko-KR"/>
+              </w:rPr>
+              <w:t>렌더링되며</w:t>
+            </w:r>
+            <w:proofErr w:type="spellEnd"/>
+            <w:r>
+              <w:rPr>
+                <w:rFonts w:ascii="맑은 고딕" w:eastAsia="맑은 고딕" w:hAnsi="맑은 고딕" w:cs="Arial"/>
+                <w:sz w:val="20"/>
+                <w:szCs w:val="20"/>
+                <w:lang w:eastAsia="ko-KR"/>
+              </w:rPr>
+              <w:t xml:space="preserve">, 비정상 토큰 접근 시 에러 반환 및 로그인 페이지로 강제 </w:t>
+            </w:r>
+            <w:proofErr w:type="spellStart"/>
+            <w:r>
+              <w:rPr>
+                <w:rFonts w:ascii="맑은 고딕" w:eastAsia="맑은 고딕" w:hAnsi="맑은 고딕" w:cs="Arial"/>
+                <w:sz w:val="20"/>
+                <w:szCs w:val="20"/>
+                <w:lang w:eastAsia="ko-KR"/>
+              </w:rPr>
+              <w:t>리다이렉트되어야</w:t>
+            </w:r>
+            <w:proofErr w:type="spellEnd"/>
+            <w:r>
+              <w:rPr>
+                <w:rFonts w:ascii="맑은 고딕" w:eastAsia="맑은 고딕" w:hAnsi="맑은 고딕" w:cs="Arial"/>
+                <w:sz w:val="20"/>
+                <w:szCs w:val="20"/>
+                <w:lang w:eastAsia="ko-KR"/>
+              </w:rPr>
+              <w:t xml:space="preserve"> 한다.</w:t>
             </w:r>
           </w:p>
         </w:tc>
@@ -14006,8 +14379,16 @@
               <w:rPr>
                 <w:rFonts w:ascii="맑은 고딕" w:eastAsia="맑은 고딕" w:hAnsi="맑은 고딕"/>
               </w:rPr>
-              <w:t>네트워크 단절 후 10초 이내에 소켓이 재연결</w:t>
-            </w:r>
+              <w:t xml:space="preserve">네트워크 단절 후 10초 이내에 소켓이 </w:t>
+            </w:r>
+            <w:proofErr w:type="spellStart"/>
+            <w:r>
+              <w:rPr>
+                <w:rFonts w:ascii="맑은 고딕" w:eastAsia="맑은 고딕" w:hAnsi="맑은 고딕"/>
+              </w:rPr>
+              <w:t>재연결</w:t>
+            </w:r>
+            <w:proofErr w:type="spellEnd"/>
           </w:p>
         </w:tc>
         <w:tc>
@@ -14041,7 +14422,7 @@
             <w:pPr>
               <w:jc w:val="center"/>
               <w:rPr>
-                <w:rFonts w:ascii="맑은 고딕" w:eastAsia="맑은 고딕" w:hAnsi="맑은 고딕" w:hint="eastAsia"/>
+                <w:rFonts w:ascii="맑은 고딕" w:eastAsia="맑은 고딕" w:hAnsi="맑은 고딕"/>
               </w:rPr>
             </w:pPr>
             <w:r>
@@ -14067,7 +14448,7 @@
             <w:pPr>
               <w:jc w:val="center"/>
               <w:rPr>
-                <w:rFonts w:ascii="맑은 고딕" w:eastAsia="맑은 고딕" w:hAnsi="맑은 고딕" w:hint="eastAsia"/>
+                <w:rFonts w:ascii="맑은 고딕" w:eastAsia="맑은 고딕" w:hAnsi="맑은 고딕"/>
               </w:rPr>
             </w:pPr>
             <w:r>
@@ -14090,11 +14471,19 @@
                 <w:rFonts w:ascii="맑은 고딕" w:eastAsia="맑은 고딕" w:hAnsi="맑은 고딕"/>
               </w:rPr>
             </w:pPr>
-            <w:r>
-              <w:rPr>
-                <w:rFonts w:ascii="맑은 고딕" w:eastAsia="맑은 고딕" w:hAnsi="맑은 고딕" w:hint="eastAsia"/>
-              </w:rPr>
-              <w:t>쿼리문 수정</w:t>
+            <w:proofErr w:type="spellStart"/>
+            <w:r>
+              <w:rPr>
+                <w:rFonts w:ascii="맑은 고딕" w:eastAsia="맑은 고딕" w:hAnsi="맑은 고딕" w:hint="eastAsia"/>
+              </w:rPr>
+              <w:t>쿼리문</w:t>
+            </w:r>
+            <w:proofErr w:type="spellEnd"/>
+            <w:r>
+              <w:rPr>
+                <w:rFonts w:ascii="맑은 고딕" w:eastAsia="맑은 고딕" w:hAnsi="맑은 고딕" w:hint="eastAsia"/>
+              </w:rPr>
+              <w:t xml:space="preserve"> 수정</w:t>
             </w:r>
           </w:p>
         </w:tc>
@@ -14400,6 +14789,7 @@
                 <w:color w:val="000000" w:themeColor="text1"/>
               </w:rPr>
             </w:pPr>
+            <w:proofErr w:type="spellStart"/>
             <w:r>
               <w:rPr>
                 <w:rFonts w:hint="eastAsia"/>
@@ -14409,6 +14799,7 @@
               </w:rPr>
               <w:t>서브시스템</w:t>
             </w:r>
+            <w:proofErr w:type="spellEnd"/>
             <w:r>
               <w:rPr>
                 <w:rFonts w:hint="eastAsia"/>
@@ -14591,6 +14982,7 @@
                 <w:color w:val="000000" w:themeColor="text1"/>
               </w:rPr>
             </w:pPr>
+            <w:proofErr w:type="spellStart"/>
             <w:r>
               <w:rPr>
                 <w:b/>
@@ -14599,6 +14991,7 @@
               </w:rPr>
               <w:t>설명</w:t>
             </w:r>
+            <w:proofErr w:type="spellEnd"/>
           </w:p>
         </w:tc>
         <w:tc>
@@ -14648,6 +15041,7 @@
                 <w:color w:val="000000" w:themeColor="text1"/>
               </w:rPr>
             </w:pPr>
+            <w:proofErr w:type="spellStart"/>
             <w:r>
               <w:rPr>
                 <w:b/>
@@ -14656,6 +15050,7 @@
               </w:rPr>
               <w:t>시험</w:t>
             </w:r>
+            <w:proofErr w:type="spellEnd"/>
             <w:r>
               <w:rPr>
                 <w:rFonts w:hint="eastAsia"/>
@@ -14767,6 +15162,7 @@
                 <w:color w:val="000000" w:themeColor="text1"/>
               </w:rPr>
             </w:pPr>
+            <w:proofErr w:type="spellStart"/>
             <w:r>
               <w:rPr>
                 <w:b/>
@@ -14774,6 +15170,7 @@
               </w:rPr>
               <w:t>시험</w:t>
             </w:r>
+            <w:proofErr w:type="spellEnd"/>
             <w:r>
               <w:rPr>
                 <w:b/>
@@ -15115,12 +15512,21 @@
             <w:pPr>
               <w:jc w:val="center"/>
               <w:rPr>
-                <w:rFonts w:ascii="맑은 고딕" w:eastAsia="맑은 고딕" w:hAnsi="맑은 고딕"/>
-                <w:sz w:val="20"/>
-                <w:szCs w:val="20"/>
-                <w:lang w:eastAsia="ko-KR"/>
-              </w:rPr>
-            </w:pPr>
+                <w:rFonts w:ascii="맑은 고딕" w:eastAsia="맑은 고딕" w:hAnsi="맑은 고딕" w:hint="eastAsia"/>
+                <w:sz w:val="20"/>
+                <w:szCs w:val="20"/>
+                <w:lang w:eastAsia="ko-KR"/>
+              </w:rPr>
+            </w:pPr>
+            <w:r>
+              <w:rPr>
+                <w:rFonts w:ascii="맑은 고딕" w:eastAsia="맑은 고딕" w:hAnsi="맑은 고딕" w:hint="eastAsia"/>
+                <w:sz w:val="20"/>
+                <w:szCs w:val="20"/>
+                <w:lang w:eastAsia="ko-KR"/>
+              </w:rPr>
+              <w:t xml:space="preserve">사용자 정보가 표시된다. </w:t>
+            </w:r>
           </w:p>
         </w:tc>
       </w:tr>
@@ -15272,6 +15678,15 @@
                 <w:lang w:eastAsia="ko-KR"/>
               </w:rPr>
             </w:pPr>
+            <w:r>
+              <w:rPr>
+                <w:rFonts w:ascii="맑은 고딕" w:eastAsia="맑은 고딕" w:hAnsi="맑은 고딕" w:hint="eastAsia"/>
+                <w:sz w:val="20"/>
+                <w:szCs w:val="20"/>
+                <w:lang w:eastAsia="ko-KR"/>
+              </w:rPr>
+              <w:t>사용자 정보가 표시된다.</w:t>
+            </w:r>
           </w:p>
         </w:tc>
       </w:tr>
@@ -15467,14 +15882,25 @@
                 <w:lang w:eastAsia="ko-KR"/>
               </w:rPr>
             </w:pPr>
-            <w:r>
-              <w:rPr>
-                <w:rFonts w:ascii="맑은 고딕" w:eastAsia="맑은 고딕" w:hAnsi="맑은 고딕" w:hint="eastAsia"/>
-                <w:sz w:val="20"/>
-                <w:szCs w:val="20"/>
-                <w:lang w:eastAsia="ko-KR"/>
-              </w:rPr>
-              <w:t>채팅방(채팅 화면)으로 이동한다.</w:t>
+            <w:proofErr w:type="spellStart"/>
+            <w:r>
+              <w:rPr>
+                <w:rFonts w:ascii="맑은 고딕" w:eastAsia="맑은 고딕" w:hAnsi="맑은 고딕" w:hint="eastAsia"/>
+                <w:sz w:val="20"/>
+                <w:szCs w:val="20"/>
+                <w:lang w:eastAsia="ko-KR"/>
+              </w:rPr>
+              <w:t>채팅방</w:t>
+            </w:r>
+            <w:proofErr w:type="spellEnd"/>
+            <w:r>
+              <w:rPr>
+                <w:rFonts w:ascii="맑은 고딕" w:eastAsia="맑은 고딕" w:hAnsi="맑은 고딕" w:hint="eastAsia"/>
+                <w:sz w:val="20"/>
+                <w:szCs w:val="20"/>
+                <w:lang w:eastAsia="ko-KR"/>
+              </w:rPr>
+              <w:t>(채팅 화면)으로 이동한다.</w:t>
             </w:r>
           </w:p>
         </w:tc>
@@ -15493,6 +15919,26 @@
                 <w:lang w:eastAsia="ko-KR"/>
               </w:rPr>
             </w:pPr>
+            <w:proofErr w:type="spellStart"/>
+            <w:r>
+              <w:rPr>
+                <w:rFonts w:ascii="맑은 고딕" w:eastAsia="맑은 고딕" w:hAnsi="맑은 고딕" w:hint="eastAsia"/>
+                <w:sz w:val="20"/>
+                <w:szCs w:val="20"/>
+                <w:lang w:eastAsia="ko-KR"/>
+              </w:rPr>
+              <w:t>채팅방</w:t>
+            </w:r>
+            <w:proofErr w:type="spellEnd"/>
+            <w:r>
+              <w:rPr>
+                <w:rFonts w:ascii="맑은 고딕" w:eastAsia="맑은 고딕" w:hAnsi="맑은 고딕" w:hint="eastAsia"/>
+                <w:sz w:val="20"/>
+                <w:szCs w:val="20"/>
+                <w:lang w:eastAsia="ko-KR"/>
+              </w:rPr>
+              <w:t>(채팅 화면)으로 이동한다.</w:t>
+            </w:r>
           </w:p>
         </w:tc>
       </w:tr>
@@ -15618,14 +16064,25 @@
                 <w:lang w:eastAsia="ko-KR"/>
               </w:rPr>
             </w:pPr>
-            <w:r>
-              <w:rPr>
-                <w:rFonts w:ascii="맑은 고딕" w:eastAsia="맑은 고딕" w:hAnsi="맑은 고딕" w:hint="eastAsia"/>
-                <w:sz w:val="20"/>
-                <w:szCs w:val="20"/>
-                <w:lang w:eastAsia="ko-KR"/>
-              </w:rPr>
-              <w:t>채팅방(채팅 화면)으로 이동한다.</w:t>
+            <w:proofErr w:type="spellStart"/>
+            <w:r>
+              <w:rPr>
+                <w:rFonts w:ascii="맑은 고딕" w:eastAsia="맑은 고딕" w:hAnsi="맑은 고딕" w:hint="eastAsia"/>
+                <w:sz w:val="20"/>
+                <w:szCs w:val="20"/>
+                <w:lang w:eastAsia="ko-KR"/>
+              </w:rPr>
+              <w:t>채팅방</w:t>
+            </w:r>
+            <w:proofErr w:type="spellEnd"/>
+            <w:r>
+              <w:rPr>
+                <w:rFonts w:ascii="맑은 고딕" w:eastAsia="맑은 고딕" w:hAnsi="맑은 고딕" w:hint="eastAsia"/>
+                <w:sz w:val="20"/>
+                <w:szCs w:val="20"/>
+                <w:lang w:eastAsia="ko-KR"/>
+              </w:rPr>
+              <w:t>(채팅 화면)으로 이동한다.</w:t>
             </w:r>
           </w:p>
         </w:tc>
@@ -15644,6 +16101,26 @@
                 <w:lang w:eastAsia="ko-KR"/>
               </w:rPr>
             </w:pPr>
+            <w:proofErr w:type="spellStart"/>
+            <w:r>
+              <w:rPr>
+                <w:rFonts w:ascii="맑은 고딕" w:eastAsia="맑은 고딕" w:hAnsi="맑은 고딕" w:hint="eastAsia"/>
+                <w:sz w:val="20"/>
+                <w:szCs w:val="20"/>
+                <w:lang w:eastAsia="ko-KR"/>
+              </w:rPr>
+              <w:t>채팅방</w:t>
+            </w:r>
+            <w:proofErr w:type="spellEnd"/>
+            <w:r>
+              <w:rPr>
+                <w:rFonts w:ascii="맑은 고딕" w:eastAsia="맑은 고딕" w:hAnsi="맑은 고딕" w:hint="eastAsia"/>
+                <w:sz w:val="20"/>
+                <w:szCs w:val="20"/>
+                <w:lang w:eastAsia="ko-KR"/>
+              </w:rPr>
+              <w:t>(채팅 화면)으로 이동한다.</w:t>
+            </w:r>
           </w:p>
         </w:tc>
       </w:tr>
@@ -15922,6 +16399,24 @@
                 <w:lang w:eastAsia="ko-KR"/>
               </w:rPr>
             </w:pPr>
+            <w:r>
+              <w:rPr>
+                <w:rFonts w:ascii="맑은 고딕" w:eastAsia="맑은 고딕" w:hAnsi="맑은 고딕" w:hint="eastAsia"/>
+                <w:sz w:val="20"/>
+                <w:szCs w:val="20"/>
+                <w:lang w:eastAsia="ko-KR"/>
+              </w:rPr>
+              <w:t>초대한 사용자가 채팅방에 입장</w:t>
+            </w:r>
+            <w:r>
+              <w:rPr>
+                <w:rFonts w:ascii="맑은 고딕" w:eastAsia="맑은 고딕" w:hAnsi="맑은 고딕" w:hint="eastAsia"/>
+                <w:sz w:val="20"/>
+                <w:szCs w:val="20"/>
+                <w:lang w:eastAsia="ko-KR"/>
+              </w:rPr>
+              <w:t xml:space="preserve"> 및 초대 완료 알림 메시지 표시</w:t>
+            </w:r>
           </w:p>
         </w:tc>
       </w:tr>
@@ -16067,12 +16562,30 @@
             <w:pPr>
               <w:jc w:val="center"/>
               <w:rPr>
-                <w:rFonts w:ascii="맑은 고딕" w:eastAsia="맑은 고딕" w:hAnsi="맑은 고딕"/>
-                <w:sz w:val="20"/>
-                <w:szCs w:val="20"/>
-                <w:lang w:eastAsia="ko-KR"/>
-              </w:rPr>
-            </w:pPr>
+                <w:rFonts w:ascii="맑은 고딕" w:eastAsia="맑은 고딕" w:hAnsi="맑은 고딕" w:hint="eastAsia"/>
+                <w:sz w:val="20"/>
+                <w:szCs w:val="20"/>
+                <w:lang w:eastAsia="ko-KR"/>
+              </w:rPr>
+            </w:pPr>
+            <w:r>
+              <w:rPr>
+                <w:rFonts w:ascii="맑은 고딕" w:eastAsia="맑은 고딕" w:hAnsi="맑은 고딕" w:hint="eastAsia"/>
+                <w:sz w:val="20"/>
+                <w:szCs w:val="20"/>
+                <w:lang w:eastAsia="ko-KR"/>
+              </w:rPr>
+              <w:t>초대한 사용자가 채팅방에 입장</w:t>
+            </w:r>
+            <w:r>
+              <w:rPr>
+                <w:rFonts w:ascii="맑은 고딕" w:eastAsia="맑은 고딕" w:hAnsi="맑은 고딕" w:hint="eastAsia"/>
+                <w:sz w:val="20"/>
+                <w:szCs w:val="20"/>
+                <w:lang w:eastAsia="ko-KR"/>
+              </w:rPr>
+              <w:t xml:space="preserve"> 및 초대 완료 알림 메시지 표시</w:t>
+            </w:r>
           </w:p>
         </w:tc>
       </w:tr>
@@ -16269,7 +16782,27 @@
                 <w:szCs w:val="20"/>
                 <w:lang w:eastAsia="ko-KR"/>
               </w:rPr>
-              <w:t xml:space="preserve">3. 표시된 모달 창의 </w:t>
+              <w:t xml:space="preserve">3. 표시된 </w:t>
+            </w:r>
+            <w:proofErr w:type="spellStart"/>
+            <w:r>
+              <w:rPr>
+                <w:rFonts w:ascii="맑은 고딕" w:eastAsia="맑은 고딕" w:hAnsi="맑은 고딕" w:hint="eastAsia"/>
+                <w:sz w:val="20"/>
+                <w:szCs w:val="20"/>
+                <w:lang w:eastAsia="ko-KR"/>
+              </w:rPr>
+              <w:t>모달</w:t>
+            </w:r>
+            <w:proofErr w:type="spellEnd"/>
+            <w:r>
+              <w:rPr>
+                <w:rFonts w:ascii="맑은 고딕" w:eastAsia="맑은 고딕" w:hAnsi="맑은 고딕" w:hint="eastAsia"/>
+                <w:sz w:val="20"/>
+                <w:szCs w:val="20"/>
+                <w:lang w:eastAsia="ko-KR"/>
+              </w:rPr>
+              <w:t xml:space="preserve"> 창의 </w:t>
             </w:r>
             <w:r>
               <w:rPr>
@@ -16298,14 +16831,25 @@
               </w:rPr>
               <w:t>”</w:t>
             </w:r>
-            <w:r>
-              <w:rPr>
-                <w:rFonts w:ascii="맑은 고딕" w:eastAsia="맑은 고딕" w:hAnsi="맑은 고딕" w:hint="eastAsia"/>
-                <w:sz w:val="20"/>
-                <w:szCs w:val="20"/>
-                <w:lang w:eastAsia="ko-KR"/>
-              </w:rPr>
-              <w:t>를 클릭한다.</w:t>
+            <w:proofErr w:type="spellStart"/>
+            <w:r>
+              <w:rPr>
+                <w:rFonts w:ascii="맑은 고딕" w:eastAsia="맑은 고딕" w:hAnsi="맑은 고딕" w:hint="eastAsia"/>
+                <w:sz w:val="20"/>
+                <w:szCs w:val="20"/>
+                <w:lang w:eastAsia="ko-KR"/>
+              </w:rPr>
+              <w:t>를</w:t>
+            </w:r>
+            <w:proofErr w:type="spellEnd"/>
+            <w:r>
+              <w:rPr>
+                <w:rFonts w:ascii="맑은 고딕" w:eastAsia="맑은 고딕" w:hAnsi="맑은 고딕" w:hint="eastAsia"/>
+                <w:sz w:val="20"/>
+                <w:szCs w:val="20"/>
+                <w:lang w:eastAsia="ko-KR"/>
+              </w:rPr>
+              <w:t xml:space="preserve"> 클릭한다.</w:t>
             </w:r>
           </w:p>
         </w:tc>
@@ -16378,6 +16922,15 @@
                 <w:lang w:eastAsia="ko-KR"/>
               </w:rPr>
             </w:pPr>
+            <w:r>
+              <w:rPr>
+                <w:rFonts w:ascii="맑은 고딕" w:eastAsia="맑은 고딕" w:hAnsi="맑은 고딕" w:hint="eastAsia"/>
+                <w:sz w:val="20"/>
+                <w:szCs w:val="20"/>
+                <w:lang w:eastAsia="ko-KR"/>
+              </w:rPr>
+              <w:t>메인 화면으로 이동된다.</w:t>
+            </w:r>
           </w:p>
         </w:tc>
       </w:tr>
@@ -16529,6 +17082,15 @@
                 <w:lang w:eastAsia="ko-KR"/>
               </w:rPr>
             </w:pPr>
+            <w:r>
+              <w:rPr>
+                <w:rFonts w:ascii="맑은 고딕" w:eastAsia="맑은 고딕" w:hAnsi="맑은 고딕" w:hint="eastAsia"/>
+                <w:sz w:val="20"/>
+                <w:szCs w:val="20"/>
+                <w:lang w:eastAsia="ko-KR"/>
+              </w:rPr>
+              <w:t>메인 화면으로 이동된다.</w:t>
+            </w:r>
           </w:p>
         </w:tc>
       </w:tr>
@@ -16697,7 +17259,27 @@
                 <w:szCs w:val="20"/>
                 <w:lang w:eastAsia="ko-KR"/>
               </w:rPr>
-              <w:t>2. 엔터 키를 입력한다.</w:t>
+              <w:t xml:space="preserve">2. </w:t>
+            </w:r>
+            <w:proofErr w:type="spellStart"/>
+            <w:r>
+              <w:rPr>
+                <w:rFonts w:ascii="맑은 고딕" w:eastAsia="맑은 고딕" w:hAnsi="맑은 고딕" w:hint="eastAsia"/>
+                <w:sz w:val="20"/>
+                <w:szCs w:val="20"/>
+                <w:lang w:eastAsia="ko-KR"/>
+              </w:rPr>
+              <w:t>엔터</w:t>
+            </w:r>
+            <w:proofErr w:type="spellEnd"/>
+            <w:r>
+              <w:rPr>
+                <w:rFonts w:ascii="맑은 고딕" w:eastAsia="맑은 고딕" w:hAnsi="맑은 고딕" w:hint="eastAsia"/>
+                <w:sz w:val="20"/>
+                <w:szCs w:val="20"/>
+                <w:lang w:eastAsia="ko-KR"/>
+              </w:rPr>
+              <w:t xml:space="preserve"> 키를 입력한다.</w:t>
             </w:r>
           </w:p>
         </w:tc>
@@ -16769,6 +17351,15 @@
                 <w:lang w:eastAsia="ko-KR"/>
               </w:rPr>
             </w:pPr>
+            <w:r>
+              <w:rPr>
+                <w:rFonts w:ascii="맑은 고딕" w:eastAsia="맑은 고딕" w:hAnsi="맑은 고딕" w:hint="eastAsia"/>
+                <w:sz w:val="20"/>
+                <w:szCs w:val="20"/>
+                <w:lang w:eastAsia="ko-KR"/>
+              </w:rPr>
+              <w:t>입력한 메시지가 전송된다.</w:t>
+            </w:r>
           </w:p>
         </w:tc>
       </w:tr>
@@ -16918,6 +17509,15 @@
                 <w:lang w:eastAsia="ko-KR"/>
               </w:rPr>
             </w:pPr>
+            <w:r>
+              <w:rPr>
+                <w:rFonts w:ascii="맑은 고딕" w:eastAsia="맑은 고딕" w:hAnsi="맑은 고딕" w:hint="eastAsia"/>
+                <w:sz w:val="20"/>
+                <w:szCs w:val="20"/>
+                <w:lang w:eastAsia="ko-KR"/>
+              </w:rPr>
+              <w:t>입력한 메시지가 전송된다.</w:t>
+            </w:r>
           </w:p>
         </w:tc>
       </w:tr>
@@ -16998,6 +17598,7 @@
                 <w:color w:val="000000" w:themeColor="text1"/>
               </w:rPr>
             </w:pPr>
+            <w:proofErr w:type="spellStart"/>
             <w:r>
               <w:rPr>
                 <w:rFonts w:hint="eastAsia"/>
@@ -17007,6 +17608,7 @@
               </w:rPr>
               <w:t>서브시스템</w:t>
             </w:r>
+            <w:proofErr w:type="spellEnd"/>
             <w:r>
               <w:rPr>
                 <w:rFonts w:hint="eastAsia"/>
@@ -17187,6 +17789,7 @@
                 <w:color w:val="000000" w:themeColor="text1"/>
               </w:rPr>
             </w:pPr>
+            <w:proofErr w:type="spellStart"/>
             <w:r>
               <w:rPr>
                 <w:b/>
@@ -17195,6 +17798,7 @@
               </w:rPr>
               <w:t>설명</w:t>
             </w:r>
+            <w:proofErr w:type="spellEnd"/>
           </w:p>
         </w:tc>
         <w:tc>
@@ -17244,6 +17848,7 @@
                 <w:color w:val="000000" w:themeColor="text1"/>
               </w:rPr>
             </w:pPr>
+            <w:proofErr w:type="spellStart"/>
             <w:r>
               <w:rPr>
                 <w:b/>
@@ -17252,6 +17857,7 @@
               </w:rPr>
               <w:t>시험</w:t>
             </w:r>
+            <w:proofErr w:type="spellEnd"/>
             <w:r>
               <w:rPr>
                 <w:rFonts w:hint="eastAsia"/>
@@ -17363,6 +17969,7 @@
                 <w:color w:val="000000" w:themeColor="text1"/>
               </w:rPr>
             </w:pPr>
+            <w:proofErr w:type="spellStart"/>
             <w:r>
               <w:rPr>
                 <w:b/>
@@ -17370,6 +17977,7 @@
               </w:rPr>
               <w:t>시험</w:t>
             </w:r>
+            <w:proofErr w:type="spellEnd"/>
             <w:r>
               <w:rPr>
                 <w:b/>
@@ -17734,6 +18342,15 @@
                 <w:lang w:eastAsia="ko-KR"/>
               </w:rPr>
             </w:pPr>
+            <w:r>
+              <w:rPr>
+                <w:rFonts w:ascii="맑은 고딕" w:eastAsia="맑은 고딕" w:hAnsi="맑은 고딕" w:hint="eastAsia"/>
+                <w:sz w:val="20"/>
+                <w:szCs w:val="20"/>
+                <w:lang w:eastAsia="ko-KR"/>
+              </w:rPr>
+              <w:t>메인 화면으로 이동한다.</w:t>
+            </w:r>
           </w:p>
         </w:tc>
       </w:tr>
@@ -17882,6 +18499,15 @@
                 <w:lang w:eastAsia="ko-KR"/>
               </w:rPr>
             </w:pPr>
+            <w:r>
+              <w:rPr>
+                <w:rFonts w:ascii="맑은 고딕" w:eastAsia="맑은 고딕" w:hAnsi="맑은 고딕" w:hint="eastAsia"/>
+                <w:sz w:val="20"/>
+                <w:szCs w:val="20"/>
+                <w:lang w:eastAsia="ko-KR"/>
+              </w:rPr>
+              <w:t>메인 화면으로 이동한다.</w:t>
+            </w:r>
           </w:p>
         </w:tc>
       </w:tr>
@@ -18149,6 +18775,15 @@
                 <w:lang w:eastAsia="ko-KR"/>
               </w:rPr>
             </w:pPr>
+            <w:r>
+              <w:rPr>
+                <w:rFonts w:ascii="맑은 고딕" w:eastAsia="맑은 고딕" w:hAnsi="맑은 고딕" w:hint="eastAsia"/>
+                <w:sz w:val="20"/>
+                <w:szCs w:val="20"/>
+                <w:lang w:eastAsia="ko-KR"/>
+              </w:rPr>
+              <w:t>현재 화면에 사용자 목록 리스트를 표시한다.</w:t>
+            </w:r>
           </w:p>
         </w:tc>
       </w:tr>
@@ -18279,6 +18914,15 @@
               </w:rPr>
               <w:t>현재 화면에 사용자 목록 리스트를 표시한다</w:t>
             </w:r>
+            <w:r>
+              <w:rPr>
+                <w:rFonts w:ascii="맑은 고딕" w:eastAsia="맑은 고딕" w:hAnsi="맑은 고딕" w:hint="eastAsia"/>
+                <w:sz w:val="20"/>
+                <w:szCs w:val="20"/>
+                <w:lang w:eastAsia="ko-KR"/>
+              </w:rPr>
+              <w:t>.</w:t>
+            </w:r>
           </w:p>
         </w:tc>
         <w:tc>
@@ -18297,6 +18941,15 @@
                 <w:lang w:eastAsia="ko-KR"/>
               </w:rPr>
             </w:pPr>
+            <w:r>
+              <w:rPr>
+                <w:rFonts w:ascii="맑은 고딕" w:eastAsia="맑은 고딕" w:hAnsi="맑은 고딕" w:hint="eastAsia"/>
+                <w:sz w:val="20"/>
+                <w:szCs w:val="20"/>
+                <w:lang w:eastAsia="ko-KR"/>
+              </w:rPr>
+              <w:t>현재 화면에 사용자 목록 리스트를 표시한다.</w:t>
+            </w:r>
           </w:p>
         </w:tc>
       </w:tr>
@@ -18534,6 +19187,15 @@
                 <w:lang w:eastAsia="ko-KR"/>
               </w:rPr>
             </w:pPr>
+            <w:r>
+              <w:rPr>
+                <w:rFonts w:ascii="맑은 고딕" w:eastAsia="맑은 고딕" w:hAnsi="맑은 고딕" w:hint="eastAsia"/>
+                <w:sz w:val="20"/>
+                <w:szCs w:val="20"/>
+                <w:lang w:eastAsia="ko-KR"/>
+              </w:rPr>
+              <w:t>탈퇴 완료 알림 메시지 표시 후 사용자 목록이 업데이트된다.</w:t>
+            </w:r>
           </w:p>
         </w:tc>
       </w:tr>
@@ -18662,7 +19324,7 @@
                 <w:szCs w:val="20"/>
                 <w:lang w:eastAsia="ko-KR"/>
               </w:rPr>
-              <w:t xml:space="preserve">탈퇴 완료 알림 메시지 표시 후 사용자 목록이 업데이트된다.  </w:t>
+              <w:t xml:space="preserve">탈퇴 완료 알림 메시지 표시 후 사용자 목록이 업데이트된다. </w:t>
             </w:r>
           </w:p>
         </w:tc>
@@ -18682,6 +19344,15 @@
                 <w:lang w:eastAsia="ko-KR"/>
               </w:rPr>
             </w:pPr>
+            <w:r>
+              <w:rPr>
+                <w:rFonts w:ascii="맑은 고딕" w:eastAsia="맑은 고딕" w:hAnsi="맑은 고딕" w:hint="eastAsia"/>
+                <w:sz w:val="20"/>
+                <w:szCs w:val="20"/>
+                <w:lang w:eastAsia="ko-KR"/>
+              </w:rPr>
+              <w:t>탈퇴 완료 알림 메시지 표시 후 사용자 목록이 업데이트된다.</w:t>
+            </w:r>
           </w:p>
         </w:tc>
       </w:tr>
@@ -18763,6 +19434,7 @@
                 <w:color w:val="000000" w:themeColor="text1"/>
               </w:rPr>
             </w:pPr>
+            <w:proofErr w:type="spellStart"/>
             <w:r>
               <w:rPr>
                 <w:rFonts w:hint="eastAsia"/>
@@ -18772,6 +19444,7 @@
               </w:rPr>
               <w:t>서브시스템</w:t>
             </w:r>
+            <w:proofErr w:type="spellEnd"/>
             <w:r>
               <w:rPr>
                 <w:rFonts w:hint="eastAsia"/>
@@ -18953,6 +19626,7 @@
                 <w:color w:val="000000" w:themeColor="text1"/>
               </w:rPr>
             </w:pPr>
+            <w:proofErr w:type="spellStart"/>
             <w:r>
               <w:rPr>
                 <w:b/>
@@ -18961,6 +19635,7 @@
               </w:rPr>
               <w:t>설명</w:t>
             </w:r>
+            <w:proofErr w:type="spellEnd"/>
           </w:p>
         </w:tc>
         <w:tc>
@@ -19010,6 +19685,7 @@
                 <w:color w:val="000000" w:themeColor="text1"/>
               </w:rPr>
             </w:pPr>
+            <w:proofErr w:type="spellStart"/>
             <w:r>
               <w:rPr>
                 <w:b/>
@@ -19018,6 +19694,7 @@
               </w:rPr>
               <w:t>시험</w:t>
             </w:r>
+            <w:proofErr w:type="spellEnd"/>
             <w:r>
               <w:rPr>
                 <w:rFonts w:hint="eastAsia"/>
@@ -19129,6 +19806,7 @@
                 <w:color w:val="000000" w:themeColor="text1"/>
               </w:rPr>
             </w:pPr>
+            <w:proofErr w:type="spellStart"/>
             <w:r>
               <w:rPr>
                 <w:b/>
@@ -19136,6 +19814,7 @@
               </w:rPr>
               <w:t>시험</w:t>
             </w:r>
+            <w:proofErr w:type="spellEnd"/>
             <w:r>
               <w:rPr>
                 <w:b/>
@@ -19476,14 +20155,45 @@
                 <w:lang w:eastAsia="ko-KR"/>
               </w:rPr>
             </w:pPr>
-            <w:r>
-              <w:rPr>
-                <w:rFonts w:ascii="맑은 고딕" w:eastAsia="맑은 고딕" w:hAnsi="맑은 고딕" w:hint="eastAsia"/>
-                <w:sz w:val="20"/>
-                <w:szCs w:val="20"/>
-                <w:lang w:eastAsia="ko-KR"/>
-              </w:rPr>
-              <w:t>전송 받은 파일이 PC에 다운로드된다.</w:t>
+            <w:proofErr w:type="gramStart"/>
+            <w:r>
+              <w:rPr>
+                <w:rFonts w:ascii="맑은 고딕" w:eastAsia="맑은 고딕" w:hAnsi="맑은 고딕" w:hint="eastAsia"/>
+                <w:sz w:val="20"/>
+                <w:szCs w:val="20"/>
+                <w:lang w:eastAsia="ko-KR"/>
+              </w:rPr>
+              <w:t>전송 받은</w:t>
+            </w:r>
+            <w:proofErr w:type="gramEnd"/>
+            <w:r>
+              <w:rPr>
+                <w:rFonts w:ascii="맑은 고딕" w:eastAsia="맑은 고딕" w:hAnsi="맑은 고딕" w:hint="eastAsia"/>
+                <w:sz w:val="20"/>
+                <w:szCs w:val="20"/>
+                <w:lang w:eastAsia="ko-KR"/>
+              </w:rPr>
+              <w:t xml:space="preserve"> 파일이 PC에 </w:t>
+            </w:r>
+            <w:proofErr w:type="spellStart"/>
+            <w:r>
+              <w:rPr>
+                <w:rFonts w:ascii="맑은 고딕" w:eastAsia="맑은 고딕" w:hAnsi="맑은 고딕" w:hint="eastAsia"/>
+                <w:sz w:val="20"/>
+                <w:szCs w:val="20"/>
+                <w:lang w:eastAsia="ko-KR"/>
+              </w:rPr>
+              <w:t>다운로드된다</w:t>
+            </w:r>
+            <w:proofErr w:type="spellEnd"/>
+            <w:r>
+              <w:rPr>
+                <w:rFonts w:ascii="맑은 고딕" w:eastAsia="맑은 고딕" w:hAnsi="맑은 고딕" w:hint="eastAsia"/>
+                <w:sz w:val="20"/>
+                <w:szCs w:val="20"/>
+                <w:lang w:eastAsia="ko-KR"/>
+              </w:rPr>
+              <w:t>.</w:t>
             </w:r>
           </w:p>
         </w:tc>
@@ -19502,6 +20212,46 @@
                 <w:lang w:eastAsia="ko-KR"/>
               </w:rPr>
             </w:pPr>
+            <w:proofErr w:type="gramStart"/>
+            <w:r>
+              <w:rPr>
+                <w:rFonts w:ascii="맑은 고딕" w:eastAsia="맑은 고딕" w:hAnsi="맑은 고딕" w:hint="eastAsia"/>
+                <w:sz w:val="20"/>
+                <w:szCs w:val="20"/>
+                <w:lang w:eastAsia="ko-KR"/>
+              </w:rPr>
+              <w:t>전송 받은</w:t>
+            </w:r>
+            <w:proofErr w:type="gramEnd"/>
+            <w:r>
+              <w:rPr>
+                <w:rFonts w:ascii="맑은 고딕" w:eastAsia="맑은 고딕" w:hAnsi="맑은 고딕" w:hint="eastAsia"/>
+                <w:sz w:val="20"/>
+                <w:szCs w:val="20"/>
+                <w:lang w:eastAsia="ko-KR"/>
+              </w:rPr>
+              <w:t xml:space="preserve"> 파일이 PC에 </w:t>
+            </w:r>
+            <w:proofErr w:type="spellStart"/>
+            <w:r>
+              <w:rPr>
+                <w:rFonts w:ascii="맑은 고딕" w:eastAsia="맑은 고딕" w:hAnsi="맑은 고딕" w:hint="eastAsia"/>
+                <w:sz w:val="20"/>
+                <w:szCs w:val="20"/>
+                <w:lang w:eastAsia="ko-KR"/>
+              </w:rPr>
+              <w:t>다운로드된다</w:t>
+            </w:r>
+            <w:proofErr w:type="spellEnd"/>
+            <w:r>
+              <w:rPr>
+                <w:rFonts w:ascii="맑은 고딕" w:eastAsia="맑은 고딕" w:hAnsi="맑은 고딕" w:hint="eastAsia"/>
+                <w:sz w:val="20"/>
+                <w:szCs w:val="20"/>
+                <w:lang w:eastAsia="ko-KR"/>
+              </w:rPr>
+              <w:t>.</w:t>
+            </w:r>
           </w:p>
         </w:tc>
       </w:tr>
@@ -19625,14 +20375,45 @@
                 <w:lang w:eastAsia="ko-KR"/>
               </w:rPr>
             </w:pPr>
-            <w:r>
-              <w:rPr>
-                <w:rFonts w:ascii="맑은 고딕" w:eastAsia="맑은 고딕" w:hAnsi="맑은 고딕" w:hint="eastAsia"/>
-                <w:sz w:val="20"/>
-                <w:szCs w:val="20"/>
-                <w:lang w:eastAsia="ko-KR"/>
-              </w:rPr>
-              <w:t>전송 받은 파일이 PC에 다운로드된다.</w:t>
+            <w:proofErr w:type="gramStart"/>
+            <w:r>
+              <w:rPr>
+                <w:rFonts w:ascii="맑은 고딕" w:eastAsia="맑은 고딕" w:hAnsi="맑은 고딕" w:hint="eastAsia"/>
+                <w:sz w:val="20"/>
+                <w:szCs w:val="20"/>
+                <w:lang w:eastAsia="ko-KR"/>
+              </w:rPr>
+              <w:t>전송 받은</w:t>
+            </w:r>
+            <w:proofErr w:type="gramEnd"/>
+            <w:r>
+              <w:rPr>
+                <w:rFonts w:ascii="맑은 고딕" w:eastAsia="맑은 고딕" w:hAnsi="맑은 고딕" w:hint="eastAsia"/>
+                <w:sz w:val="20"/>
+                <w:szCs w:val="20"/>
+                <w:lang w:eastAsia="ko-KR"/>
+              </w:rPr>
+              <w:t xml:space="preserve"> 파일이 PC에 </w:t>
+            </w:r>
+            <w:proofErr w:type="spellStart"/>
+            <w:r>
+              <w:rPr>
+                <w:rFonts w:ascii="맑은 고딕" w:eastAsia="맑은 고딕" w:hAnsi="맑은 고딕" w:hint="eastAsia"/>
+                <w:sz w:val="20"/>
+                <w:szCs w:val="20"/>
+                <w:lang w:eastAsia="ko-KR"/>
+              </w:rPr>
+              <w:t>다운로드된다</w:t>
+            </w:r>
+            <w:proofErr w:type="spellEnd"/>
+            <w:r>
+              <w:rPr>
+                <w:rFonts w:ascii="맑은 고딕" w:eastAsia="맑은 고딕" w:hAnsi="맑은 고딕" w:hint="eastAsia"/>
+                <w:sz w:val="20"/>
+                <w:szCs w:val="20"/>
+                <w:lang w:eastAsia="ko-KR"/>
+              </w:rPr>
+              <w:t>.</w:t>
             </w:r>
           </w:p>
         </w:tc>
@@ -19651,6 +20432,46 @@
                 <w:lang w:eastAsia="ko-KR"/>
               </w:rPr>
             </w:pPr>
+            <w:proofErr w:type="gramStart"/>
+            <w:r>
+              <w:rPr>
+                <w:rFonts w:ascii="맑은 고딕" w:eastAsia="맑은 고딕" w:hAnsi="맑은 고딕" w:hint="eastAsia"/>
+                <w:sz w:val="20"/>
+                <w:szCs w:val="20"/>
+                <w:lang w:eastAsia="ko-KR"/>
+              </w:rPr>
+              <w:t>전송 받은</w:t>
+            </w:r>
+            <w:proofErr w:type="gramEnd"/>
+            <w:r>
+              <w:rPr>
+                <w:rFonts w:ascii="맑은 고딕" w:eastAsia="맑은 고딕" w:hAnsi="맑은 고딕" w:hint="eastAsia"/>
+                <w:sz w:val="20"/>
+                <w:szCs w:val="20"/>
+                <w:lang w:eastAsia="ko-KR"/>
+              </w:rPr>
+              <w:t xml:space="preserve"> 파일이 PC에 </w:t>
+            </w:r>
+            <w:proofErr w:type="spellStart"/>
+            <w:r>
+              <w:rPr>
+                <w:rFonts w:ascii="맑은 고딕" w:eastAsia="맑은 고딕" w:hAnsi="맑은 고딕" w:hint="eastAsia"/>
+                <w:sz w:val="20"/>
+                <w:szCs w:val="20"/>
+                <w:lang w:eastAsia="ko-KR"/>
+              </w:rPr>
+              <w:t>다운로드된다</w:t>
+            </w:r>
+            <w:proofErr w:type="spellEnd"/>
+            <w:r>
+              <w:rPr>
+                <w:rFonts w:ascii="맑은 고딕" w:eastAsia="맑은 고딕" w:hAnsi="맑은 고딕" w:hint="eastAsia"/>
+                <w:sz w:val="20"/>
+                <w:szCs w:val="20"/>
+                <w:lang w:eastAsia="ko-KR"/>
+              </w:rPr>
+              <w:t>.</w:t>
+            </w:r>
           </w:p>
         </w:tc>
       </w:tr>
@@ -19782,6 +20603,7 @@
                 <w:color w:val="000000" w:themeColor="text1"/>
               </w:rPr>
             </w:pPr>
+            <w:proofErr w:type="spellStart"/>
             <w:r>
               <w:rPr>
                 <w:rFonts w:hint="eastAsia"/>
@@ -19791,6 +20613,7 @@
               </w:rPr>
               <w:t>서브시스템</w:t>
             </w:r>
+            <w:proofErr w:type="spellEnd"/>
             <w:r>
               <w:rPr>
                 <w:rFonts w:hint="eastAsia"/>
@@ -19972,6 +20795,7 @@
                 <w:color w:val="000000" w:themeColor="text1"/>
               </w:rPr>
             </w:pPr>
+            <w:proofErr w:type="spellStart"/>
             <w:r>
               <w:rPr>
                 <w:b/>
@@ -19980,6 +20804,7 @@
               </w:rPr>
               <w:t>설명</w:t>
             </w:r>
+            <w:proofErr w:type="spellEnd"/>
           </w:p>
         </w:tc>
         <w:tc>
@@ -20029,6 +20854,7 @@
                 <w:color w:val="000000" w:themeColor="text1"/>
               </w:rPr>
             </w:pPr>
+            <w:proofErr w:type="spellStart"/>
             <w:r>
               <w:rPr>
                 <w:b/>
@@ -20037,6 +20863,7 @@
               </w:rPr>
               <w:t>시험</w:t>
             </w:r>
+            <w:proofErr w:type="spellEnd"/>
             <w:r>
               <w:rPr>
                 <w:rFonts w:hint="eastAsia"/>
@@ -20148,6 +20975,7 @@
                 <w:color w:val="000000" w:themeColor="text1"/>
               </w:rPr>
             </w:pPr>
+            <w:proofErr w:type="spellStart"/>
             <w:r>
               <w:rPr>
                 <w:b/>
@@ -20155,6 +20983,7 @@
               </w:rPr>
               <w:t>시험</w:t>
             </w:r>
+            <w:proofErr w:type="spellEnd"/>
             <w:r>
               <w:rPr>
                 <w:b/>
@@ -20612,6 +21441,60 @@
                 <w:lang w:eastAsia="ko-KR"/>
               </w:rPr>
             </w:pPr>
+            <w:r>
+              <w:rPr>
+                <w:rFonts w:ascii="맑은 고딕" w:eastAsia="맑은 고딕" w:hAnsi="맑은 고딕" w:hint="eastAsia"/>
+                <w:sz w:val="20"/>
+                <w:szCs w:val="20"/>
+                <w:lang w:eastAsia="ko-KR"/>
+              </w:rPr>
+              <w:t xml:space="preserve">사용자 위치 권한 및 지도 검색 결과 목록 또는 </w:t>
+            </w:r>
+            <w:r>
+              <w:rPr>
+                <w:rFonts w:ascii="맑은 고딕" w:eastAsia="맑은 고딕" w:hAnsi="맑은 고딕"/>
+                <w:sz w:val="20"/>
+                <w:szCs w:val="20"/>
+                <w:lang w:eastAsia="ko-KR"/>
+              </w:rPr>
+              <w:t>“</w:t>
+            </w:r>
+            <w:r>
+              <w:rPr>
+                <w:rFonts w:ascii="맑은 고딕" w:eastAsia="맑은 고딕" w:hAnsi="맑은 고딕" w:hint="eastAsia"/>
+                <w:sz w:val="20"/>
+                <w:szCs w:val="20"/>
+                <w:lang w:eastAsia="ko-KR"/>
+              </w:rPr>
+              <w:t>검색 결과가 없습니다.</w:t>
+            </w:r>
+            <w:r>
+              <w:rPr>
+                <w:rFonts w:ascii="맑은 고딕" w:eastAsia="맑은 고딕" w:hAnsi="맑은 고딕"/>
+                <w:sz w:val="20"/>
+                <w:szCs w:val="20"/>
+                <w:lang w:eastAsia="ko-KR"/>
+              </w:rPr>
+              <w:t>”</w:t>
+            </w:r>
+            <w:r>
+              <w:rPr>
+                <w:rFonts w:ascii="맑은 고딕" w:eastAsia="맑은 고딕" w:hAnsi="맑은 고딕" w:hint="eastAsia"/>
+                <w:sz w:val="20"/>
+                <w:szCs w:val="20"/>
+                <w:lang w:eastAsia="ko-KR"/>
+              </w:rPr>
+              <w:t xml:space="preserve"> 메시지가 표시된다.</w:t>
+            </w:r>
+            <w:r>
+              <w:rPr>
+                <w:rFonts w:ascii="맑은 고딕" w:eastAsia="맑은 고딕" w:hAnsi="맑은 고딕" w:hint="eastAsia"/>
+                <w:sz w:val="20"/>
+                <w:szCs w:val="20"/>
+                <w:lang w:eastAsia="ko-KR"/>
+              </w:rPr>
+              <w:t xml:space="preserve"> </w:t>
+            </w:r>
           </w:p>
         </w:tc>
       </w:tr>
@@ -20780,6 +21663,15 @@
               </w:rPr>
               <w:t xml:space="preserve"> 메시지가 표시된다.</w:t>
             </w:r>
+            <w:r>
+              <w:rPr>
+                <w:rFonts w:ascii="맑은 고딕" w:eastAsia="맑은 고딕" w:hAnsi="맑은 고딕" w:hint="eastAsia"/>
+                <w:sz w:val="20"/>
+                <w:szCs w:val="20"/>
+                <w:lang w:eastAsia="ko-KR"/>
+              </w:rPr>
+              <w:t xml:space="preserve"> </w:t>
+            </w:r>
           </w:p>
         </w:tc>
         <w:tc>
@@ -20797,6 +21689,60 @@
                 <w:lang w:eastAsia="ko-KR"/>
               </w:rPr>
             </w:pPr>
+            <w:r>
+              <w:rPr>
+                <w:rFonts w:ascii="맑은 고딕" w:eastAsia="맑은 고딕" w:hAnsi="맑은 고딕" w:hint="eastAsia"/>
+                <w:sz w:val="20"/>
+                <w:szCs w:val="20"/>
+                <w:lang w:eastAsia="ko-KR"/>
+              </w:rPr>
+              <w:t xml:space="preserve">사용자 위치 권한 및 지도 검색 결과 목록 또는 </w:t>
+            </w:r>
+            <w:r>
+              <w:rPr>
+                <w:rFonts w:ascii="맑은 고딕" w:eastAsia="맑은 고딕" w:hAnsi="맑은 고딕"/>
+                <w:sz w:val="20"/>
+                <w:szCs w:val="20"/>
+                <w:lang w:eastAsia="ko-KR"/>
+              </w:rPr>
+              <w:t>“</w:t>
+            </w:r>
+            <w:r>
+              <w:rPr>
+                <w:rFonts w:ascii="맑은 고딕" w:eastAsia="맑은 고딕" w:hAnsi="맑은 고딕" w:hint="eastAsia"/>
+                <w:sz w:val="20"/>
+                <w:szCs w:val="20"/>
+                <w:lang w:eastAsia="ko-KR"/>
+              </w:rPr>
+              <w:t>검색 결과가 없습니다.</w:t>
+            </w:r>
+            <w:r>
+              <w:rPr>
+                <w:rFonts w:ascii="맑은 고딕" w:eastAsia="맑은 고딕" w:hAnsi="맑은 고딕"/>
+                <w:sz w:val="20"/>
+                <w:szCs w:val="20"/>
+                <w:lang w:eastAsia="ko-KR"/>
+              </w:rPr>
+              <w:t>”</w:t>
+            </w:r>
+            <w:r>
+              <w:rPr>
+                <w:rFonts w:ascii="맑은 고딕" w:eastAsia="맑은 고딕" w:hAnsi="맑은 고딕" w:hint="eastAsia"/>
+                <w:sz w:val="20"/>
+                <w:szCs w:val="20"/>
+                <w:lang w:eastAsia="ko-KR"/>
+              </w:rPr>
+              <w:t xml:space="preserve"> 메시지가 표시된다.</w:t>
+            </w:r>
+            <w:r>
+              <w:rPr>
+                <w:rFonts w:ascii="맑은 고딕" w:eastAsia="맑은 고딕" w:hAnsi="맑은 고딕" w:hint="eastAsia"/>
+                <w:sz w:val="20"/>
+                <w:szCs w:val="20"/>
+                <w:lang w:eastAsia="ko-KR"/>
+              </w:rPr>
+              <w:t xml:space="preserve"> </w:t>
+            </w:r>
           </w:p>
         </w:tc>
       </w:tr>
@@ -20991,6 +21937,15 @@
                 <w:lang w:eastAsia="ko-KR"/>
               </w:rPr>
             </w:pPr>
+            <w:r>
+              <w:rPr>
+                <w:rFonts w:ascii="맑은 고딕" w:eastAsia="맑은 고딕" w:hAnsi="맑은 고딕" w:hint="eastAsia"/>
+                <w:sz w:val="20"/>
+                <w:szCs w:val="20"/>
+                <w:lang w:eastAsia="ko-KR"/>
+              </w:rPr>
+              <w:t>선택한 지도 검색 정보가 표시된다.</w:t>
+            </w:r>
           </w:p>
         </w:tc>
       </w:tr>
@@ -21140,6 +22095,15 @@
                 <w:lang w:eastAsia="ko-KR"/>
               </w:rPr>
             </w:pPr>
+            <w:r>
+              <w:rPr>
+                <w:rFonts w:ascii="맑은 고딕" w:eastAsia="맑은 고딕" w:hAnsi="맑은 고딕" w:hint="eastAsia"/>
+                <w:sz w:val="20"/>
+                <w:szCs w:val="20"/>
+                <w:lang w:eastAsia="ko-KR"/>
+              </w:rPr>
+              <w:t>선택한 지도 검색 정보가 표시된다</w:t>
+            </w:r>
           </w:p>
         </w:tc>
       </w:tr>
@@ -21430,8 +22394,19 @@
                 <w:szCs w:val="20"/>
                 <w:lang w:eastAsia="ko-KR"/>
               </w:rPr>
-              <w:t>네이버 지도로 길찾기</w:t>
-            </w:r>
+              <w:t xml:space="preserve">네이버 지도로 </w:t>
+            </w:r>
+            <w:proofErr w:type="spellStart"/>
+            <w:r>
+              <w:rPr>
+                <w:rFonts w:ascii="맑은 고딕" w:eastAsia="맑은 고딕" w:hAnsi="맑은 고딕" w:hint="eastAsia"/>
+                <w:sz w:val="20"/>
+                <w:szCs w:val="20"/>
+                <w:lang w:eastAsia="ko-KR"/>
+              </w:rPr>
+              <w:t>길찾기</w:t>
+            </w:r>
+            <w:proofErr w:type="spellEnd"/>
             <w:r>
               <w:rPr>
                 <w:rFonts w:ascii="맑은 고딕" w:eastAsia="맑은 고딕" w:hAnsi="맑은 고딕"/>
@@ -21521,6 +22496,15 @@
                 <w:lang w:eastAsia="ko-KR"/>
               </w:rPr>
             </w:pPr>
+            <w:r>
+              <w:rPr>
+                <w:rFonts w:ascii="맑은 고딕" w:eastAsia="맑은 고딕" w:hAnsi="맑은 고딕" w:hint="eastAsia"/>
+                <w:sz w:val="20"/>
+                <w:szCs w:val="20"/>
+                <w:lang w:eastAsia="ko-KR"/>
+              </w:rPr>
+              <w:t>대화방에 공유한 지도 검색 정보가 표시되고, 메시지 클릭 시, 네이버 지도 화면이 표시된다.</w:t>
+            </w:r>
           </w:p>
         </w:tc>
       </w:tr>
@@ -21636,7 +22620,6 @@
           </w:tcPr>
           <w:p>
             <w:pPr>
-              <w:jc w:val="center"/>
               <w:rPr>
                 <w:rFonts w:ascii="맑은 고딕" w:eastAsia="맑은 고딕" w:hAnsi="맑은 고딕"/>
                 <w:sz w:val="20"/>
@@ -21670,6 +22653,15 @@
                 <w:lang w:eastAsia="ko-KR"/>
               </w:rPr>
             </w:pPr>
+            <w:r>
+              <w:rPr>
+                <w:rFonts w:ascii="맑은 고딕" w:eastAsia="맑은 고딕" w:hAnsi="맑은 고딕" w:hint="eastAsia"/>
+                <w:sz w:val="20"/>
+                <w:szCs w:val="20"/>
+                <w:lang w:eastAsia="ko-KR"/>
+              </w:rPr>
+              <w:t>대화방에 공유한 지도 검색 정보가 표시되고, 메시지 클릭 시, 네이버 지도 화면이 표시된다.</w:t>
+            </w:r>
           </w:p>
         </w:tc>
       </w:tr>
@@ -21751,6 +22743,7 @@
                 <w:color w:val="000000" w:themeColor="text1"/>
               </w:rPr>
             </w:pPr>
+            <w:proofErr w:type="spellStart"/>
             <w:r>
               <w:rPr>
                 <w:rFonts w:hint="eastAsia"/>
@@ -21760,6 +22753,7 @@
               </w:rPr>
               <w:t>서브시스템</w:t>
             </w:r>
+            <w:proofErr w:type="spellEnd"/>
             <w:r>
               <w:rPr>
                 <w:rFonts w:hint="eastAsia"/>
@@ -21941,6 +22935,7 @@
                 <w:color w:val="000000" w:themeColor="text1"/>
               </w:rPr>
             </w:pPr>
+            <w:proofErr w:type="spellStart"/>
             <w:r>
               <w:rPr>
                 <w:b/>
@@ -21949,6 +22944,7 @@
               </w:rPr>
               <w:t>설명</w:t>
             </w:r>
+            <w:proofErr w:type="spellEnd"/>
           </w:p>
         </w:tc>
         <w:tc>
@@ -21998,6 +22994,7 @@
                 <w:color w:val="000000" w:themeColor="text1"/>
               </w:rPr>
             </w:pPr>
+            <w:proofErr w:type="spellStart"/>
             <w:r>
               <w:rPr>
                 <w:b/>
@@ -22006,6 +23003,7 @@
               </w:rPr>
               <w:t>시험</w:t>
             </w:r>
+            <w:proofErr w:type="spellEnd"/>
             <w:r>
               <w:rPr>
                 <w:rFonts w:hint="eastAsia"/>
@@ -22117,6 +23115,7 @@
                 <w:color w:val="000000" w:themeColor="text1"/>
               </w:rPr>
             </w:pPr>
+            <w:proofErr w:type="spellStart"/>
             <w:r>
               <w:rPr>
                 <w:b/>
@@ -22124,6 +23123,7 @@
               </w:rPr>
               <w:t>시험</w:t>
             </w:r>
+            <w:proofErr w:type="spellEnd"/>
             <w:r>
               <w:rPr>
                 <w:b/>
@@ -22735,7 +23735,27 @@
                 <w:szCs w:val="20"/>
                 <w:lang w:eastAsia="ko-KR"/>
               </w:rPr>
-              <w:t xml:space="preserve">질문에 대한 답변을 응답받고 일일 할당량이 1회 차감되며, 답변이 대화방에 공유된다. </w:t>
+              <w:t xml:space="preserve">질문에 대한 답변을 </w:t>
+            </w:r>
+            <w:proofErr w:type="spellStart"/>
+            <w:r>
+              <w:rPr>
+                <w:rFonts w:ascii="맑은 고딕" w:eastAsia="맑은 고딕" w:hAnsi="맑은 고딕" w:hint="eastAsia"/>
+                <w:sz w:val="20"/>
+                <w:szCs w:val="20"/>
+                <w:lang w:eastAsia="ko-KR"/>
+              </w:rPr>
+              <w:t>응답받고</w:t>
+            </w:r>
+            <w:proofErr w:type="spellEnd"/>
+            <w:r>
+              <w:rPr>
+                <w:rFonts w:ascii="맑은 고딕" w:eastAsia="맑은 고딕" w:hAnsi="맑은 고딕" w:hint="eastAsia"/>
+                <w:sz w:val="20"/>
+                <w:szCs w:val="20"/>
+                <w:lang w:eastAsia="ko-KR"/>
+              </w:rPr>
+              <w:t xml:space="preserve"> 일일 할당량이 1회 차감되며, 답변이 대화방에 공유된다. </w:t>
             </w:r>
           </w:p>
         </w:tc>
@@ -22754,6 +23774,35 @@
                 <w:lang w:eastAsia="ko-KR"/>
               </w:rPr>
             </w:pPr>
+            <w:r>
+              <w:rPr>
+                <w:rFonts w:ascii="맑은 고딕" w:eastAsia="맑은 고딕" w:hAnsi="맑은 고딕" w:hint="eastAsia"/>
+                <w:sz w:val="20"/>
+                <w:szCs w:val="20"/>
+                <w:lang w:eastAsia="ko-KR"/>
+              </w:rPr>
+              <w:t xml:space="preserve">질문에 대한 답변을 </w:t>
+            </w:r>
+            <w:proofErr w:type="spellStart"/>
+            <w:r>
+              <w:rPr>
+                <w:rFonts w:ascii="맑은 고딕" w:eastAsia="맑은 고딕" w:hAnsi="맑은 고딕" w:hint="eastAsia"/>
+                <w:sz w:val="20"/>
+                <w:szCs w:val="20"/>
+                <w:lang w:eastAsia="ko-KR"/>
+              </w:rPr>
+              <w:t>응답받고</w:t>
+            </w:r>
+            <w:proofErr w:type="spellEnd"/>
+            <w:r>
+              <w:rPr>
+                <w:rFonts w:ascii="맑은 고딕" w:eastAsia="맑은 고딕" w:hAnsi="맑은 고딕" w:hint="eastAsia"/>
+                <w:sz w:val="20"/>
+                <w:szCs w:val="20"/>
+                <w:lang w:eastAsia="ko-KR"/>
+              </w:rPr>
+              <w:t xml:space="preserve"> 일일 할당량이 1회 차감되며, 답변이 대화방에 공유된다.</w:t>
+            </w:r>
           </w:p>
         </w:tc>
       </w:tr>
@@ -22884,7 +23933,36 @@
                 <w:szCs w:val="20"/>
                 <w:lang w:eastAsia="ko-KR"/>
               </w:rPr>
-              <w:t>질문에 대한 답변을 응답받고 일일 할당량이 1회 차감되며, 답변이 대화방에 공유된다.</w:t>
+              <w:t xml:space="preserve">질문에 대한 답변을 </w:t>
+            </w:r>
+            <w:proofErr w:type="spellStart"/>
+            <w:r>
+              <w:rPr>
+                <w:rFonts w:ascii="맑은 고딕" w:eastAsia="맑은 고딕" w:hAnsi="맑은 고딕" w:hint="eastAsia"/>
+                <w:sz w:val="20"/>
+                <w:szCs w:val="20"/>
+                <w:lang w:eastAsia="ko-KR"/>
+              </w:rPr>
+              <w:t>응답받고</w:t>
+            </w:r>
+            <w:proofErr w:type="spellEnd"/>
+            <w:r>
+              <w:rPr>
+                <w:rFonts w:ascii="맑은 고딕" w:eastAsia="맑은 고딕" w:hAnsi="맑은 고딕" w:hint="eastAsia"/>
+                <w:sz w:val="20"/>
+                <w:szCs w:val="20"/>
+                <w:lang w:eastAsia="ko-KR"/>
+              </w:rPr>
+              <w:t xml:space="preserve"> 일일 할당량이 1회 차감되며, 답변이 대화방에 공유된다.</w:t>
+            </w:r>
+            <w:r>
+              <w:rPr>
+                <w:rFonts w:ascii="맑은 고딕" w:eastAsia="맑은 고딕" w:hAnsi="맑은 고딕" w:hint="eastAsia"/>
+                <w:sz w:val="20"/>
+                <w:szCs w:val="20"/>
+                <w:lang w:eastAsia="ko-KR"/>
+              </w:rPr>
+              <w:t xml:space="preserve"> </w:t>
             </w:r>
           </w:p>
         </w:tc>
@@ -22903,6 +23981,44 @@
                 <w:lang w:eastAsia="ko-KR"/>
               </w:rPr>
             </w:pPr>
+            <w:r>
+              <w:rPr>
+                <w:rFonts w:ascii="맑은 고딕" w:eastAsia="맑은 고딕" w:hAnsi="맑은 고딕" w:hint="eastAsia"/>
+                <w:sz w:val="20"/>
+                <w:szCs w:val="20"/>
+                <w:lang w:eastAsia="ko-KR"/>
+              </w:rPr>
+              <w:t xml:space="preserve">질문에 대한 답변을 </w:t>
+            </w:r>
+            <w:proofErr w:type="spellStart"/>
+            <w:r>
+              <w:rPr>
+                <w:rFonts w:ascii="맑은 고딕" w:eastAsia="맑은 고딕" w:hAnsi="맑은 고딕" w:hint="eastAsia"/>
+                <w:sz w:val="20"/>
+                <w:szCs w:val="20"/>
+                <w:lang w:eastAsia="ko-KR"/>
+              </w:rPr>
+              <w:t>응답받고</w:t>
+            </w:r>
+            <w:proofErr w:type="spellEnd"/>
+            <w:r>
+              <w:rPr>
+                <w:rFonts w:ascii="맑은 고딕" w:eastAsia="맑은 고딕" w:hAnsi="맑은 고딕" w:hint="eastAsia"/>
+                <w:sz w:val="20"/>
+                <w:szCs w:val="20"/>
+                <w:lang w:eastAsia="ko-KR"/>
+              </w:rPr>
+              <w:t xml:space="preserve"> 일일 할당량이 1회 차감되며, 답변이 대화방에 공유된다.</w:t>
+            </w:r>
+            <w:r>
+              <w:rPr>
+                <w:rFonts w:ascii="맑은 고딕" w:eastAsia="맑은 고딕" w:hAnsi="맑은 고딕" w:hint="eastAsia"/>
+                <w:sz w:val="20"/>
+                <w:szCs w:val="20"/>
+                <w:lang w:eastAsia="ko-KR"/>
+              </w:rPr>
+              <w:t xml:space="preserve"> </w:t>
+            </w:r>
           </w:p>
         </w:tc>
       </w:tr>
@@ -24149,7 +25265,6 @@
   <w:style w:type="character" w:default="1" w:styleId="a0">
     <w:name w:val="Default Paragraph Font"/>
     <w:uiPriority w:val="1"/>
-    <w:semiHidden/>
     <w:unhideWhenUsed/>
   </w:style>
   <w:style w:type="table" w:default="1" w:styleId="a1">
